--- a/docs/sdlc/10_requirements/WS2D-GL-001_用語集.docx
+++ b/docs/sdlc/10_requirements/WS2D-GL-001_用語集.docx
@@ -76,13 +76,13 @@
         <w:tblLook w:firstColumn="1" w:firstRow="1" w:lastColumn="0" w:lastRow="0" w:noHBand="0" w:noVBand="1" w:val="04A0"/>
       </w:tblPr>
       <w:tblGrid>
-        <w:gridCol w:w="4320"/>
-        <w:gridCol w:w="4320"/>
+        <w:gridCol w:w="4961"/>
+        <w:gridCol w:w="4961"/>
       </w:tblGrid>
       <w:tr>
         <w:tc>
           <w:tcPr>
-            <w:tcW w:type="dxa" w:w="4320"/>
+            <w:tcW w:type="dxa" w:w="4961"/>
             <w:shd w:fill="D9E2F3"/>
           </w:tcPr>
           <w:p>
@@ -102,7 +102,7 @@
         </w:tc>
         <w:tc>
           <w:tcPr>
-            <w:tcW w:type="dxa" w:w="4320"/>
+            <w:tcW w:type="dxa" w:w="4961"/>
           </w:tcPr>
           <w:p>
             <w:r>
@@ -123,7 +123,7 @@
       <w:tr>
         <w:tc>
           <w:tcPr>
-            <w:tcW w:type="dxa" w:w="4320"/>
+            <w:tcW w:type="dxa" w:w="4961"/>
             <w:shd w:fill="D9E2F3"/>
           </w:tcPr>
           <w:p>
@@ -143,7 +143,7 @@
         </w:tc>
         <w:tc>
           <w:tcPr>
-            <w:tcW w:type="dxa" w:w="4320"/>
+            <w:tcW w:type="dxa" w:w="4961"/>
           </w:tcPr>
           <w:p>
             <w:r>
@@ -164,7 +164,7 @@
       <w:tr>
         <w:tc>
           <w:tcPr>
-            <w:tcW w:type="dxa" w:w="4320"/>
+            <w:tcW w:type="dxa" w:w="4961"/>
             <w:shd w:fill="D9E2F3"/>
           </w:tcPr>
           <w:p>
@@ -184,7 +184,7 @@
         </w:tc>
         <w:tc>
           <w:tcPr>
-            <w:tcW w:type="dxa" w:w="4320"/>
+            <w:tcW w:type="dxa" w:w="4961"/>
           </w:tcPr>
           <w:p>
             <w:r>
@@ -205,7 +205,7 @@
       <w:tr>
         <w:tc>
           <w:tcPr>
-            <w:tcW w:type="dxa" w:w="4320"/>
+            <w:tcW w:type="dxa" w:w="4961"/>
             <w:shd w:fill="D9E2F3"/>
           </w:tcPr>
           <w:p>
@@ -225,7 +225,7 @@
         </w:tc>
         <w:tc>
           <w:tcPr>
-            <w:tcW w:type="dxa" w:w="4320"/>
+            <w:tcW w:type="dxa" w:w="4961"/>
           </w:tcPr>
           <w:p>
             <w:r>
@@ -246,7 +246,7 @@
       <w:tr>
         <w:tc>
           <w:tcPr>
-            <w:tcW w:type="dxa" w:w="4320"/>
+            <w:tcW w:type="dxa" w:w="4961"/>
             <w:shd w:fill="D9E2F3"/>
           </w:tcPr>
           <w:p>
@@ -266,7 +266,7 @@
         </w:tc>
         <w:tc>
           <w:tcPr>
-            <w:tcW w:type="dxa" w:w="4320"/>
+            <w:tcW w:type="dxa" w:w="4961"/>
           </w:tcPr>
           <w:p>
             <w:r>
@@ -287,7 +287,7 @@
       <w:tr>
         <w:tc>
           <w:tcPr>
-            <w:tcW w:type="dxa" w:w="4320"/>
+            <w:tcW w:type="dxa" w:w="4961"/>
             <w:shd w:fill="D9E2F3"/>
           </w:tcPr>
           <w:p>
@@ -307,7 +307,7 @@
         </w:tc>
         <w:tc>
           <w:tcPr>
-            <w:tcW w:type="dxa" w:w="4320"/>
+            <w:tcW w:type="dxa" w:w="4961"/>
           </w:tcPr>
           <w:p>
             <w:r>
@@ -356,13 +356,13 @@
         <w:tblLook w:firstColumn="1" w:firstRow="1" w:lastColumn="0" w:lastRow="0" w:noHBand="0" w:noVBand="1" w:val="04A0"/>
       </w:tblPr>
       <w:tblGrid>
-        <w:gridCol w:w="4320"/>
-        <w:gridCol w:w="4320"/>
+        <w:gridCol w:w="4961"/>
+        <w:gridCol w:w="4961"/>
       </w:tblGrid>
       <w:tr>
         <w:tc>
           <w:tcPr>
-            <w:tcW w:type="dxa" w:w="4320"/>
+            <w:tcW w:type="dxa" w:w="4961"/>
             <w:shd w:fill="D9E2F3"/>
           </w:tcPr>
           <w:p>
@@ -382,7 +382,7 @@
         </w:tc>
         <w:tc>
           <w:tcPr>
-            <w:tcW w:type="dxa" w:w="4320"/>
+            <w:tcW w:type="dxa" w:w="4961"/>
           </w:tcPr>
           <w:p>
             <w:r>
@@ -403,7 +403,7 @@
       <w:tr>
         <w:tc>
           <w:tcPr>
-            <w:tcW w:type="dxa" w:w="4320"/>
+            <w:tcW w:type="dxa" w:w="4961"/>
             <w:shd w:fill="D9E2F3"/>
           </w:tcPr>
           <w:p>
@@ -423,7 +423,7 @@
         </w:tc>
         <w:tc>
           <w:tcPr>
-            <w:tcW w:type="dxa" w:w="4320"/>
+            <w:tcW w:type="dxa" w:w="4961"/>
           </w:tcPr>
           <w:p>
             <w:r>
@@ -444,7 +444,7 @@
       <w:tr>
         <w:tc>
           <w:tcPr>
-            <w:tcW w:type="dxa" w:w="4320"/>
+            <w:tcW w:type="dxa" w:w="4961"/>
             <w:shd w:fill="D9E2F3"/>
           </w:tcPr>
           <w:p>
@@ -464,7 +464,7 @@
         </w:tc>
         <w:tc>
           <w:tcPr>
-            <w:tcW w:type="dxa" w:w="4320"/>
+            <w:tcW w:type="dxa" w:w="4961"/>
           </w:tcPr>
           <w:p>
             <w:r>
@@ -485,7 +485,7 @@
       <w:tr>
         <w:tc>
           <w:tcPr>
-            <w:tcW w:type="dxa" w:w="4320"/>
+            <w:tcW w:type="dxa" w:w="4961"/>
             <w:shd w:fill="D9E2F3"/>
           </w:tcPr>
           <w:p>
@@ -505,7 +505,7 @@
         </w:tc>
         <w:tc>
           <w:tcPr>
-            <w:tcW w:type="dxa" w:w="4320"/>
+            <w:tcW w:type="dxa" w:w="4961"/>
           </w:tcPr>
           <w:p>
             <w:r>
@@ -526,7 +526,7 @@
       <w:tr>
         <w:tc>
           <w:tcPr>
-            <w:tcW w:type="dxa" w:w="4320"/>
+            <w:tcW w:type="dxa" w:w="4961"/>
             <w:shd w:fill="D9E2F3"/>
           </w:tcPr>
           <w:p>
@@ -546,7 +546,7 @@
         </w:tc>
         <w:tc>
           <w:tcPr>
-            <w:tcW w:type="dxa" w:w="4320"/>
+            <w:tcW w:type="dxa" w:w="4961"/>
           </w:tcPr>
           <w:p>
             <w:r>
@@ -567,7 +567,7 @@
       <w:tr>
         <w:tc>
           <w:tcPr>
-            <w:tcW w:type="dxa" w:w="4320"/>
+            <w:tcW w:type="dxa" w:w="4961"/>
             <w:shd w:fill="D9E2F3"/>
           </w:tcPr>
           <w:p>
@@ -587,7 +587,7 @@
         </w:tc>
         <w:tc>
           <w:tcPr>
-            <w:tcW w:type="dxa" w:w="4320"/>
+            <w:tcW w:type="dxa" w:w="4961"/>
           </w:tcPr>
           <w:p>
             <w:r>
@@ -632,15 +632,15 @@
         <w:tblLook w:firstColumn="1" w:firstRow="1" w:lastColumn="0" w:lastRow="0" w:noHBand="0" w:noVBand="1" w:val="04A0"/>
       </w:tblPr>
       <w:tblGrid>
-        <w:gridCol w:w="2160"/>
-        <w:gridCol w:w="2160"/>
-        <w:gridCol w:w="2160"/>
-        <w:gridCol w:w="2160"/>
+        <w:gridCol w:w="2480"/>
+        <w:gridCol w:w="2480"/>
+        <w:gridCol w:w="2480"/>
+        <w:gridCol w:w="2480"/>
       </w:tblGrid>
       <w:tr>
         <w:tc>
           <w:tcPr>
-            <w:tcW w:type="dxa" w:w="2160"/>
+            <w:tcW w:type="dxa" w:w="2480"/>
             <w:shd w:fill="D9E2F3"/>
           </w:tcPr>
           <w:p>
@@ -662,7 +662,7 @@
         </w:tc>
         <w:tc>
           <w:tcPr>
-            <w:tcW w:type="dxa" w:w="2160"/>
+            <w:tcW w:type="dxa" w:w="2480"/>
             <w:shd w:fill="D9E2F3"/>
           </w:tcPr>
           <w:p>
@@ -684,7 +684,7 @@
         </w:tc>
         <w:tc>
           <w:tcPr>
-            <w:tcW w:type="dxa" w:w="2160"/>
+            <w:tcW w:type="dxa" w:w="2480"/>
             <w:shd w:fill="D9E2F3"/>
           </w:tcPr>
           <w:p>
@@ -706,7 +706,7 @@
         </w:tc>
         <w:tc>
           <w:tcPr>
-            <w:tcW w:type="dxa" w:w="2160"/>
+            <w:tcW w:type="dxa" w:w="2480"/>
             <w:shd w:fill="D9E2F3"/>
           </w:tcPr>
           <w:p>
@@ -730,7 +730,7 @@
       <w:tr>
         <w:tc>
           <w:tcPr>
-            <w:tcW w:type="dxa" w:w="2160"/>
+            <w:tcW w:type="dxa" w:w="2480"/>
           </w:tcPr>
           <w:p>
             <w:r>
@@ -749,7 +749,7 @@
         </w:tc>
         <w:tc>
           <w:tcPr>
-            <w:tcW w:type="dxa" w:w="2160"/>
+            <w:tcW w:type="dxa" w:w="2480"/>
           </w:tcPr>
           <w:p>
             <w:r>
@@ -761,7 +761,7 @@
         </w:tc>
         <w:tc>
           <w:tcPr>
-            <w:tcW w:type="dxa" w:w="2160"/>
+            <w:tcW w:type="dxa" w:w="2480"/>
           </w:tcPr>
           <w:p>
             <w:r>
@@ -773,7 +773,7 @@
         </w:tc>
         <w:tc>
           <w:tcPr>
-            <w:tcW w:type="dxa" w:w="2160"/>
+            <w:tcW w:type="dxa" w:w="2480"/>
           </w:tcPr>
           <w:p>
             <w:r>
@@ -787,7 +787,7 @@
       <w:tr>
         <w:tc>
           <w:tcPr>
-            <w:tcW w:type="dxa" w:w="2160"/>
+            <w:tcW w:type="dxa" w:w="2480"/>
           </w:tcPr>
           <w:p>
             <w:r>
@@ -806,7 +806,7 @@
         </w:tc>
         <w:tc>
           <w:tcPr>
-            <w:tcW w:type="dxa" w:w="2160"/>
+            <w:tcW w:type="dxa" w:w="2480"/>
           </w:tcPr>
           <w:p>
             <w:r>
@@ -818,7 +818,7 @@
         </w:tc>
         <w:tc>
           <w:tcPr>
-            <w:tcW w:type="dxa" w:w="2160"/>
+            <w:tcW w:type="dxa" w:w="2480"/>
           </w:tcPr>
           <w:p>
             <w:r>
@@ -830,7 +830,7 @@
         </w:tc>
         <w:tc>
           <w:tcPr>
-            <w:tcW w:type="dxa" w:w="2160"/>
+            <w:tcW w:type="dxa" w:w="2480"/>
           </w:tcPr>
           <w:p>
             <w:r>
@@ -844,7 +844,7 @@
       <w:tr>
         <w:tc>
           <w:tcPr>
-            <w:tcW w:type="dxa" w:w="2160"/>
+            <w:tcW w:type="dxa" w:w="2480"/>
             <w:shd w:fill="D9E2F3"/>
           </w:tcPr>
           <w:p>
@@ -864,7 +864,7 @@
         </w:tc>
         <w:tc>
           <w:tcPr>
-            <w:tcW w:type="dxa" w:w="2160"/>
+            <w:tcW w:type="dxa" w:w="2480"/>
           </w:tcPr>
           <w:p>
             <w:r>
@@ -876,7 +876,7 @@
         </w:tc>
         <w:tc>
           <w:tcPr>
-            <w:tcW w:type="dxa" w:w="2160"/>
+            <w:tcW w:type="dxa" w:w="2480"/>
           </w:tcPr>
           <w:p>
             <w:r>
@@ -888,7 +888,7 @@
         </w:tc>
         <w:tc>
           <w:tcPr>
-            <w:tcW w:type="dxa" w:w="2160"/>
+            <w:tcW w:type="dxa" w:w="2480"/>
           </w:tcPr>
           <w:p>
             <w:r>
@@ -1325,20 +1325,20 @@
       <w:tblPr>
         <w:tblStyle w:val="TableGrid"/>
         <w:tblW w:type="auto" w:w="0"/>
-        <w:tblLayout w:type="autofit"/>
+        <w:tblLayout w:type="fixed"/>
         <w:tblLook w:firstColumn="1" w:firstRow="1" w:lastColumn="0" w:lastRow="0" w:noHBand="0" w:noVBand="1" w:val="04A0"/>
       </w:tblPr>
       <w:tblGrid>
-        <w:gridCol w:w="1728"/>
-        <w:gridCol w:w="1728"/>
-        <w:gridCol w:w="1728"/>
-        <w:gridCol w:w="1728"/>
-        <w:gridCol w:w="1728"/>
+        <w:gridCol w:w="1984"/>
+        <w:gridCol w:w="1984"/>
+        <w:gridCol w:w="1984"/>
+        <w:gridCol w:w="1984"/>
+        <w:gridCol w:w="1984"/>
       </w:tblGrid>
       <w:tr>
         <w:tc>
           <w:tcPr>
-            <w:tcW w:type="dxa" w:w="1728"/>
+            <w:tcW w:type="dxa" w:w="1984"/>
             <w:shd w:fill="D9E2F3"/>
           </w:tcPr>
           <w:p>
@@ -1360,7 +1360,7 @@
         </w:tc>
         <w:tc>
           <w:tcPr>
-            <w:tcW w:type="dxa" w:w="1728"/>
+            <w:tcW w:type="dxa" w:w="1984"/>
             <w:shd w:fill="D9E2F3"/>
           </w:tcPr>
           <w:p>
@@ -1382,7 +1382,7 @@
         </w:tc>
         <w:tc>
           <w:tcPr>
-            <w:tcW w:type="dxa" w:w="1728"/>
+            <w:tcW w:type="dxa" w:w="1984"/>
             <w:shd w:fill="D9E2F3"/>
           </w:tcPr>
           <w:p>
@@ -1404,7 +1404,7 @@
         </w:tc>
         <w:tc>
           <w:tcPr>
-            <w:tcW w:type="dxa" w:w="1728"/>
+            <w:tcW w:type="dxa" w:w="1984"/>
             <w:shd w:fill="D9E2F3"/>
           </w:tcPr>
           <w:p>
@@ -1426,7 +1426,7 @@
         </w:tc>
         <w:tc>
           <w:tcPr>
-            <w:tcW w:type="dxa" w:w="1728"/>
+            <w:tcW w:type="dxa" w:w="1984"/>
             <w:shd w:fill="D9E2F3"/>
           </w:tcPr>
           <w:p>
@@ -1450,7 +1450,7 @@
       <w:tr>
         <w:tc>
           <w:tcPr>
-            <w:tcW w:type="dxa" w:w="1728"/>
+            <w:tcW w:type="dxa" w:w="1984"/>
           </w:tcPr>
           <w:p>
             <w:r>
@@ -1470,7 +1470,7 @@
         </w:tc>
         <w:tc>
           <w:tcPr>
-            <w:tcW w:type="dxa" w:w="1728"/>
+            <w:tcW w:type="dxa" w:w="1984"/>
           </w:tcPr>
           <w:p>
             <w:r>
@@ -1496,7 +1496,7 @@
         </w:tc>
         <w:tc>
           <w:tcPr>
-            <w:tcW w:type="dxa" w:w="1728"/>
+            <w:tcW w:type="dxa" w:w="1984"/>
           </w:tcPr>
           <w:p>
             <w:r>
@@ -1523,7 +1523,7 @@
         </w:tc>
         <w:tc>
           <w:tcPr>
-            <w:tcW w:type="dxa" w:w="1728"/>
+            <w:tcW w:type="dxa" w:w="1984"/>
           </w:tcPr>
           <w:p>
             <w:r>
@@ -1556,7 +1556,7 @@
         </w:tc>
         <w:tc>
           <w:tcPr>
-            <w:tcW w:type="dxa" w:w="1728"/>
+            <w:tcW w:type="dxa" w:w="1984"/>
           </w:tcPr>
           <w:p>
             <w:r>
@@ -1577,7 +1577,7 @@
       <w:tr>
         <w:tc>
           <w:tcPr>
-            <w:tcW w:type="dxa" w:w="1728"/>
+            <w:tcW w:type="dxa" w:w="1984"/>
           </w:tcPr>
           <w:p>
             <w:r>
@@ -1597,7 +1597,7 @@
         </w:tc>
         <w:tc>
           <w:tcPr>
-            <w:tcW w:type="dxa" w:w="1728"/>
+            <w:tcW w:type="dxa" w:w="1984"/>
           </w:tcPr>
           <w:p>
             <w:r>
@@ -1623,7 +1623,7 @@
         </w:tc>
         <w:tc>
           <w:tcPr>
-            <w:tcW w:type="dxa" w:w="1728"/>
+            <w:tcW w:type="dxa" w:w="1984"/>
           </w:tcPr>
           <w:p>
             <w:r>
@@ -1642,7 +1642,7 @@
         </w:tc>
         <w:tc>
           <w:tcPr>
-            <w:tcW w:type="dxa" w:w="1728"/>
+            <w:tcW w:type="dxa" w:w="1984"/>
           </w:tcPr>
           <w:p>
             <w:r>
@@ -1675,7 +1675,7 @@
         </w:tc>
         <w:tc>
           <w:tcPr>
-            <w:tcW w:type="dxa" w:w="1728"/>
+            <w:tcW w:type="dxa" w:w="1984"/>
           </w:tcPr>
           <w:p>
             <w:r>
@@ -1696,7 +1696,7 @@
       <w:tr>
         <w:tc>
           <w:tcPr>
-            <w:tcW w:type="dxa" w:w="1728"/>
+            <w:tcW w:type="dxa" w:w="1984"/>
           </w:tcPr>
           <w:p>
             <w:r>
@@ -1715,7 +1715,7 @@
         </w:tc>
         <w:tc>
           <w:tcPr>
-            <w:tcW w:type="dxa" w:w="1728"/>
+            <w:tcW w:type="dxa" w:w="1984"/>
           </w:tcPr>
           <w:p>
             <w:r>
@@ -1734,7 +1734,7 @@
         </w:tc>
         <w:tc>
           <w:tcPr>
-            <w:tcW w:type="dxa" w:w="1728"/>
+            <w:tcW w:type="dxa" w:w="1984"/>
           </w:tcPr>
           <w:p>
             <w:r>
@@ -1753,7 +1753,7 @@
         </w:tc>
         <w:tc>
           <w:tcPr>
-            <w:tcW w:type="dxa" w:w="1728"/>
+            <w:tcW w:type="dxa" w:w="1984"/>
           </w:tcPr>
           <w:p>
             <w:r>
@@ -1772,7 +1772,7 @@
         </w:tc>
         <w:tc>
           <w:tcPr>
-            <w:tcW w:type="dxa" w:w="1728"/>
+            <w:tcW w:type="dxa" w:w="1984"/>
           </w:tcPr>
           <w:p>
             <w:r>
@@ -1793,7 +1793,7 @@
       <w:tr>
         <w:tc>
           <w:tcPr>
-            <w:tcW w:type="dxa" w:w="1728"/>
+            <w:tcW w:type="dxa" w:w="1984"/>
           </w:tcPr>
           <w:p>
             <w:r>
@@ -1812,7 +1812,7 @@
         </w:tc>
         <w:tc>
           <w:tcPr>
-            <w:tcW w:type="dxa" w:w="1728"/>
+            <w:tcW w:type="dxa" w:w="1984"/>
           </w:tcPr>
           <w:p>
             <w:r>
@@ -1831,7 +1831,7 @@
         </w:tc>
         <w:tc>
           <w:tcPr>
-            <w:tcW w:type="dxa" w:w="1728"/>
+            <w:tcW w:type="dxa" w:w="1984"/>
           </w:tcPr>
           <w:p>
             <w:r>
@@ -1850,7 +1850,7 @@
         </w:tc>
         <w:tc>
           <w:tcPr>
-            <w:tcW w:type="dxa" w:w="1728"/>
+            <w:tcW w:type="dxa" w:w="1984"/>
           </w:tcPr>
           <w:p>
             <w:r>
@@ -1869,7 +1869,7 @@
         </w:tc>
         <w:tc>
           <w:tcPr>
-            <w:tcW w:type="dxa" w:w="1728"/>
+            <w:tcW w:type="dxa" w:w="1984"/>
           </w:tcPr>
           <w:p>
             <w:r>
@@ -1890,7 +1890,7 @@
       <w:tr>
         <w:tc>
           <w:tcPr>
-            <w:tcW w:type="dxa" w:w="1728"/>
+            <w:tcW w:type="dxa" w:w="1984"/>
           </w:tcPr>
           <w:p>
             <w:r>
@@ -1909,7 +1909,7 @@
         </w:tc>
         <w:tc>
           <w:tcPr>
-            <w:tcW w:type="dxa" w:w="1728"/>
+            <w:tcW w:type="dxa" w:w="1984"/>
           </w:tcPr>
           <w:p>
             <w:r>
@@ -1935,7 +1935,7 @@
         </w:tc>
         <w:tc>
           <w:tcPr>
-            <w:tcW w:type="dxa" w:w="1728"/>
+            <w:tcW w:type="dxa" w:w="1984"/>
           </w:tcPr>
           <w:p>
             <w:r>
@@ -1954,7 +1954,7 @@
         </w:tc>
         <w:tc>
           <w:tcPr>
-            <w:tcW w:type="dxa" w:w="1728"/>
+            <w:tcW w:type="dxa" w:w="1984"/>
           </w:tcPr>
           <w:p>
             <w:r>
@@ -1987,7 +1987,7 @@
         </w:tc>
         <w:tc>
           <w:tcPr>
-            <w:tcW w:type="dxa" w:w="1728"/>
+            <w:tcW w:type="dxa" w:w="1984"/>
           </w:tcPr>
           <w:p>
             <w:r>
@@ -2008,7 +2008,7 @@
       <w:tr>
         <w:tc>
           <w:tcPr>
-            <w:tcW w:type="dxa" w:w="1728"/>
+            <w:tcW w:type="dxa" w:w="1984"/>
           </w:tcPr>
           <w:p>
             <w:r>
@@ -2027,7 +2027,7 @@
         </w:tc>
         <w:tc>
           <w:tcPr>
-            <w:tcW w:type="dxa" w:w="1728"/>
+            <w:tcW w:type="dxa" w:w="1984"/>
           </w:tcPr>
           <w:p>
             <w:r>
@@ -2060,7 +2060,7 @@
         </w:tc>
         <w:tc>
           <w:tcPr>
-            <w:tcW w:type="dxa" w:w="1728"/>
+            <w:tcW w:type="dxa" w:w="1984"/>
           </w:tcPr>
           <w:p>
             <w:r>
@@ -2079,7 +2079,7 @@
         </w:tc>
         <w:tc>
           <w:tcPr>
-            <w:tcW w:type="dxa" w:w="1728"/>
+            <w:tcW w:type="dxa" w:w="1984"/>
           </w:tcPr>
           <w:p>
             <w:r>
@@ -2098,7 +2098,7 @@
         </w:tc>
         <w:tc>
           <w:tcPr>
-            <w:tcW w:type="dxa" w:w="1728"/>
+            <w:tcW w:type="dxa" w:w="1984"/>
           </w:tcPr>
           <w:p>
             <w:r>
@@ -2119,7 +2119,7 @@
       <w:tr>
         <w:tc>
           <w:tcPr>
-            <w:tcW w:type="dxa" w:w="1728"/>
+            <w:tcW w:type="dxa" w:w="1984"/>
           </w:tcPr>
           <w:p>
             <w:r>
@@ -2138,7 +2138,7 @@
         </w:tc>
         <w:tc>
           <w:tcPr>
-            <w:tcW w:type="dxa" w:w="1728"/>
+            <w:tcW w:type="dxa" w:w="1984"/>
           </w:tcPr>
           <w:p>
             <w:r>
@@ -2157,7 +2157,7 @@
         </w:tc>
         <w:tc>
           <w:tcPr>
-            <w:tcW w:type="dxa" w:w="1728"/>
+            <w:tcW w:type="dxa" w:w="1984"/>
           </w:tcPr>
           <w:p>
             <w:r>
@@ -2176,7 +2176,7 @@
         </w:tc>
         <w:tc>
           <w:tcPr>
-            <w:tcW w:type="dxa" w:w="1728"/>
+            <w:tcW w:type="dxa" w:w="1984"/>
           </w:tcPr>
           <w:p>
             <w:r>
@@ -2195,7 +2195,7 @@
         </w:tc>
         <w:tc>
           <w:tcPr>
-            <w:tcW w:type="dxa" w:w="1728"/>
+            <w:tcW w:type="dxa" w:w="1984"/>
           </w:tcPr>
           <w:p>
             <w:r>
@@ -2223,7 +2223,7 @@
       <w:tr>
         <w:tc>
           <w:tcPr>
-            <w:tcW w:type="dxa" w:w="1728"/>
+            <w:tcW w:type="dxa" w:w="1984"/>
           </w:tcPr>
           <w:p>
             <w:r>
@@ -2242,7 +2242,7 @@
         </w:tc>
         <w:tc>
           <w:tcPr>
-            <w:tcW w:type="dxa" w:w="1728"/>
+            <w:tcW w:type="dxa" w:w="1984"/>
           </w:tcPr>
           <w:p>
             <w:r>
@@ -2261,7 +2261,7 @@
         </w:tc>
         <w:tc>
           <w:tcPr>
-            <w:tcW w:type="dxa" w:w="1728"/>
+            <w:tcW w:type="dxa" w:w="1984"/>
           </w:tcPr>
           <w:p>
             <w:r>
@@ -2280,7 +2280,7 @@
         </w:tc>
         <w:tc>
           <w:tcPr>
-            <w:tcW w:type="dxa" w:w="1728"/>
+            <w:tcW w:type="dxa" w:w="1984"/>
           </w:tcPr>
           <w:p>
             <w:r>
@@ -2299,7 +2299,7 @@
         </w:tc>
         <w:tc>
           <w:tcPr>
-            <w:tcW w:type="dxa" w:w="1728"/>
+            <w:tcW w:type="dxa" w:w="1984"/>
           </w:tcPr>
           <w:p>
             <w:r>
@@ -2320,7 +2320,7 @@
       <w:tr>
         <w:tc>
           <w:tcPr>
-            <w:tcW w:type="dxa" w:w="1728"/>
+            <w:tcW w:type="dxa" w:w="1984"/>
           </w:tcPr>
           <w:p>
             <w:r>
@@ -2340,7 +2340,7 @@
         </w:tc>
         <w:tc>
           <w:tcPr>
-            <w:tcW w:type="dxa" w:w="1728"/>
+            <w:tcW w:type="dxa" w:w="1984"/>
           </w:tcPr>
           <w:p>
             <w:r>
@@ -2366,7 +2366,7 @@
         </w:tc>
         <w:tc>
           <w:tcPr>
-            <w:tcW w:type="dxa" w:w="1728"/>
+            <w:tcW w:type="dxa" w:w="1984"/>
           </w:tcPr>
           <w:p>
             <w:r>
@@ -2385,7 +2385,7 @@
         </w:tc>
         <w:tc>
           <w:tcPr>
-            <w:tcW w:type="dxa" w:w="1728"/>
+            <w:tcW w:type="dxa" w:w="1984"/>
           </w:tcPr>
           <w:p>
             <w:r>
@@ -2418,7 +2418,7 @@
         </w:tc>
         <w:tc>
           <w:tcPr>
-            <w:tcW w:type="dxa" w:w="1728"/>
+            <w:tcW w:type="dxa" w:w="1984"/>
           </w:tcPr>
           <w:p>
             <w:r>
@@ -2453,7 +2453,7 @@
       <w:tr>
         <w:tc>
           <w:tcPr>
-            <w:tcW w:type="dxa" w:w="1728"/>
+            <w:tcW w:type="dxa" w:w="1984"/>
           </w:tcPr>
           <w:p>
             <w:r>
@@ -2472,7 +2472,7 @@
         </w:tc>
         <w:tc>
           <w:tcPr>
-            <w:tcW w:type="dxa" w:w="1728"/>
+            <w:tcW w:type="dxa" w:w="1984"/>
           </w:tcPr>
           <w:p>
             <w:r>
@@ -2491,7 +2491,7 @@
         </w:tc>
         <w:tc>
           <w:tcPr>
-            <w:tcW w:type="dxa" w:w="1728"/>
+            <w:tcW w:type="dxa" w:w="1984"/>
           </w:tcPr>
           <w:p>
             <w:r>
@@ -2510,7 +2510,7 @@
         </w:tc>
         <w:tc>
           <w:tcPr>
-            <w:tcW w:type="dxa" w:w="1728"/>
+            <w:tcW w:type="dxa" w:w="1984"/>
           </w:tcPr>
           <w:p>
             <w:r>
@@ -2564,7 +2564,7 @@
         </w:tc>
         <w:tc>
           <w:tcPr>
-            <w:tcW w:type="dxa" w:w="1728"/>
+            <w:tcW w:type="dxa" w:w="1984"/>
           </w:tcPr>
           <w:p>
             <w:r>
@@ -2585,7 +2585,7 @@
       <w:tr>
         <w:tc>
           <w:tcPr>
-            <w:tcW w:type="dxa" w:w="1728"/>
+            <w:tcW w:type="dxa" w:w="1984"/>
           </w:tcPr>
           <w:p>
             <w:r>
@@ -2604,7 +2604,7 @@
         </w:tc>
         <w:tc>
           <w:tcPr>
-            <w:tcW w:type="dxa" w:w="1728"/>
+            <w:tcW w:type="dxa" w:w="1984"/>
           </w:tcPr>
           <w:p>
             <w:r>
@@ -2623,7 +2623,7 @@
         </w:tc>
         <w:tc>
           <w:tcPr>
-            <w:tcW w:type="dxa" w:w="1728"/>
+            <w:tcW w:type="dxa" w:w="1984"/>
           </w:tcPr>
           <w:p>
             <w:r>
@@ -2642,7 +2642,7 @@
         </w:tc>
         <w:tc>
           <w:tcPr>
-            <w:tcW w:type="dxa" w:w="1728"/>
+            <w:tcW w:type="dxa" w:w="1984"/>
           </w:tcPr>
           <w:p>
             <w:r>
@@ -2661,7 +2661,7 @@
         </w:tc>
         <w:tc>
           <w:tcPr>
-            <w:tcW w:type="dxa" w:w="1728"/>
+            <w:tcW w:type="dxa" w:w="1984"/>
           </w:tcPr>
           <w:p>
             <w:r>
@@ -2682,7 +2682,7 @@
       <w:tr>
         <w:tc>
           <w:tcPr>
-            <w:tcW w:type="dxa" w:w="1728"/>
+            <w:tcW w:type="dxa" w:w="1984"/>
           </w:tcPr>
           <w:p>
             <w:r>
@@ -2701,7 +2701,7 @@
         </w:tc>
         <w:tc>
           <w:tcPr>
-            <w:tcW w:type="dxa" w:w="1728"/>
+            <w:tcW w:type="dxa" w:w="1984"/>
           </w:tcPr>
           <w:p>
             <w:r>
@@ -2720,7 +2720,7 @@
         </w:tc>
         <w:tc>
           <w:tcPr>
-            <w:tcW w:type="dxa" w:w="1728"/>
+            <w:tcW w:type="dxa" w:w="1984"/>
           </w:tcPr>
           <w:p>
             <w:r>
@@ -2739,7 +2739,7 @@
         </w:tc>
         <w:tc>
           <w:tcPr>
-            <w:tcW w:type="dxa" w:w="1728"/>
+            <w:tcW w:type="dxa" w:w="1984"/>
           </w:tcPr>
           <w:p>
             <w:r>
@@ -2772,7 +2772,7 @@
         </w:tc>
         <w:tc>
           <w:tcPr>
-            <w:tcW w:type="dxa" w:w="1728"/>
+            <w:tcW w:type="dxa" w:w="1984"/>
           </w:tcPr>
           <w:p>
             <w:r>
@@ -2793,7 +2793,7 @@
       <w:tr>
         <w:tc>
           <w:tcPr>
-            <w:tcW w:type="dxa" w:w="1728"/>
+            <w:tcW w:type="dxa" w:w="1984"/>
           </w:tcPr>
           <w:p>
             <w:r>
@@ -2812,7 +2812,7 @@
         </w:tc>
         <w:tc>
           <w:tcPr>
-            <w:tcW w:type="dxa" w:w="1728"/>
+            <w:tcW w:type="dxa" w:w="1984"/>
           </w:tcPr>
           <w:p>
             <w:r>
@@ -2831,7 +2831,7 @@
         </w:tc>
         <w:tc>
           <w:tcPr>
-            <w:tcW w:type="dxa" w:w="1728"/>
+            <w:tcW w:type="dxa" w:w="1984"/>
           </w:tcPr>
           <w:p>
             <w:r>
@@ -2850,7 +2850,7 @@
         </w:tc>
         <w:tc>
           <w:tcPr>
-            <w:tcW w:type="dxa" w:w="1728"/>
+            <w:tcW w:type="dxa" w:w="1984"/>
           </w:tcPr>
           <w:p>
             <w:r>
@@ -2883,7 +2883,7 @@
         </w:tc>
         <w:tc>
           <w:tcPr>
-            <w:tcW w:type="dxa" w:w="1728"/>
+            <w:tcW w:type="dxa" w:w="1984"/>
           </w:tcPr>
           <w:p>
             <w:r>
@@ -2904,7 +2904,7 @@
       <w:tr>
         <w:tc>
           <w:tcPr>
-            <w:tcW w:type="dxa" w:w="1728"/>
+            <w:tcW w:type="dxa" w:w="1984"/>
           </w:tcPr>
           <w:p>
             <w:r>
@@ -2923,7 +2923,7 @@
         </w:tc>
         <w:tc>
           <w:tcPr>
-            <w:tcW w:type="dxa" w:w="1728"/>
+            <w:tcW w:type="dxa" w:w="1984"/>
           </w:tcPr>
           <w:p>
             <w:r>
@@ -2942,7 +2942,7 @@
         </w:tc>
         <w:tc>
           <w:tcPr>
-            <w:tcW w:type="dxa" w:w="1728"/>
+            <w:tcW w:type="dxa" w:w="1984"/>
           </w:tcPr>
           <w:p>
             <w:r>
@@ -2961,7 +2961,7 @@
         </w:tc>
         <w:tc>
           <w:tcPr>
-            <w:tcW w:type="dxa" w:w="1728"/>
+            <w:tcW w:type="dxa" w:w="1984"/>
           </w:tcPr>
           <w:p>
             <w:r>
@@ -2980,7 +2980,7 @@
         </w:tc>
         <w:tc>
           <w:tcPr>
-            <w:tcW w:type="dxa" w:w="1728"/>
+            <w:tcW w:type="dxa" w:w="1984"/>
           </w:tcPr>
           <w:p>
             <w:r>
@@ -3015,7 +3015,7 @@
       <w:tr>
         <w:tc>
           <w:tcPr>
-            <w:tcW w:type="dxa" w:w="1728"/>
+            <w:tcW w:type="dxa" w:w="1984"/>
           </w:tcPr>
           <w:p>
             <w:r>
@@ -3034,7 +3034,7 @@
         </w:tc>
         <w:tc>
           <w:tcPr>
-            <w:tcW w:type="dxa" w:w="1728"/>
+            <w:tcW w:type="dxa" w:w="1984"/>
           </w:tcPr>
           <w:p>
             <w:r>
@@ -3053,7 +3053,7 @@
         </w:tc>
         <w:tc>
           <w:tcPr>
-            <w:tcW w:type="dxa" w:w="1728"/>
+            <w:tcW w:type="dxa" w:w="1984"/>
           </w:tcPr>
           <w:p>
             <w:r>
@@ -3072,7 +3072,7 @@
         </w:tc>
         <w:tc>
           <w:tcPr>
-            <w:tcW w:type="dxa" w:w="1728"/>
+            <w:tcW w:type="dxa" w:w="1984"/>
           </w:tcPr>
           <w:p>
             <w:r>
@@ -3105,7 +3105,7 @@
         </w:tc>
         <w:tc>
           <w:tcPr>
-            <w:tcW w:type="dxa" w:w="1728"/>
+            <w:tcW w:type="dxa" w:w="1984"/>
           </w:tcPr>
           <w:p>
             <w:r>
@@ -3126,7 +3126,7 @@
       <w:tr>
         <w:tc>
           <w:tcPr>
-            <w:tcW w:type="dxa" w:w="1728"/>
+            <w:tcW w:type="dxa" w:w="1984"/>
           </w:tcPr>
           <w:p>
             <w:r>
@@ -3145,7 +3145,7 @@
         </w:tc>
         <w:tc>
           <w:tcPr>
-            <w:tcW w:type="dxa" w:w="1728"/>
+            <w:tcW w:type="dxa" w:w="1984"/>
           </w:tcPr>
           <w:p>
             <w:r>
@@ -3164,7 +3164,7 @@
         </w:tc>
         <w:tc>
           <w:tcPr>
-            <w:tcW w:type="dxa" w:w="1728"/>
+            <w:tcW w:type="dxa" w:w="1984"/>
           </w:tcPr>
           <w:p>
             <w:r>
@@ -3183,7 +3183,7 @@
         </w:tc>
         <w:tc>
           <w:tcPr>
-            <w:tcW w:type="dxa" w:w="1728"/>
+            <w:tcW w:type="dxa" w:w="1984"/>
           </w:tcPr>
           <w:p>
             <w:r>
@@ -3223,7 +3223,7 @@
         </w:tc>
         <w:tc>
           <w:tcPr>
-            <w:tcW w:type="dxa" w:w="1728"/>
+            <w:tcW w:type="dxa" w:w="1984"/>
           </w:tcPr>
           <w:p>
             <w:r>
@@ -3244,7 +3244,7 @@
       <w:tr>
         <w:tc>
           <w:tcPr>
-            <w:tcW w:type="dxa" w:w="1728"/>
+            <w:tcW w:type="dxa" w:w="1984"/>
           </w:tcPr>
           <w:p>
             <w:r>
@@ -3263,7 +3263,7 @@
         </w:tc>
         <w:tc>
           <w:tcPr>
-            <w:tcW w:type="dxa" w:w="1728"/>
+            <w:tcW w:type="dxa" w:w="1984"/>
           </w:tcPr>
           <w:p>
             <w:r>
@@ -3282,7 +3282,7 @@
         </w:tc>
         <w:tc>
           <w:tcPr>
-            <w:tcW w:type="dxa" w:w="1728"/>
+            <w:tcW w:type="dxa" w:w="1984"/>
           </w:tcPr>
           <w:p>
             <w:r>
@@ -3301,7 +3301,7 @@
         </w:tc>
         <w:tc>
           <w:tcPr>
-            <w:tcW w:type="dxa" w:w="1728"/>
+            <w:tcW w:type="dxa" w:w="1984"/>
           </w:tcPr>
           <w:p>
             <w:r>
@@ -3334,7 +3334,7 @@
         </w:tc>
         <w:tc>
           <w:tcPr>
-            <w:tcW w:type="dxa" w:w="1728"/>
+            <w:tcW w:type="dxa" w:w="1984"/>
           </w:tcPr>
           <w:p>
             <w:r>
@@ -3355,7 +3355,7 @@
       <w:tr>
         <w:tc>
           <w:tcPr>
-            <w:tcW w:type="dxa" w:w="1728"/>
+            <w:tcW w:type="dxa" w:w="1984"/>
           </w:tcPr>
           <w:p>
             <w:r>
@@ -3374,7 +3374,7 @@
         </w:tc>
         <w:tc>
           <w:tcPr>
-            <w:tcW w:type="dxa" w:w="1728"/>
+            <w:tcW w:type="dxa" w:w="1984"/>
           </w:tcPr>
           <w:p>
             <w:r>
@@ -3393,7 +3393,7 @@
         </w:tc>
         <w:tc>
           <w:tcPr>
-            <w:tcW w:type="dxa" w:w="1728"/>
+            <w:tcW w:type="dxa" w:w="1984"/>
           </w:tcPr>
           <w:p>
             <w:r>
@@ -3412,7 +3412,7 @@
         </w:tc>
         <w:tc>
           <w:tcPr>
-            <w:tcW w:type="dxa" w:w="1728"/>
+            <w:tcW w:type="dxa" w:w="1984"/>
           </w:tcPr>
           <w:p>
             <w:r>
@@ -3452,7 +3452,7 @@
         </w:tc>
         <w:tc>
           <w:tcPr>
-            <w:tcW w:type="dxa" w:w="1728"/>
+            <w:tcW w:type="dxa" w:w="1984"/>
           </w:tcPr>
           <w:p>
             <w:r>
@@ -3508,20 +3508,20 @@
       <w:tblPr>
         <w:tblStyle w:val="TableGrid"/>
         <w:tblW w:type="auto" w:w="0"/>
-        <w:tblLayout w:type="autofit"/>
+        <w:tblLayout w:type="fixed"/>
         <w:tblLook w:firstColumn="1" w:firstRow="1" w:lastColumn="0" w:lastRow="0" w:noHBand="0" w:noVBand="1" w:val="04A0"/>
       </w:tblPr>
       <w:tblGrid>
-        <w:gridCol w:w="1728"/>
-        <w:gridCol w:w="1728"/>
-        <w:gridCol w:w="1728"/>
-        <w:gridCol w:w="1728"/>
-        <w:gridCol w:w="1728"/>
+        <w:gridCol w:w="1984"/>
+        <w:gridCol w:w="1984"/>
+        <w:gridCol w:w="1984"/>
+        <w:gridCol w:w="1984"/>
+        <w:gridCol w:w="1984"/>
       </w:tblGrid>
       <w:tr>
         <w:tc>
           <w:tcPr>
-            <w:tcW w:type="dxa" w:w="1728"/>
+            <w:tcW w:type="dxa" w:w="1984"/>
             <w:shd w:fill="D9E2F3"/>
           </w:tcPr>
           <w:p>
@@ -3543,7 +3543,7 @@
         </w:tc>
         <w:tc>
           <w:tcPr>
-            <w:tcW w:type="dxa" w:w="1728"/>
+            <w:tcW w:type="dxa" w:w="1984"/>
             <w:shd w:fill="D9E2F3"/>
           </w:tcPr>
           <w:p>
@@ -3565,7 +3565,7 @@
         </w:tc>
         <w:tc>
           <w:tcPr>
-            <w:tcW w:type="dxa" w:w="1728"/>
+            <w:tcW w:type="dxa" w:w="1984"/>
             <w:shd w:fill="D9E2F3"/>
           </w:tcPr>
           <w:p>
@@ -3587,7 +3587,7 @@
         </w:tc>
         <w:tc>
           <w:tcPr>
-            <w:tcW w:type="dxa" w:w="1728"/>
+            <w:tcW w:type="dxa" w:w="1984"/>
             <w:shd w:fill="D9E2F3"/>
           </w:tcPr>
           <w:p>
@@ -3609,7 +3609,7 @@
         </w:tc>
         <w:tc>
           <w:tcPr>
-            <w:tcW w:type="dxa" w:w="1728"/>
+            <w:tcW w:type="dxa" w:w="1984"/>
             <w:shd w:fill="D9E2F3"/>
           </w:tcPr>
           <w:p>
@@ -3633,7 +3633,7 @@
       <w:tr>
         <w:tc>
           <w:tcPr>
-            <w:tcW w:type="dxa" w:w="1728"/>
+            <w:tcW w:type="dxa" w:w="1984"/>
           </w:tcPr>
           <w:p>
             <w:r>
@@ -3652,7 +3652,7 @@
         </w:tc>
         <w:tc>
           <w:tcPr>
-            <w:tcW w:type="dxa" w:w="1728"/>
+            <w:tcW w:type="dxa" w:w="1984"/>
           </w:tcPr>
           <w:p>
             <w:r>
@@ -3671,7 +3671,7 @@
         </w:tc>
         <w:tc>
           <w:tcPr>
-            <w:tcW w:type="dxa" w:w="1728"/>
+            <w:tcW w:type="dxa" w:w="1984"/>
           </w:tcPr>
           <w:p>
             <w:r>
@@ -3690,7 +3690,7 @@
         </w:tc>
         <w:tc>
           <w:tcPr>
-            <w:tcW w:type="dxa" w:w="1728"/>
+            <w:tcW w:type="dxa" w:w="1984"/>
           </w:tcPr>
           <w:p>
             <w:r>
@@ -3709,7 +3709,7 @@
         </w:tc>
         <w:tc>
           <w:tcPr>
-            <w:tcW w:type="dxa" w:w="1728"/>
+            <w:tcW w:type="dxa" w:w="1984"/>
           </w:tcPr>
           <w:p>
             <w:r>
@@ -3730,7 +3730,7 @@
       <w:tr>
         <w:tc>
           <w:tcPr>
-            <w:tcW w:type="dxa" w:w="1728"/>
+            <w:tcW w:type="dxa" w:w="1984"/>
           </w:tcPr>
           <w:p>
             <w:r>
@@ -3749,7 +3749,7 @@
         </w:tc>
         <w:tc>
           <w:tcPr>
-            <w:tcW w:type="dxa" w:w="1728"/>
+            <w:tcW w:type="dxa" w:w="1984"/>
           </w:tcPr>
           <w:p>
             <w:r>
@@ -3768,7 +3768,7 @@
         </w:tc>
         <w:tc>
           <w:tcPr>
-            <w:tcW w:type="dxa" w:w="1728"/>
+            <w:tcW w:type="dxa" w:w="1984"/>
           </w:tcPr>
           <w:p>
             <w:r>
@@ -3787,7 +3787,7 @@
         </w:tc>
         <w:tc>
           <w:tcPr>
-            <w:tcW w:type="dxa" w:w="1728"/>
+            <w:tcW w:type="dxa" w:w="1984"/>
           </w:tcPr>
           <w:p>
             <w:r>
@@ -3820,7 +3820,7 @@
         </w:tc>
         <w:tc>
           <w:tcPr>
-            <w:tcW w:type="dxa" w:w="1728"/>
+            <w:tcW w:type="dxa" w:w="1984"/>
           </w:tcPr>
           <w:p>
             <w:r>
@@ -3841,7 +3841,7 @@
       <w:tr>
         <w:tc>
           <w:tcPr>
-            <w:tcW w:type="dxa" w:w="1728"/>
+            <w:tcW w:type="dxa" w:w="1984"/>
           </w:tcPr>
           <w:p>
             <w:r>
@@ -3860,7 +3860,7 @@
         </w:tc>
         <w:tc>
           <w:tcPr>
-            <w:tcW w:type="dxa" w:w="1728"/>
+            <w:tcW w:type="dxa" w:w="1984"/>
           </w:tcPr>
           <w:p>
             <w:r>
@@ -3879,7 +3879,7 @@
         </w:tc>
         <w:tc>
           <w:tcPr>
-            <w:tcW w:type="dxa" w:w="1728"/>
+            <w:tcW w:type="dxa" w:w="1984"/>
           </w:tcPr>
           <w:p>
             <w:r>
@@ -3898,7 +3898,7 @@
         </w:tc>
         <w:tc>
           <w:tcPr>
-            <w:tcW w:type="dxa" w:w="1728"/>
+            <w:tcW w:type="dxa" w:w="1984"/>
           </w:tcPr>
           <w:p>
             <w:r>
@@ -3917,7 +3917,7 @@
         </w:tc>
         <w:tc>
           <w:tcPr>
-            <w:tcW w:type="dxa" w:w="1728"/>
+            <w:tcW w:type="dxa" w:w="1984"/>
           </w:tcPr>
           <w:p>
             <w:r>
@@ -3952,7 +3952,7 @@
       <w:tr>
         <w:tc>
           <w:tcPr>
-            <w:tcW w:type="dxa" w:w="1728"/>
+            <w:tcW w:type="dxa" w:w="1984"/>
           </w:tcPr>
           <w:p>
             <w:r>
@@ -3971,7 +3971,7 @@
         </w:tc>
         <w:tc>
           <w:tcPr>
-            <w:tcW w:type="dxa" w:w="1728"/>
+            <w:tcW w:type="dxa" w:w="1984"/>
           </w:tcPr>
           <w:p>
             <w:r>
@@ -3990,7 +3990,7 @@
         </w:tc>
         <w:tc>
           <w:tcPr>
-            <w:tcW w:type="dxa" w:w="1728"/>
+            <w:tcW w:type="dxa" w:w="1984"/>
           </w:tcPr>
           <w:p>
             <w:r>
@@ -4009,7 +4009,7 @@
         </w:tc>
         <w:tc>
           <w:tcPr>
-            <w:tcW w:type="dxa" w:w="1728"/>
+            <w:tcW w:type="dxa" w:w="1984"/>
           </w:tcPr>
           <w:p>
             <w:r>
@@ -4028,7 +4028,7 @@
         </w:tc>
         <w:tc>
           <w:tcPr>
-            <w:tcW w:type="dxa" w:w="1728"/>
+            <w:tcW w:type="dxa" w:w="1984"/>
           </w:tcPr>
           <w:p>
             <w:r>
@@ -4049,7 +4049,7 @@
       <w:tr>
         <w:tc>
           <w:tcPr>
-            <w:tcW w:type="dxa" w:w="1728"/>
+            <w:tcW w:type="dxa" w:w="1984"/>
           </w:tcPr>
           <w:p>
             <w:r>
@@ -4068,7 +4068,7 @@
         </w:tc>
         <w:tc>
           <w:tcPr>
-            <w:tcW w:type="dxa" w:w="1728"/>
+            <w:tcW w:type="dxa" w:w="1984"/>
           </w:tcPr>
           <w:p>
             <w:r>
@@ -4087,7 +4087,7 @@
         </w:tc>
         <w:tc>
           <w:tcPr>
-            <w:tcW w:type="dxa" w:w="1728"/>
+            <w:tcW w:type="dxa" w:w="1984"/>
           </w:tcPr>
           <w:p>
             <w:r>
@@ -4106,7 +4106,7 @@
         </w:tc>
         <w:tc>
           <w:tcPr>
-            <w:tcW w:type="dxa" w:w="1728"/>
+            <w:tcW w:type="dxa" w:w="1984"/>
           </w:tcPr>
           <w:p>
             <w:r>
@@ -4139,7 +4139,7 @@
         </w:tc>
         <w:tc>
           <w:tcPr>
-            <w:tcW w:type="dxa" w:w="1728"/>
+            <w:tcW w:type="dxa" w:w="1984"/>
           </w:tcPr>
           <w:p>
             <w:r>
@@ -4160,7 +4160,7 @@
       <w:tr>
         <w:tc>
           <w:tcPr>
-            <w:tcW w:type="dxa" w:w="1728"/>
+            <w:tcW w:type="dxa" w:w="1984"/>
           </w:tcPr>
           <w:p>
             <w:r>
@@ -4179,7 +4179,7 @@
         </w:tc>
         <w:tc>
           <w:tcPr>
-            <w:tcW w:type="dxa" w:w="1728"/>
+            <w:tcW w:type="dxa" w:w="1984"/>
           </w:tcPr>
           <w:p>
             <w:r>
@@ -4205,7 +4205,7 @@
         </w:tc>
         <w:tc>
           <w:tcPr>
-            <w:tcW w:type="dxa" w:w="1728"/>
+            <w:tcW w:type="dxa" w:w="1984"/>
           </w:tcPr>
           <w:p>
             <w:r>
@@ -4224,7 +4224,7 @@
         </w:tc>
         <w:tc>
           <w:tcPr>
-            <w:tcW w:type="dxa" w:w="1728"/>
+            <w:tcW w:type="dxa" w:w="1984"/>
           </w:tcPr>
           <w:p>
             <w:r>
@@ -4243,7 +4243,7 @@
         </w:tc>
         <w:tc>
           <w:tcPr>
-            <w:tcW w:type="dxa" w:w="1728"/>
+            <w:tcW w:type="dxa" w:w="1984"/>
           </w:tcPr>
           <w:p>
             <w:r>
@@ -4264,7 +4264,7 @@
       <w:tr>
         <w:tc>
           <w:tcPr>
-            <w:tcW w:type="dxa" w:w="1728"/>
+            <w:tcW w:type="dxa" w:w="1984"/>
           </w:tcPr>
           <w:p>
             <w:r>
@@ -4283,7 +4283,7 @@
         </w:tc>
         <w:tc>
           <w:tcPr>
-            <w:tcW w:type="dxa" w:w="1728"/>
+            <w:tcW w:type="dxa" w:w="1984"/>
           </w:tcPr>
           <w:p>
             <w:r>
@@ -4302,7 +4302,7 @@
         </w:tc>
         <w:tc>
           <w:tcPr>
-            <w:tcW w:type="dxa" w:w="1728"/>
+            <w:tcW w:type="dxa" w:w="1984"/>
           </w:tcPr>
           <w:p>
             <w:r>
@@ -4321,7 +4321,7 @@
         </w:tc>
         <w:tc>
           <w:tcPr>
-            <w:tcW w:type="dxa" w:w="1728"/>
+            <w:tcW w:type="dxa" w:w="1984"/>
           </w:tcPr>
           <w:p>
             <w:r>
@@ -4340,7 +4340,7 @@
         </w:tc>
         <w:tc>
           <w:tcPr>
-            <w:tcW w:type="dxa" w:w="1728"/>
+            <w:tcW w:type="dxa" w:w="1984"/>
           </w:tcPr>
           <w:p>
             <w:r>
@@ -4375,7 +4375,7 @@
       <w:tr>
         <w:tc>
           <w:tcPr>
-            <w:tcW w:type="dxa" w:w="1728"/>
+            <w:tcW w:type="dxa" w:w="1984"/>
           </w:tcPr>
           <w:p>
             <w:r>
@@ -4394,7 +4394,7 @@
         </w:tc>
         <w:tc>
           <w:tcPr>
-            <w:tcW w:type="dxa" w:w="1728"/>
+            <w:tcW w:type="dxa" w:w="1984"/>
           </w:tcPr>
           <w:p>
             <w:r>
@@ -4413,7 +4413,7 @@
         </w:tc>
         <w:tc>
           <w:tcPr>
-            <w:tcW w:type="dxa" w:w="1728"/>
+            <w:tcW w:type="dxa" w:w="1984"/>
           </w:tcPr>
           <w:p>
             <w:r>
@@ -4432,7 +4432,7 @@
         </w:tc>
         <w:tc>
           <w:tcPr>
-            <w:tcW w:type="dxa" w:w="1728"/>
+            <w:tcW w:type="dxa" w:w="1984"/>
           </w:tcPr>
           <w:p>
             <w:r>
@@ -4451,7 +4451,7 @@
         </w:tc>
         <w:tc>
           <w:tcPr>
-            <w:tcW w:type="dxa" w:w="1728"/>
+            <w:tcW w:type="dxa" w:w="1984"/>
           </w:tcPr>
           <w:p>
             <w:r>
@@ -4472,7 +4472,7 @@
       <w:tr>
         <w:tc>
           <w:tcPr>
-            <w:tcW w:type="dxa" w:w="1728"/>
+            <w:tcW w:type="dxa" w:w="1984"/>
           </w:tcPr>
           <w:p>
             <w:r>
@@ -4491,7 +4491,7 @@
         </w:tc>
         <w:tc>
           <w:tcPr>
-            <w:tcW w:type="dxa" w:w="1728"/>
+            <w:tcW w:type="dxa" w:w="1984"/>
           </w:tcPr>
           <w:p>
             <w:r>
@@ -4510,7 +4510,7 @@
         </w:tc>
         <w:tc>
           <w:tcPr>
-            <w:tcW w:type="dxa" w:w="1728"/>
+            <w:tcW w:type="dxa" w:w="1984"/>
           </w:tcPr>
           <w:p>
             <w:r>
@@ -4529,7 +4529,7 @@
         </w:tc>
         <w:tc>
           <w:tcPr>
-            <w:tcW w:type="dxa" w:w="1728"/>
+            <w:tcW w:type="dxa" w:w="1984"/>
           </w:tcPr>
           <w:p>
             <w:r>
@@ -4548,7 +4548,7 @@
         </w:tc>
         <w:tc>
           <w:tcPr>
-            <w:tcW w:type="dxa" w:w="1728"/>
+            <w:tcW w:type="dxa" w:w="1984"/>
           </w:tcPr>
           <w:p>
             <w:r>
@@ -4569,7 +4569,7 @@
       <w:tr>
         <w:tc>
           <w:tcPr>
-            <w:tcW w:type="dxa" w:w="1728"/>
+            <w:tcW w:type="dxa" w:w="1984"/>
           </w:tcPr>
           <w:p>
             <w:r>
@@ -4588,7 +4588,7 @@
         </w:tc>
         <w:tc>
           <w:tcPr>
-            <w:tcW w:type="dxa" w:w="1728"/>
+            <w:tcW w:type="dxa" w:w="1984"/>
           </w:tcPr>
           <w:p>
             <w:r>
@@ -4607,7 +4607,7 @@
         </w:tc>
         <w:tc>
           <w:tcPr>
-            <w:tcW w:type="dxa" w:w="1728"/>
+            <w:tcW w:type="dxa" w:w="1984"/>
           </w:tcPr>
           <w:p>
             <w:r>
@@ -4626,7 +4626,7 @@
         </w:tc>
         <w:tc>
           <w:tcPr>
-            <w:tcW w:type="dxa" w:w="1728"/>
+            <w:tcW w:type="dxa" w:w="1984"/>
           </w:tcPr>
           <w:p>
             <w:r>
@@ -4645,7 +4645,7 @@
         </w:tc>
         <w:tc>
           <w:tcPr>
-            <w:tcW w:type="dxa" w:w="1728"/>
+            <w:tcW w:type="dxa" w:w="1984"/>
           </w:tcPr>
           <w:p>
             <w:r>
@@ -4666,7 +4666,7 @@
       <w:tr>
         <w:tc>
           <w:tcPr>
-            <w:tcW w:type="dxa" w:w="1728"/>
+            <w:tcW w:type="dxa" w:w="1984"/>
           </w:tcPr>
           <w:p>
             <w:r>
@@ -4685,7 +4685,7 @@
         </w:tc>
         <w:tc>
           <w:tcPr>
-            <w:tcW w:type="dxa" w:w="1728"/>
+            <w:tcW w:type="dxa" w:w="1984"/>
           </w:tcPr>
           <w:p>
             <w:r>
@@ -4704,7 +4704,7 @@
         </w:tc>
         <w:tc>
           <w:tcPr>
-            <w:tcW w:type="dxa" w:w="1728"/>
+            <w:tcW w:type="dxa" w:w="1984"/>
           </w:tcPr>
           <w:p>
             <w:r>
@@ -4723,7 +4723,7 @@
         </w:tc>
         <w:tc>
           <w:tcPr>
-            <w:tcW w:type="dxa" w:w="1728"/>
+            <w:tcW w:type="dxa" w:w="1984"/>
           </w:tcPr>
           <w:p>
             <w:r>
@@ -4742,7 +4742,7 @@
         </w:tc>
         <w:tc>
           <w:tcPr>
-            <w:tcW w:type="dxa" w:w="1728"/>
+            <w:tcW w:type="dxa" w:w="1984"/>
           </w:tcPr>
           <w:p>
             <w:r>
@@ -4763,7 +4763,7 @@
       <w:tr>
         <w:tc>
           <w:tcPr>
-            <w:tcW w:type="dxa" w:w="1728"/>
+            <w:tcW w:type="dxa" w:w="1984"/>
           </w:tcPr>
           <w:p>
             <w:r>
@@ -4782,7 +4782,7 @@
         </w:tc>
         <w:tc>
           <w:tcPr>
-            <w:tcW w:type="dxa" w:w="1728"/>
+            <w:tcW w:type="dxa" w:w="1984"/>
           </w:tcPr>
           <w:p>
             <w:r>
@@ -4801,7 +4801,7 @@
         </w:tc>
         <w:tc>
           <w:tcPr>
-            <w:tcW w:type="dxa" w:w="1728"/>
+            <w:tcW w:type="dxa" w:w="1984"/>
           </w:tcPr>
           <w:p>
             <w:r>
@@ -4820,7 +4820,7 @@
         </w:tc>
         <w:tc>
           <w:tcPr>
-            <w:tcW w:type="dxa" w:w="1728"/>
+            <w:tcW w:type="dxa" w:w="1984"/>
           </w:tcPr>
           <w:p>
             <w:r>
@@ -4839,7 +4839,7 @@
         </w:tc>
         <w:tc>
           <w:tcPr>
-            <w:tcW w:type="dxa" w:w="1728"/>
+            <w:tcW w:type="dxa" w:w="1984"/>
           </w:tcPr>
           <w:p>
             <w:r>
@@ -4860,7 +4860,7 @@
       <w:tr>
         <w:tc>
           <w:tcPr>
-            <w:tcW w:type="dxa" w:w="1728"/>
+            <w:tcW w:type="dxa" w:w="1984"/>
           </w:tcPr>
           <w:p>
             <w:r>
@@ -4879,7 +4879,7 @@
         </w:tc>
         <w:tc>
           <w:tcPr>
-            <w:tcW w:type="dxa" w:w="1728"/>
+            <w:tcW w:type="dxa" w:w="1984"/>
           </w:tcPr>
           <w:p>
             <w:r>
@@ -4898,7 +4898,7 @@
         </w:tc>
         <w:tc>
           <w:tcPr>
-            <w:tcW w:type="dxa" w:w="1728"/>
+            <w:tcW w:type="dxa" w:w="1984"/>
           </w:tcPr>
           <w:p>
             <w:r>
@@ -4917,7 +4917,7 @@
         </w:tc>
         <w:tc>
           <w:tcPr>
-            <w:tcW w:type="dxa" w:w="1728"/>
+            <w:tcW w:type="dxa" w:w="1984"/>
           </w:tcPr>
           <w:p>
             <w:r>
@@ -4936,7 +4936,7 @@
         </w:tc>
         <w:tc>
           <w:tcPr>
-            <w:tcW w:type="dxa" w:w="1728"/>
+            <w:tcW w:type="dxa" w:w="1984"/>
           </w:tcPr>
           <w:p>
             <w:r>
@@ -4957,7 +4957,7 @@
       <w:tr>
         <w:tc>
           <w:tcPr>
-            <w:tcW w:type="dxa" w:w="1728"/>
+            <w:tcW w:type="dxa" w:w="1984"/>
           </w:tcPr>
           <w:p>
             <w:r>
@@ -4976,7 +4976,7 @@
         </w:tc>
         <w:tc>
           <w:tcPr>
-            <w:tcW w:type="dxa" w:w="1728"/>
+            <w:tcW w:type="dxa" w:w="1984"/>
           </w:tcPr>
           <w:p>
             <w:r>
@@ -4995,7 +4995,7 @@
         </w:tc>
         <w:tc>
           <w:tcPr>
-            <w:tcW w:type="dxa" w:w="1728"/>
+            <w:tcW w:type="dxa" w:w="1984"/>
           </w:tcPr>
           <w:p>
             <w:r>
@@ -5014,7 +5014,7 @@
         </w:tc>
         <w:tc>
           <w:tcPr>
-            <w:tcW w:type="dxa" w:w="1728"/>
+            <w:tcW w:type="dxa" w:w="1984"/>
           </w:tcPr>
           <w:p>
             <w:r>
@@ -5033,7 +5033,7 @@
         </w:tc>
         <w:tc>
           <w:tcPr>
-            <w:tcW w:type="dxa" w:w="1728"/>
+            <w:tcW w:type="dxa" w:w="1984"/>
           </w:tcPr>
           <w:p>
             <w:r>
@@ -5054,7 +5054,7 @@
       <w:tr>
         <w:tc>
           <w:tcPr>
-            <w:tcW w:type="dxa" w:w="1728"/>
+            <w:tcW w:type="dxa" w:w="1984"/>
           </w:tcPr>
           <w:p>
             <w:r>
@@ -5073,7 +5073,7 @@
         </w:tc>
         <w:tc>
           <w:tcPr>
-            <w:tcW w:type="dxa" w:w="1728"/>
+            <w:tcW w:type="dxa" w:w="1984"/>
           </w:tcPr>
           <w:p>
             <w:r>
@@ -5092,7 +5092,7 @@
         </w:tc>
         <w:tc>
           <w:tcPr>
-            <w:tcW w:type="dxa" w:w="1728"/>
+            <w:tcW w:type="dxa" w:w="1984"/>
           </w:tcPr>
           <w:p>
             <w:r>
@@ -5111,7 +5111,7 @@
         </w:tc>
         <w:tc>
           <w:tcPr>
-            <w:tcW w:type="dxa" w:w="1728"/>
+            <w:tcW w:type="dxa" w:w="1984"/>
           </w:tcPr>
           <w:p>
             <w:r>
@@ -5130,7 +5130,7 @@
         </w:tc>
         <w:tc>
           <w:tcPr>
-            <w:tcW w:type="dxa" w:w="1728"/>
+            <w:tcW w:type="dxa" w:w="1984"/>
           </w:tcPr>
           <w:p>
             <w:r>
@@ -5151,7 +5151,7 @@
       <w:tr>
         <w:tc>
           <w:tcPr>
-            <w:tcW w:type="dxa" w:w="1728"/>
+            <w:tcW w:type="dxa" w:w="1984"/>
           </w:tcPr>
           <w:p>
             <w:r>
@@ -5170,7 +5170,7 @@
         </w:tc>
         <w:tc>
           <w:tcPr>
-            <w:tcW w:type="dxa" w:w="1728"/>
+            <w:tcW w:type="dxa" w:w="1984"/>
           </w:tcPr>
           <w:p>
             <w:r>
@@ -5189,7 +5189,7 @@
         </w:tc>
         <w:tc>
           <w:tcPr>
-            <w:tcW w:type="dxa" w:w="1728"/>
+            <w:tcW w:type="dxa" w:w="1984"/>
           </w:tcPr>
           <w:p>
             <w:r>
@@ -5208,7 +5208,7 @@
         </w:tc>
         <w:tc>
           <w:tcPr>
-            <w:tcW w:type="dxa" w:w="1728"/>
+            <w:tcW w:type="dxa" w:w="1984"/>
           </w:tcPr>
           <w:p>
             <w:r>
@@ -5241,7 +5241,7 @@
         </w:tc>
         <w:tc>
           <w:tcPr>
-            <w:tcW w:type="dxa" w:w="1728"/>
+            <w:tcW w:type="dxa" w:w="1984"/>
           </w:tcPr>
           <w:p>
             <w:r>
@@ -5297,20 +5297,20 @@
       <w:tblPr>
         <w:tblStyle w:val="TableGrid"/>
         <w:tblW w:type="auto" w:w="0"/>
-        <w:tblLayout w:type="autofit"/>
+        <w:tblLayout w:type="fixed"/>
         <w:tblLook w:firstColumn="1" w:firstRow="1" w:lastColumn="0" w:lastRow="0" w:noHBand="0" w:noVBand="1" w:val="04A0"/>
       </w:tblPr>
       <w:tblGrid>
-        <w:gridCol w:w="1728"/>
-        <w:gridCol w:w="1728"/>
-        <w:gridCol w:w="1728"/>
-        <w:gridCol w:w="1728"/>
-        <w:gridCol w:w="1728"/>
+        <w:gridCol w:w="1984"/>
+        <w:gridCol w:w="1984"/>
+        <w:gridCol w:w="1984"/>
+        <w:gridCol w:w="1984"/>
+        <w:gridCol w:w="1984"/>
       </w:tblGrid>
       <w:tr>
         <w:tc>
           <w:tcPr>
-            <w:tcW w:type="dxa" w:w="1728"/>
+            <w:tcW w:type="dxa" w:w="1984"/>
             <w:shd w:fill="D9E2F3"/>
           </w:tcPr>
           <w:p>
@@ -5332,7 +5332,7 @@
         </w:tc>
         <w:tc>
           <w:tcPr>
-            <w:tcW w:type="dxa" w:w="1728"/>
+            <w:tcW w:type="dxa" w:w="1984"/>
             <w:shd w:fill="D9E2F3"/>
           </w:tcPr>
           <w:p>
@@ -5354,7 +5354,7 @@
         </w:tc>
         <w:tc>
           <w:tcPr>
-            <w:tcW w:type="dxa" w:w="1728"/>
+            <w:tcW w:type="dxa" w:w="1984"/>
             <w:shd w:fill="D9E2F3"/>
           </w:tcPr>
           <w:p>
@@ -5376,7 +5376,7 @@
         </w:tc>
         <w:tc>
           <w:tcPr>
-            <w:tcW w:type="dxa" w:w="1728"/>
+            <w:tcW w:type="dxa" w:w="1984"/>
             <w:shd w:fill="D9E2F3"/>
           </w:tcPr>
           <w:p>
@@ -5398,7 +5398,7 @@
         </w:tc>
         <w:tc>
           <w:tcPr>
-            <w:tcW w:type="dxa" w:w="1728"/>
+            <w:tcW w:type="dxa" w:w="1984"/>
             <w:shd w:fill="D9E2F3"/>
           </w:tcPr>
           <w:p>
@@ -5422,7 +5422,7 @@
       <w:tr>
         <w:tc>
           <w:tcPr>
-            <w:tcW w:type="dxa" w:w="1728"/>
+            <w:tcW w:type="dxa" w:w="1984"/>
           </w:tcPr>
           <w:p>
             <w:r>
@@ -5441,7 +5441,7 @@
         </w:tc>
         <w:tc>
           <w:tcPr>
-            <w:tcW w:type="dxa" w:w="1728"/>
+            <w:tcW w:type="dxa" w:w="1984"/>
           </w:tcPr>
           <w:p>
             <w:r>
@@ -5460,7 +5460,7 @@
         </w:tc>
         <w:tc>
           <w:tcPr>
-            <w:tcW w:type="dxa" w:w="1728"/>
+            <w:tcW w:type="dxa" w:w="1984"/>
           </w:tcPr>
           <w:p>
             <w:r>
@@ -5479,7 +5479,7 @@
         </w:tc>
         <w:tc>
           <w:tcPr>
-            <w:tcW w:type="dxa" w:w="1728"/>
+            <w:tcW w:type="dxa" w:w="1984"/>
           </w:tcPr>
           <w:p>
             <w:r>
@@ -5512,7 +5512,7 @@
         </w:tc>
         <w:tc>
           <w:tcPr>
-            <w:tcW w:type="dxa" w:w="1728"/>
+            <w:tcW w:type="dxa" w:w="1984"/>
           </w:tcPr>
           <w:p>
             <w:r>
@@ -5533,7 +5533,7 @@
       <w:tr>
         <w:tc>
           <w:tcPr>
-            <w:tcW w:type="dxa" w:w="1728"/>
+            <w:tcW w:type="dxa" w:w="1984"/>
           </w:tcPr>
           <w:p>
             <w:r>
@@ -5552,7 +5552,7 @@
         </w:tc>
         <w:tc>
           <w:tcPr>
-            <w:tcW w:type="dxa" w:w="1728"/>
+            <w:tcW w:type="dxa" w:w="1984"/>
           </w:tcPr>
           <w:p>
             <w:r>
@@ -5571,7 +5571,7 @@
         </w:tc>
         <w:tc>
           <w:tcPr>
-            <w:tcW w:type="dxa" w:w="1728"/>
+            <w:tcW w:type="dxa" w:w="1984"/>
           </w:tcPr>
           <w:p>
             <w:r>
@@ -5590,7 +5590,7 @@
         </w:tc>
         <w:tc>
           <w:tcPr>
-            <w:tcW w:type="dxa" w:w="1728"/>
+            <w:tcW w:type="dxa" w:w="1984"/>
           </w:tcPr>
           <w:p>
             <w:r>
@@ -5609,7 +5609,7 @@
         </w:tc>
         <w:tc>
           <w:tcPr>
-            <w:tcW w:type="dxa" w:w="1728"/>
+            <w:tcW w:type="dxa" w:w="1984"/>
           </w:tcPr>
           <w:p>
             <w:r>
@@ -5658,7 +5658,7 @@
       <w:tr>
         <w:tc>
           <w:tcPr>
-            <w:tcW w:type="dxa" w:w="1728"/>
+            <w:tcW w:type="dxa" w:w="1984"/>
           </w:tcPr>
           <w:p>
             <w:r>
@@ -5677,7 +5677,7 @@
         </w:tc>
         <w:tc>
           <w:tcPr>
-            <w:tcW w:type="dxa" w:w="1728"/>
+            <w:tcW w:type="dxa" w:w="1984"/>
           </w:tcPr>
           <w:p>
             <w:r>
@@ -5696,7 +5696,7 @@
         </w:tc>
         <w:tc>
           <w:tcPr>
-            <w:tcW w:type="dxa" w:w="1728"/>
+            <w:tcW w:type="dxa" w:w="1984"/>
           </w:tcPr>
           <w:p>
             <w:r>
@@ -5715,7 +5715,7 @@
         </w:tc>
         <w:tc>
           <w:tcPr>
-            <w:tcW w:type="dxa" w:w="1728"/>
+            <w:tcW w:type="dxa" w:w="1984"/>
           </w:tcPr>
           <w:p>
             <w:r>
@@ -5734,7 +5734,7 @@
         </w:tc>
         <w:tc>
           <w:tcPr>
-            <w:tcW w:type="dxa" w:w="1728"/>
+            <w:tcW w:type="dxa" w:w="1984"/>
           </w:tcPr>
           <w:p>
             <w:r>
@@ -5762,7 +5762,7 @@
       <w:tr>
         <w:tc>
           <w:tcPr>
-            <w:tcW w:type="dxa" w:w="1728"/>
+            <w:tcW w:type="dxa" w:w="1984"/>
           </w:tcPr>
           <w:p>
             <w:r>
@@ -5781,7 +5781,7 @@
         </w:tc>
         <w:tc>
           <w:tcPr>
-            <w:tcW w:type="dxa" w:w="1728"/>
+            <w:tcW w:type="dxa" w:w="1984"/>
           </w:tcPr>
           <w:p>
             <w:r>
@@ -5800,7 +5800,7 @@
         </w:tc>
         <w:tc>
           <w:tcPr>
-            <w:tcW w:type="dxa" w:w="1728"/>
+            <w:tcW w:type="dxa" w:w="1984"/>
           </w:tcPr>
           <w:p>
             <w:r>
@@ -5819,7 +5819,7 @@
         </w:tc>
         <w:tc>
           <w:tcPr>
-            <w:tcW w:type="dxa" w:w="1728"/>
+            <w:tcW w:type="dxa" w:w="1984"/>
           </w:tcPr>
           <w:p>
             <w:r>
@@ -5838,7 +5838,7 @@
         </w:tc>
         <w:tc>
           <w:tcPr>
-            <w:tcW w:type="dxa" w:w="1728"/>
+            <w:tcW w:type="dxa" w:w="1984"/>
           </w:tcPr>
           <w:p>
             <w:r>
@@ -5859,7 +5859,7 @@
       <w:tr>
         <w:tc>
           <w:tcPr>
-            <w:tcW w:type="dxa" w:w="1728"/>
+            <w:tcW w:type="dxa" w:w="1984"/>
           </w:tcPr>
           <w:p>
             <w:r>
@@ -5878,7 +5878,7 @@
         </w:tc>
         <w:tc>
           <w:tcPr>
-            <w:tcW w:type="dxa" w:w="1728"/>
+            <w:tcW w:type="dxa" w:w="1984"/>
           </w:tcPr>
           <w:p>
             <w:r>
@@ -5897,7 +5897,7 @@
         </w:tc>
         <w:tc>
           <w:tcPr>
-            <w:tcW w:type="dxa" w:w="1728"/>
+            <w:tcW w:type="dxa" w:w="1984"/>
           </w:tcPr>
           <w:p>
             <w:r>
@@ -5916,7 +5916,7 @@
         </w:tc>
         <w:tc>
           <w:tcPr>
-            <w:tcW w:type="dxa" w:w="1728"/>
+            <w:tcW w:type="dxa" w:w="1984"/>
           </w:tcPr>
           <w:p>
             <w:r>
@@ -5949,7 +5949,7 @@
         </w:tc>
         <w:tc>
           <w:tcPr>
-            <w:tcW w:type="dxa" w:w="1728"/>
+            <w:tcW w:type="dxa" w:w="1984"/>
           </w:tcPr>
           <w:p>
             <w:r>
@@ -5970,7 +5970,7 @@
       <w:tr>
         <w:tc>
           <w:tcPr>
-            <w:tcW w:type="dxa" w:w="1728"/>
+            <w:tcW w:type="dxa" w:w="1984"/>
           </w:tcPr>
           <w:p>
             <w:r>
@@ -5989,7 +5989,7 @@
         </w:tc>
         <w:tc>
           <w:tcPr>
-            <w:tcW w:type="dxa" w:w="1728"/>
+            <w:tcW w:type="dxa" w:w="1984"/>
           </w:tcPr>
           <w:p>
             <w:r>
@@ -6008,7 +6008,7 @@
         </w:tc>
         <w:tc>
           <w:tcPr>
-            <w:tcW w:type="dxa" w:w="1728"/>
+            <w:tcW w:type="dxa" w:w="1984"/>
           </w:tcPr>
           <w:p>
             <w:r>
@@ -6027,7 +6027,7 @@
         </w:tc>
         <w:tc>
           <w:tcPr>
-            <w:tcW w:type="dxa" w:w="1728"/>
+            <w:tcW w:type="dxa" w:w="1984"/>
           </w:tcPr>
           <w:p>
             <w:r>
@@ -6046,7 +6046,7 @@
         </w:tc>
         <w:tc>
           <w:tcPr>
-            <w:tcW w:type="dxa" w:w="1728"/>
+            <w:tcW w:type="dxa" w:w="1984"/>
           </w:tcPr>
           <w:p>
             <w:r>
@@ -6067,7 +6067,7 @@
       <w:tr>
         <w:tc>
           <w:tcPr>
-            <w:tcW w:type="dxa" w:w="1728"/>
+            <w:tcW w:type="dxa" w:w="1984"/>
           </w:tcPr>
           <w:p>
             <w:r>
@@ -6086,7 +6086,7 @@
         </w:tc>
         <w:tc>
           <w:tcPr>
-            <w:tcW w:type="dxa" w:w="1728"/>
+            <w:tcW w:type="dxa" w:w="1984"/>
           </w:tcPr>
           <w:p>
             <w:r>
@@ -6105,7 +6105,7 @@
         </w:tc>
         <w:tc>
           <w:tcPr>
-            <w:tcW w:type="dxa" w:w="1728"/>
+            <w:tcW w:type="dxa" w:w="1984"/>
           </w:tcPr>
           <w:p>
             <w:r>
@@ -6124,7 +6124,7 @@
         </w:tc>
         <w:tc>
           <w:tcPr>
-            <w:tcW w:type="dxa" w:w="1728"/>
+            <w:tcW w:type="dxa" w:w="1984"/>
           </w:tcPr>
           <w:p>
             <w:r>
@@ -6143,7 +6143,7 @@
         </w:tc>
         <w:tc>
           <w:tcPr>
-            <w:tcW w:type="dxa" w:w="1728"/>
+            <w:tcW w:type="dxa" w:w="1984"/>
           </w:tcPr>
           <w:p>
             <w:r>
@@ -6164,7 +6164,7 @@
       <w:tr>
         <w:tc>
           <w:tcPr>
-            <w:tcW w:type="dxa" w:w="1728"/>
+            <w:tcW w:type="dxa" w:w="1984"/>
           </w:tcPr>
           <w:p>
             <w:r>
@@ -6183,7 +6183,7 @@
         </w:tc>
         <w:tc>
           <w:tcPr>
-            <w:tcW w:type="dxa" w:w="1728"/>
+            <w:tcW w:type="dxa" w:w="1984"/>
           </w:tcPr>
           <w:p>
             <w:r>
@@ -6202,7 +6202,7 @@
         </w:tc>
         <w:tc>
           <w:tcPr>
-            <w:tcW w:type="dxa" w:w="1728"/>
+            <w:tcW w:type="dxa" w:w="1984"/>
           </w:tcPr>
           <w:p>
             <w:r>
@@ -6221,7 +6221,7 @@
         </w:tc>
         <w:tc>
           <w:tcPr>
-            <w:tcW w:type="dxa" w:w="1728"/>
+            <w:tcW w:type="dxa" w:w="1984"/>
           </w:tcPr>
           <w:p>
             <w:r>
@@ -6240,7 +6240,7 @@
         </w:tc>
         <w:tc>
           <w:tcPr>
-            <w:tcW w:type="dxa" w:w="1728"/>
+            <w:tcW w:type="dxa" w:w="1984"/>
           </w:tcPr>
           <w:p>
             <w:r>
@@ -6261,7 +6261,7 @@
       <w:tr>
         <w:tc>
           <w:tcPr>
-            <w:tcW w:type="dxa" w:w="1728"/>
+            <w:tcW w:type="dxa" w:w="1984"/>
           </w:tcPr>
           <w:p>
             <w:r>
@@ -6280,7 +6280,7 @@
         </w:tc>
         <w:tc>
           <w:tcPr>
-            <w:tcW w:type="dxa" w:w="1728"/>
+            <w:tcW w:type="dxa" w:w="1984"/>
           </w:tcPr>
           <w:p>
             <w:r>
@@ -6299,7 +6299,7 @@
         </w:tc>
         <w:tc>
           <w:tcPr>
-            <w:tcW w:type="dxa" w:w="1728"/>
+            <w:tcW w:type="dxa" w:w="1984"/>
           </w:tcPr>
           <w:p>
             <w:r>
@@ -6318,7 +6318,7 @@
         </w:tc>
         <w:tc>
           <w:tcPr>
-            <w:tcW w:type="dxa" w:w="1728"/>
+            <w:tcW w:type="dxa" w:w="1984"/>
           </w:tcPr>
           <w:p>
             <w:r>
@@ -6337,7 +6337,7 @@
         </w:tc>
         <w:tc>
           <w:tcPr>
-            <w:tcW w:type="dxa" w:w="1728"/>
+            <w:tcW w:type="dxa" w:w="1984"/>
           </w:tcPr>
           <w:p>
             <w:r>
@@ -6358,7 +6358,7 @@
       <w:tr>
         <w:tc>
           <w:tcPr>
-            <w:tcW w:type="dxa" w:w="1728"/>
+            <w:tcW w:type="dxa" w:w="1984"/>
           </w:tcPr>
           <w:p>
             <w:r>
@@ -6377,7 +6377,7 @@
         </w:tc>
         <w:tc>
           <w:tcPr>
-            <w:tcW w:type="dxa" w:w="1728"/>
+            <w:tcW w:type="dxa" w:w="1984"/>
           </w:tcPr>
           <w:p>
             <w:r>
@@ -6396,7 +6396,7 @@
         </w:tc>
         <w:tc>
           <w:tcPr>
-            <w:tcW w:type="dxa" w:w="1728"/>
+            <w:tcW w:type="dxa" w:w="1984"/>
           </w:tcPr>
           <w:p>
             <w:r>
@@ -6415,7 +6415,7 @@
         </w:tc>
         <w:tc>
           <w:tcPr>
-            <w:tcW w:type="dxa" w:w="1728"/>
+            <w:tcW w:type="dxa" w:w="1984"/>
           </w:tcPr>
           <w:p>
             <w:r>
@@ -6434,7 +6434,7 @@
         </w:tc>
         <w:tc>
           <w:tcPr>
-            <w:tcW w:type="dxa" w:w="1728"/>
+            <w:tcW w:type="dxa" w:w="1984"/>
           </w:tcPr>
           <w:p>
             <w:r>
@@ -6455,7 +6455,7 @@
       <w:tr>
         <w:tc>
           <w:tcPr>
-            <w:tcW w:type="dxa" w:w="1728"/>
+            <w:tcW w:type="dxa" w:w="1984"/>
           </w:tcPr>
           <w:p>
             <w:r>
@@ -6474,7 +6474,7 @@
         </w:tc>
         <w:tc>
           <w:tcPr>
-            <w:tcW w:type="dxa" w:w="1728"/>
+            <w:tcW w:type="dxa" w:w="1984"/>
           </w:tcPr>
           <w:p>
             <w:r>
@@ -6493,7 +6493,7 @@
         </w:tc>
         <w:tc>
           <w:tcPr>
-            <w:tcW w:type="dxa" w:w="1728"/>
+            <w:tcW w:type="dxa" w:w="1984"/>
           </w:tcPr>
           <w:p>
             <w:r>
@@ -6512,7 +6512,7 @@
         </w:tc>
         <w:tc>
           <w:tcPr>
-            <w:tcW w:type="dxa" w:w="1728"/>
+            <w:tcW w:type="dxa" w:w="1984"/>
           </w:tcPr>
           <w:p>
             <w:r>
@@ -6531,7 +6531,7 @@
         </w:tc>
         <w:tc>
           <w:tcPr>
-            <w:tcW w:type="dxa" w:w="1728"/>
+            <w:tcW w:type="dxa" w:w="1984"/>
           </w:tcPr>
           <w:p>
             <w:r>
@@ -6552,7 +6552,7 @@
       <w:tr>
         <w:tc>
           <w:tcPr>
-            <w:tcW w:type="dxa" w:w="1728"/>
+            <w:tcW w:type="dxa" w:w="1984"/>
           </w:tcPr>
           <w:p>
             <w:r>
@@ -6571,7 +6571,7 @@
         </w:tc>
         <w:tc>
           <w:tcPr>
-            <w:tcW w:type="dxa" w:w="1728"/>
+            <w:tcW w:type="dxa" w:w="1984"/>
           </w:tcPr>
           <w:p>
             <w:r>
@@ -6590,7 +6590,7 @@
         </w:tc>
         <w:tc>
           <w:tcPr>
-            <w:tcW w:type="dxa" w:w="1728"/>
+            <w:tcW w:type="dxa" w:w="1984"/>
           </w:tcPr>
           <w:p>
             <w:r>
@@ -6609,7 +6609,7 @@
         </w:tc>
         <w:tc>
           <w:tcPr>
-            <w:tcW w:type="dxa" w:w="1728"/>
+            <w:tcW w:type="dxa" w:w="1984"/>
           </w:tcPr>
           <w:p>
             <w:r>
@@ -6628,7 +6628,7 @@
         </w:tc>
         <w:tc>
           <w:tcPr>
-            <w:tcW w:type="dxa" w:w="1728"/>
+            <w:tcW w:type="dxa" w:w="1984"/>
           </w:tcPr>
           <w:p>
             <w:r>
@@ -6649,7 +6649,7 @@
       <w:tr>
         <w:tc>
           <w:tcPr>
-            <w:tcW w:type="dxa" w:w="1728"/>
+            <w:tcW w:type="dxa" w:w="1984"/>
           </w:tcPr>
           <w:p>
             <w:r>
@@ -6668,7 +6668,7 @@
         </w:tc>
         <w:tc>
           <w:tcPr>
-            <w:tcW w:type="dxa" w:w="1728"/>
+            <w:tcW w:type="dxa" w:w="1984"/>
           </w:tcPr>
           <w:p>
             <w:r>
@@ -6687,7 +6687,7 @@
         </w:tc>
         <w:tc>
           <w:tcPr>
-            <w:tcW w:type="dxa" w:w="1728"/>
+            <w:tcW w:type="dxa" w:w="1984"/>
           </w:tcPr>
           <w:p>
             <w:r>
@@ -6706,7 +6706,7 @@
         </w:tc>
         <w:tc>
           <w:tcPr>
-            <w:tcW w:type="dxa" w:w="1728"/>
+            <w:tcW w:type="dxa" w:w="1984"/>
           </w:tcPr>
           <w:p>
             <w:r>
@@ -6739,7 +6739,7 @@
         </w:tc>
         <w:tc>
           <w:tcPr>
-            <w:tcW w:type="dxa" w:w="1728"/>
+            <w:tcW w:type="dxa" w:w="1984"/>
           </w:tcPr>
           <w:p>
             <w:r>
@@ -6760,7 +6760,7 @@
       <w:tr>
         <w:tc>
           <w:tcPr>
-            <w:tcW w:type="dxa" w:w="1728"/>
+            <w:tcW w:type="dxa" w:w="1984"/>
           </w:tcPr>
           <w:p>
             <w:r>
@@ -6779,7 +6779,7 @@
         </w:tc>
         <w:tc>
           <w:tcPr>
-            <w:tcW w:type="dxa" w:w="1728"/>
+            <w:tcW w:type="dxa" w:w="1984"/>
           </w:tcPr>
           <w:p>
             <w:r>
@@ -6798,7 +6798,7 @@
         </w:tc>
         <w:tc>
           <w:tcPr>
-            <w:tcW w:type="dxa" w:w="1728"/>
+            <w:tcW w:type="dxa" w:w="1984"/>
           </w:tcPr>
           <w:p>
             <w:r>
@@ -6817,7 +6817,7 @@
         </w:tc>
         <w:tc>
           <w:tcPr>
-            <w:tcW w:type="dxa" w:w="1728"/>
+            <w:tcW w:type="dxa" w:w="1984"/>
           </w:tcPr>
           <w:p>
             <w:r>
@@ -6850,7 +6850,7 @@
         </w:tc>
         <w:tc>
           <w:tcPr>
-            <w:tcW w:type="dxa" w:w="1728"/>
+            <w:tcW w:type="dxa" w:w="1984"/>
           </w:tcPr>
           <w:p>
             <w:r>
@@ -6906,20 +6906,20 @@
       <w:tblPr>
         <w:tblStyle w:val="TableGrid"/>
         <w:tblW w:type="auto" w:w="0"/>
-        <w:tblLayout w:type="autofit"/>
+        <w:tblLayout w:type="fixed"/>
         <w:tblLook w:firstColumn="1" w:firstRow="1" w:lastColumn="0" w:lastRow="0" w:noHBand="0" w:noVBand="1" w:val="04A0"/>
       </w:tblPr>
       <w:tblGrid>
-        <w:gridCol w:w="1728"/>
-        <w:gridCol w:w="1728"/>
-        <w:gridCol w:w="1728"/>
-        <w:gridCol w:w="1728"/>
-        <w:gridCol w:w="1728"/>
+        <w:gridCol w:w="1984"/>
+        <w:gridCol w:w="1984"/>
+        <w:gridCol w:w="1984"/>
+        <w:gridCol w:w="1984"/>
+        <w:gridCol w:w="1984"/>
       </w:tblGrid>
       <w:tr>
         <w:tc>
           <w:tcPr>
-            <w:tcW w:type="dxa" w:w="1728"/>
+            <w:tcW w:type="dxa" w:w="1984"/>
             <w:shd w:fill="D9E2F3"/>
           </w:tcPr>
           <w:p>
@@ -6941,7 +6941,7 @@
         </w:tc>
         <w:tc>
           <w:tcPr>
-            <w:tcW w:type="dxa" w:w="1728"/>
+            <w:tcW w:type="dxa" w:w="1984"/>
             <w:shd w:fill="D9E2F3"/>
           </w:tcPr>
           <w:p>
@@ -6963,7 +6963,7 @@
         </w:tc>
         <w:tc>
           <w:tcPr>
-            <w:tcW w:type="dxa" w:w="1728"/>
+            <w:tcW w:type="dxa" w:w="1984"/>
             <w:shd w:fill="D9E2F3"/>
           </w:tcPr>
           <w:p>
@@ -6985,7 +6985,7 @@
         </w:tc>
         <w:tc>
           <w:tcPr>
-            <w:tcW w:type="dxa" w:w="1728"/>
+            <w:tcW w:type="dxa" w:w="1984"/>
             <w:shd w:fill="D9E2F3"/>
           </w:tcPr>
           <w:p>
@@ -7007,7 +7007,7 @@
         </w:tc>
         <w:tc>
           <w:tcPr>
-            <w:tcW w:type="dxa" w:w="1728"/>
+            <w:tcW w:type="dxa" w:w="1984"/>
             <w:shd w:fill="D9E2F3"/>
           </w:tcPr>
           <w:p>
@@ -7031,7 +7031,7 @@
       <w:tr>
         <w:tc>
           <w:tcPr>
-            <w:tcW w:type="dxa" w:w="1728"/>
+            <w:tcW w:type="dxa" w:w="1984"/>
           </w:tcPr>
           <w:p>
             <w:r>
@@ -7051,7 +7051,7 @@
         </w:tc>
         <w:tc>
           <w:tcPr>
-            <w:tcW w:type="dxa" w:w="1728"/>
+            <w:tcW w:type="dxa" w:w="1984"/>
           </w:tcPr>
           <w:p>
             <w:r>
@@ -7070,7 +7070,7 @@
         </w:tc>
         <w:tc>
           <w:tcPr>
-            <w:tcW w:type="dxa" w:w="1728"/>
+            <w:tcW w:type="dxa" w:w="1984"/>
           </w:tcPr>
           <w:p>
             <w:r>
@@ -7089,7 +7089,7 @@
         </w:tc>
         <w:tc>
           <w:tcPr>
-            <w:tcW w:type="dxa" w:w="1728"/>
+            <w:tcW w:type="dxa" w:w="1984"/>
           </w:tcPr>
           <w:p>
             <w:r>
@@ -7122,7 +7122,7 @@
         </w:tc>
         <w:tc>
           <w:tcPr>
-            <w:tcW w:type="dxa" w:w="1728"/>
+            <w:tcW w:type="dxa" w:w="1984"/>
           </w:tcPr>
           <w:p>
             <w:r>
@@ -7143,7 +7143,7 @@
       <w:tr>
         <w:tc>
           <w:tcPr>
-            <w:tcW w:type="dxa" w:w="1728"/>
+            <w:tcW w:type="dxa" w:w="1984"/>
           </w:tcPr>
           <w:p>
             <w:r>
@@ -7163,7 +7163,7 @@
         </w:tc>
         <w:tc>
           <w:tcPr>
-            <w:tcW w:type="dxa" w:w="1728"/>
+            <w:tcW w:type="dxa" w:w="1984"/>
           </w:tcPr>
           <w:p>
             <w:r>
@@ -7182,7 +7182,7 @@
         </w:tc>
         <w:tc>
           <w:tcPr>
-            <w:tcW w:type="dxa" w:w="1728"/>
+            <w:tcW w:type="dxa" w:w="1984"/>
           </w:tcPr>
           <w:p>
             <w:r>
@@ -7201,7 +7201,7 @@
         </w:tc>
         <w:tc>
           <w:tcPr>
-            <w:tcW w:type="dxa" w:w="1728"/>
+            <w:tcW w:type="dxa" w:w="1984"/>
           </w:tcPr>
           <w:p>
             <w:r>
@@ -7234,7 +7234,7 @@
         </w:tc>
         <w:tc>
           <w:tcPr>
-            <w:tcW w:type="dxa" w:w="1728"/>
+            <w:tcW w:type="dxa" w:w="1984"/>
           </w:tcPr>
           <w:p>
             <w:r>
@@ -7255,7 +7255,7 @@
       <w:tr>
         <w:tc>
           <w:tcPr>
-            <w:tcW w:type="dxa" w:w="1728"/>
+            <w:tcW w:type="dxa" w:w="1984"/>
           </w:tcPr>
           <w:p>
             <w:r>
@@ -7275,7 +7275,7 @@
         </w:tc>
         <w:tc>
           <w:tcPr>
-            <w:tcW w:type="dxa" w:w="1728"/>
+            <w:tcW w:type="dxa" w:w="1984"/>
           </w:tcPr>
           <w:p>
             <w:r>
@@ -7301,7 +7301,7 @@
         </w:tc>
         <w:tc>
           <w:tcPr>
-            <w:tcW w:type="dxa" w:w="1728"/>
+            <w:tcW w:type="dxa" w:w="1984"/>
           </w:tcPr>
           <w:p>
             <w:r>
@@ -7320,7 +7320,7 @@
         </w:tc>
         <w:tc>
           <w:tcPr>
-            <w:tcW w:type="dxa" w:w="1728"/>
+            <w:tcW w:type="dxa" w:w="1984"/>
           </w:tcPr>
           <w:p>
             <w:r>
@@ -7339,7 +7339,7 @@
         </w:tc>
         <w:tc>
           <w:tcPr>
-            <w:tcW w:type="dxa" w:w="1728"/>
+            <w:tcW w:type="dxa" w:w="1984"/>
           </w:tcPr>
           <w:p>
             <w:r>
@@ -7360,7 +7360,7 @@
       <w:tr>
         <w:tc>
           <w:tcPr>
-            <w:tcW w:type="dxa" w:w="1728"/>
+            <w:tcW w:type="dxa" w:w="1984"/>
           </w:tcPr>
           <w:p>
             <w:r>
@@ -7380,7 +7380,7 @@
         </w:tc>
         <w:tc>
           <w:tcPr>
-            <w:tcW w:type="dxa" w:w="1728"/>
+            <w:tcW w:type="dxa" w:w="1984"/>
           </w:tcPr>
           <w:p>
             <w:r>
@@ -7406,7 +7406,7 @@
         </w:tc>
         <w:tc>
           <w:tcPr>
-            <w:tcW w:type="dxa" w:w="1728"/>
+            <w:tcW w:type="dxa" w:w="1984"/>
           </w:tcPr>
           <w:p>
             <w:r>
@@ -7439,7 +7439,7 @@
         </w:tc>
         <w:tc>
           <w:tcPr>
-            <w:tcW w:type="dxa" w:w="1728"/>
+            <w:tcW w:type="dxa" w:w="1984"/>
           </w:tcPr>
           <w:p>
             <w:r>
@@ -7458,7 +7458,7 @@
         </w:tc>
         <w:tc>
           <w:tcPr>
-            <w:tcW w:type="dxa" w:w="1728"/>
+            <w:tcW w:type="dxa" w:w="1984"/>
           </w:tcPr>
           <w:p>
             <w:r>
@@ -7479,7 +7479,7 @@
       <w:tr>
         <w:tc>
           <w:tcPr>
-            <w:tcW w:type="dxa" w:w="1728"/>
+            <w:tcW w:type="dxa" w:w="1984"/>
           </w:tcPr>
           <w:p>
             <w:r>
@@ -7499,7 +7499,7 @@
         </w:tc>
         <w:tc>
           <w:tcPr>
-            <w:tcW w:type="dxa" w:w="1728"/>
+            <w:tcW w:type="dxa" w:w="1984"/>
           </w:tcPr>
           <w:p>
             <w:r>
@@ -7518,7 +7518,7 @@
         </w:tc>
         <w:tc>
           <w:tcPr>
-            <w:tcW w:type="dxa" w:w="1728"/>
+            <w:tcW w:type="dxa" w:w="1984"/>
           </w:tcPr>
           <w:p>
             <w:r>
@@ -7537,7 +7537,7 @@
         </w:tc>
         <w:tc>
           <w:tcPr>
-            <w:tcW w:type="dxa" w:w="1728"/>
+            <w:tcW w:type="dxa" w:w="1984"/>
           </w:tcPr>
           <w:p>
             <w:r>
@@ -7556,7 +7556,7 @@
         </w:tc>
         <w:tc>
           <w:tcPr>
-            <w:tcW w:type="dxa" w:w="1728"/>
+            <w:tcW w:type="dxa" w:w="1984"/>
           </w:tcPr>
           <w:p>
             <w:r>
@@ -7577,7 +7577,7 @@
       <w:tr>
         <w:tc>
           <w:tcPr>
-            <w:tcW w:type="dxa" w:w="1728"/>
+            <w:tcW w:type="dxa" w:w="1984"/>
           </w:tcPr>
           <w:p>
             <w:r>
@@ -7596,7 +7596,7 @@
         </w:tc>
         <w:tc>
           <w:tcPr>
-            <w:tcW w:type="dxa" w:w="1728"/>
+            <w:tcW w:type="dxa" w:w="1984"/>
           </w:tcPr>
           <w:p>
             <w:r>
@@ -7615,7 +7615,7 @@
         </w:tc>
         <w:tc>
           <w:tcPr>
-            <w:tcW w:type="dxa" w:w="1728"/>
+            <w:tcW w:type="dxa" w:w="1984"/>
           </w:tcPr>
           <w:p>
             <w:r>
@@ -7634,7 +7634,7 @@
         </w:tc>
         <w:tc>
           <w:tcPr>
-            <w:tcW w:type="dxa" w:w="1728"/>
+            <w:tcW w:type="dxa" w:w="1984"/>
           </w:tcPr>
           <w:p>
             <w:r>
@@ -7674,7 +7674,7 @@
         </w:tc>
         <w:tc>
           <w:tcPr>
-            <w:tcW w:type="dxa" w:w="1728"/>
+            <w:tcW w:type="dxa" w:w="1984"/>
           </w:tcPr>
           <w:p>
             <w:r>
@@ -7695,7 +7695,7 @@
       <w:tr>
         <w:tc>
           <w:tcPr>
-            <w:tcW w:type="dxa" w:w="1728"/>
+            <w:tcW w:type="dxa" w:w="1984"/>
           </w:tcPr>
           <w:p>
             <w:r>
@@ -7714,7 +7714,7 @@
         </w:tc>
         <w:tc>
           <w:tcPr>
-            <w:tcW w:type="dxa" w:w="1728"/>
+            <w:tcW w:type="dxa" w:w="1984"/>
           </w:tcPr>
           <w:p>
             <w:r>
@@ -7733,7 +7733,7 @@
         </w:tc>
         <w:tc>
           <w:tcPr>
-            <w:tcW w:type="dxa" w:w="1728"/>
+            <w:tcW w:type="dxa" w:w="1984"/>
           </w:tcPr>
           <w:p>
             <w:r>
@@ -7752,7 +7752,7 @@
         </w:tc>
         <w:tc>
           <w:tcPr>
-            <w:tcW w:type="dxa" w:w="1728"/>
+            <w:tcW w:type="dxa" w:w="1984"/>
           </w:tcPr>
           <w:p>
             <w:r>
@@ -7785,7 +7785,7 @@
         </w:tc>
         <w:tc>
           <w:tcPr>
-            <w:tcW w:type="dxa" w:w="1728"/>
+            <w:tcW w:type="dxa" w:w="1984"/>
           </w:tcPr>
           <w:p>
             <w:r>
@@ -7806,7 +7806,7 @@
       <w:tr>
         <w:tc>
           <w:tcPr>
-            <w:tcW w:type="dxa" w:w="1728"/>
+            <w:tcW w:type="dxa" w:w="1984"/>
           </w:tcPr>
           <w:p>
             <w:r>
@@ -7825,7 +7825,7 @@
         </w:tc>
         <w:tc>
           <w:tcPr>
-            <w:tcW w:type="dxa" w:w="1728"/>
+            <w:tcW w:type="dxa" w:w="1984"/>
           </w:tcPr>
           <w:p>
             <w:r>
@@ -7844,7 +7844,7 @@
         </w:tc>
         <w:tc>
           <w:tcPr>
-            <w:tcW w:type="dxa" w:w="1728"/>
+            <w:tcW w:type="dxa" w:w="1984"/>
           </w:tcPr>
           <w:p>
             <w:r>
@@ -7863,7 +7863,7 @@
         </w:tc>
         <w:tc>
           <w:tcPr>
-            <w:tcW w:type="dxa" w:w="1728"/>
+            <w:tcW w:type="dxa" w:w="1984"/>
           </w:tcPr>
           <w:p>
             <w:r>
@@ -7882,7 +7882,7 @@
         </w:tc>
         <w:tc>
           <w:tcPr>
-            <w:tcW w:type="dxa" w:w="1728"/>
+            <w:tcW w:type="dxa" w:w="1984"/>
           </w:tcPr>
           <w:p>
             <w:r>
@@ -7903,7 +7903,7 @@
       <w:tr>
         <w:tc>
           <w:tcPr>
-            <w:tcW w:type="dxa" w:w="1728"/>
+            <w:tcW w:type="dxa" w:w="1984"/>
           </w:tcPr>
           <w:p>
             <w:r>
@@ -7922,7 +7922,7 @@
         </w:tc>
         <w:tc>
           <w:tcPr>
-            <w:tcW w:type="dxa" w:w="1728"/>
+            <w:tcW w:type="dxa" w:w="1984"/>
           </w:tcPr>
           <w:p>
             <w:r>
@@ -7941,7 +7941,7 @@
         </w:tc>
         <w:tc>
           <w:tcPr>
-            <w:tcW w:type="dxa" w:w="1728"/>
+            <w:tcW w:type="dxa" w:w="1984"/>
           </w:tcPr>
           <w:p>
             <w:r>
@@ -7960,7 +7960,7 @@
         </w:tc>
         <w:tc>
           <w:tcPr>
-            <w:tcW w:type="dxa" w:w="1728"/>
+            <w:tcW w:type="dxa" w:w="1984"/>
           </w:tcPr>
           <w:p>
             <w:r>
@@ -7993,7 +7993,7 @@
         </w:tc>
         <w:tc>
           <w:tcPr>
-            <w:tcW w:type="dxa" w:w="1728"/>
+            <w:tcW w:type="dxa" w:w="1984"/>
           </w:tcPr>
           <w:p>
             <w:r>
@@ -8014,7 +8014,7 @@
       <w:tr>
         <w:tc>
           <w:tcPr>
-            <w:tcW w:type="dxa" w:w="1728"/>
+            <w:tcW w:type="dxa" w:w="1984"/>
           </w:tcPr>
           <w:p>
             <w:r>
@@ -8033,7 +8033,7 @@
         </w:tc>
         <w:tc>
           <w:tcPr>
-            <w:tcW w:type="dxa" w:w="1728"/>
+            <w:tcW w:type="dxa" w:w="1984"/>
           </w:tcPr>
           <w:p>
             <w:r>
@@ -8052,7 +8052,7 @@
         </w:tc>
         <w:tc>
           <w:tcPr>
-            <w:tcW w:type="dxa" w:w="1728"/>
+            <w:tcW w:type="dxa" w:w="1984"/>
           </w:tcPr>
           <w:p>
             <w:r>
@@ -8071,7 +8071,7 @@
         </w:tc>
         <w:tc>
           <w:tcPr>
-            <w:tcW w:type="dxa" w:w="1728"/>
+            <w:tcW w:type="dxa" w:w="1984"/>
           </w:tcPr>
           <w:p>
             <w:r>
@@ -8090,7 +8090,7 @@
         </w:tc>
         <w:tc>
           <w:tcPr>
-            <w:tcW w:type="dxa" w:w="1728"/>
+            <w:tcW w:type="dxa" w:w="1984"/>
           </w:tcPr>
           <w:p>
             <w:r>
@@ -8111,7 +8111,7 @@
       <w:tr>
         <w:tc>
           <w:tcPr>
-            <w:tcW w:type="dxa" w:w="1728"/>
+            <w:tcW w:type="dxa" w:w="1984"/>
           </w:tcPr>
           <w:p>
             <w:r>
@@ -8130,7 +8130,7 @@
         </w:tc>
         <w:tc>
           <w:tcPr>
-            <w:tcW w:type="dxa" w:w="1728"/>
+            <w:tcW w:type="dxa" w:w="1984"/>
           </w:tcPr>
           <w:p>
             <w:r>
@@ -8149,7 +8149,7 @@
         </w:tc>
         <w:tc>
           <w:tcPr>
-            <w:tcW w:type="dxa" w:w="1728"/>
+            <w:tcW w:type="dxa" w:w="1984"/>
           </w:tcPr>
           <w:p>
             <w:r>
@@ -8168,7 +8168,7 @@
         </w:tc>
         <w:tc>
           <w:tcPr>
-            <w:tcW w:type="dxa" w:w="1728"/>
+            <w:tcW w:type="dxa" w:w="1984"/>
           </w:tcPr>
           <w:p>
             <w:r>
@@ -8187,7 +8187,7 @@
         </w:tc>
         <w:tc>
           <w:tcPr>
-            <w:tcW w:type="dxa" w:w="1728"/>
+            <w:tcW w:type="dxa" w:w="1984"/>
           </w:tcPr>
           <w:p>
             <w:r>
@@ -8208,7 +8208,7 @@
       <w:tr>
         <w:tc>
           <w:tcPr>
-            <w:tcW w:type="dxa" w:w="1728"/>
+            <w:tcW w:type="dxa" w:w="1984"/>
           </w:tcPr>
           <w:p>
             <w:r>
@@ -8227,7 +8227,7 @@
         </w:tc>
         <w:tc>
           <w:tcPr>
-            <w:tcW w:type="dxa" w:w="1728"/>
+            <w:tcW w:type="dxa" w:w="1984"/>
           </w:tcPr>
           <w:p>
             <w:r>
@@ -8246,7 +8246,7 @@
         </w:tc>
         <w:tc>
           <w:tcPr>
-            <w:tcW w:type="dxa" w:w="1728"/>
+            <w:tcW w:type="dxa" w:w="1984"/>
           </w:tcPr>
           <w:p>
             <w:r>
@@ -8265,7 +8265,7 @@
         </w:tc>
         <w:tc>
           <w:tcPr>
-            <w:tcW w:type="dxa" w:w="1728"/>
+            <w:tcW w:type="dxa" w:w="1984"/>
           </w:tcPr>
           <w:p>
             <w:r>
@@ -8284,7 +8284,7 @@
         </w:tc>
         <w:tc>
           <w:tcPr>
-            <w:tcW w:type="dxa" w:w="1728"/>
+            <w:tcW w:type="dxa" w:w="1984"/>
           </w:tcPr>
           <w:p>
             <w:r>
@@ -8305,7 +8305,7 @@
       <w:tr>
         <w:tc>
           <w:tcPr>
-            <w:tcW w:type="dxa" w:w="1728"/>
+            <w:tcW w:type="dxa" w:w="1984"/>
           </w:tcPr>
           <w:p>
             <w:r>
@@ -8324,7 +8324,7 @@
         </w:tc>
         <w:tc>
           <w:tcPr>
-            <w:tcW w:type="dxa" w:w="1728"/>
+            <w:tcW w:type="dxa" w:w="1984"/>
           </w:tcPr>
           <w:p>
             <w:r>
@@ -8343,7 +8343,7 @@
         </w:tc>
         <w:tc>
           <w:tcPr>
-            <w:tcW w:type="dxa" w:w="1728"/>
+            <w:tcW w:type="dxa" w:w="1984"/>
           </w:tcPr>
           <w:p>
             <w:r>
@@ -8362,7 +8362,7 @@
         </w:tc>
         <w:tc>
           <w:tcPr>
-            <w:tcW w:type="dxa" w:w="1728"/>
+            <w:tcW w:type="dxa" w:w="1984"/>
           </w:tcPr>
           <w:p>
             <w:r>
@@ -8381,7 +8381,7 @@
         </w:tc>
         <w:tc>
           <w:tcPr>
-            <w:tcW w:type="dxa" w:w="1728"/>
+            <w:tcW w:type="dxa" w:w="1984"/>
           </w:tcPr>
           <w:p>
             <w:r>
@@ -8402,7 +8402,7 @@
       <w:tr>
         <w:tc>
           <w:tcPr>
-            <w:tcW w:type="dxa" w:w="1728"/>
+            <w:tcW w:type="dxa" w:w="1984"/>
           </w:tcPr>
           <w:p>
             <w:r>
@@ -8421,7 +8421,7 @@
         </w:tc>
         <w:tc>
           <w:tcPr>
-            <w:tcW w:type="dxa" w:w="1728"/>
+            <w:tcW w:type="dxa" w:w="1984"/>
           </w:tcPr>
           <w:p>
             <w:r>
@@ -8440,7 +8440,7 @@
         </w:tc>
         <w:tc>
           <w:tcPr>
-            <w:tcW w:type="dxa" w:w="1728"/>
+            <w:tcW w:type="dxa" w:w="1984"/>
           </w:tcPr>
           <w:p>
             <w:r>
@@ -8459,7 +8459,7 @@
         </w:tc>
         <w:tc>
           <w:tcPr>
-            <w:tcW w:type="dxa" w:w="1728"/>
+            <w:tcW w:type="dxa" w:w="1984"/>
           </w:tcPr>
           <w:p>
             <w:r>
@@ -8478,7 +8478,7 @@
         </w:tc>
         <w:tc>
           <w:tcPr>
-            <w:tcW w:type="dxa" w:w="1728"/>
+            <w:tcW w:type="dxa" w:w="1984"/>
           </w:tcPr>
           <w:p>
             <w:r>
@@ -8499,7 +8499,7 @@
       <w:tr>
         <w:tc>
           <w:tcPr>
-            <w:tcW w:type="dxa" w:w="1728"/>
+            <w:tcW w:type="dxa" w:w="1984"/>
           </w:tcPr>
           <w:p>
             <w:r>
@@ -8518,7 +8518,7 @@
         </w:tc>
         <w:tc>
           <w:tcPr>
-            <w:tcW w:type="dxa" w:w="1728"/>
+            <w:tcW w:type="dxa" w:w="1984"/>
           </w:tcPr>
           <w:p>
             <w:r>
@@ -8537,7 +8537,7 @@
         </w:tc>
         <w:tc>
           <w:tcPr>
-            <w:tcW w:type="dxa" w:w="1728"/>
+            <w:tcW w:type="dxa" w:w="1984"/>
           </w:tcPr>
           <w:p>
             <w:r>
@@ -8556,7 +8556,7 @@
         </w:tc>
         <w:tc>
           <w:tcPr>
-            <w:tcW w:type="dxa" w:w="1728"/>
+            <w:tcW w:type="dxa" w:w="1984"/>
           </w:tcPr>
           <w:p>
             <w:r>
@@ -8575,7 +8575,7 @@
         </w:tc>
         <w:tc>
           <w:tcPr>
-            <w:tcW w:type="dxa" w:w="1728"/>
+            <w:tcW w:type="dxa" w:w="1984"/>
           </w:tcPr>
           <w:p>
             <w:r>
@@ -8596,7 +8596,7 @@
       <w:tr>
         <w:tc>
           <w:tcPr>
-            <w:tcW w:type="dxa" w:w="1728"/>
+            <w:tcW w:type="dxa" w:w="1984"/>
           </w:tcPr>
           <w:p>
             <w:r>
@@ -8615,7 +8615,7 @@
         </w:tc>
         <w:tc>
           <w:tcPr>
-            <w:tcW w:type="dxa" w:w="1728"/>
+            <w:tcW w:type="dxa" w:w="1984"/>
           </w:tcPr>
           <w:p>
             <w:r>
@@ -8634,7 +8634,7 @@
         </w:tc>
         <w:tc>
           <w:tcPr>
-            <w:tcW w:type="dxa" w:w="1728"/>
+            <w:tcW w:type="dxa" w:w="1984"/>
           </w:tcPr>
           <w:p>
             <w:r>
@@ -8653,7 +8653,7 @@
         </w:tc>
         <w:tc>
           <w:tcPr>
-            <w:tcW w:type="dxa" w:w="1728"/>
+            <w:tcW w:type="dxa" w:w="1984"/>
           </w:tcPr>
           <w:p>
             <w:r>
@@ -8672,7 +8672,7 @@
         </w:tc>
         <w:tc>
           <w:tcPr>
-            <w:tcW w:type="dxa" w:w="1728"/>
+            <w:tcW w:type="dxa" w:w="1984"/>
           </w:tcPr>
           <w:p>
             <w:r>
@@ -8693,7 +8693,7 @@
       <w:tr>
         <w:tc>
           <w:tcPr>
-            <w:tcW w:type="dxa" w:w="1728"/>
+            <w:tcW w:type="dxa" w:w="1984"/>
           </w:tcPr>
           <w:p>
             <w:r>
@@ -8712,7 +8712,7 @@
         </w:tc>
         <w:tc>
           <w:tcPr>
-            <w:tcW w:type="dxa" w:w="1728"/>
+            <w:tcW w:type="dxa" w:w="1984"/>
           </w:tcPr>
           <w:p>
             <w:r>
@@ -8731,7 +8731,7 @@
         </w:tc>
         <w:tc>
           <w:tcPr>
-            <w:tcW w:type="dxa" w:w="1728"/>
+            <w:tcW w:type="dxa" w:w="1984"/>
           </w:tcPr>
           <w:p>
             <w:r>
@@ -8750,7 +8750,7 @@
         </w:tc>
         <w:tc>
           <w:tcPr>
-            <w:tcW w:type="dxa" w:w="1728"/>
+            <w:tcW w:type="dxa" w:w="1984"/>
           </w:tcPr>
           <w:p>
             <w:r>
@@ -8769,7 +8769,7 @@
         </w:tc>
         <w:tc>
           <w:tcPr>
-            <w:tcW w:type="dxa" w:w="1728"/>
+            <w:tcW w:type="dxa" w:w="1984"/>
           </w:tcPr>
           <w:p>
             <w:r>
@@ -8804,7 +8804,7 @@
       <w:tr>
         <w:tc>
           <w:tcPr>
-            <w:tcW w:type="dxa" w:w="1728"/>
+            <w:tcW w:type="dxa" w:w="1984"/>
           </w:tcPr>
           <w:p>
             <w:r>
@@ -8823,7 +8823,7 @@
         </w:tc>
         <w:tc>
           <w:tcPr>
-            <w:tcW w:type="dxa" w:w="1728"/>
+            <w:tcW w:type="dxa" w:w="1984"/>
           </w:tcPr>
           <w:p>
             <w:r>
@@ -8842,7 +8842,7 @@
         </w:tc>
         <w:tc>
           <w:tcPr>
-            <w:tcW w:type="dxa" w:w="1728"/>
+            <w:tcW w:type="dxa" w:w="1984"/>
           </w:tcPr>
           <w:p>
             <w:r>
@@ -8861,7 +8861,7 @@
         </w:tc>
         <w:tc>
           <w:tcPr>
-            <w:tcW w:type="dxa" w:w="1728"/>
+            <w:tcW w:type="dxa" w:w="1984"/>
           </w:tcPr>
           <w:p>
             <w:r>
@@ -8887,7 +8887,7 @@
         </w:tc>
         <w:tc>
           <w:tcPr>
-            <w:tcW w:type="dxa" w:w="1728"/>
+            <w:tcW w:type="dxa" w:w="1984"/>
           </w:tcPr>
           <w:p>
             <w:r>
@@ -8943,20 +8943,20 @@
       <w:tblPr>
         <w:tblStyle w:val="TableGrid"/>
         <w:tblW w:type="auto" w:w="0"/>
-        <w:tblLayout w:type="autofit"/>
+        <w:tblLayout w:type="fixed"/>
         <w:tblLook w:firstColumn="1" w:firstRow="1" w:lastColumn="0" w:lastRow="0" w:noHBand="0" w:noVBand="1" w:val="04A0"/>
       </w:tblPr>
       <w:tblGrid>
-        <w:gridCol w:w="1728"/>
-        <w:gridCol w:w="1728"/>
-        <w:gridCol w:w="1728"/>
-        <w:gridCol w:w="1728"/>
-        <w:gridCol w:w="1728"/>
+        <w:gridCol w:w="1984"/>
+        <w:gridCol w:w="1984"/>
+        <w:gridCol w:w="1984"/>
+        <w:gridCol w:w="1984"/>
+        <w:gridCol w:w="1984"/>
       </w:tblGrid>
       <w:tr>
         <w:tc>
           <w:tcPr>
-            <w:tcW w:type="dxa" w:w="1728"/>
+            <w:tcW w:type="dxa" w:w="1984"/>
             <w:shd w:fill="D9E2F3"/>
           </w:tcPr>
           <w:p>
@@ -8978,7 +8978,7 @@
         </w:tc>
         <w:tc>
           <w:tcPr>
-            <w:tcW w:type="dxa" w:w="1728"/>
+            <w:tcW w:type="dxa" w:w="1984"/>
             <w:shd w:fill="D9E2F3"/>
           </w:tcPr>
           <w:p>
@@ -9000,7 +9000,7 @@
         </w:tc>
         <w:tc>
           <w:tcPr>
-            <w:tcW w:type="dxa" w:w="1728"/>
+            <w:tcW w:type="dxa" w:w="1984"/>
             <w:shd w:fill="D9E2F3"/>
           </w:tcPr>
           <w:p>
@@ -9022,7 +9022,7 @@
         </w:tc>
         <w:tc>
           <w:tcPr>
-            <w:tcW w:type="dxa" w:w="1728"/>
+            <w:tcW w:type="dxa" w:w="1984"/>
             <w:shd w:fill="D9E2F3"/>
           </w:tcPr>
           <w:p>
@@ -9044,7 +9044,7 @@
         </w:tc>
         <w:tc>
           <w:tcPr>
-            <w:tcW w:type="dxa" w:w="1728"/>
+            <w:tcW w:type="dxa" w:w="1984"/>
             <w:shd w:fill="D9E2F3"/>
           </w:tcPr>
           <w:p>
@@ -9068,7 +9068,7 @@
       <w:tr>
         <w:tc>
           <w:tcPr>
-            <w:tcW w:type="dxa" w:w="1728"/>
+            <w:tcW w:type="dxa" w:w="1984"/>
           </w:tcPr>
           <w:p>
             <w:r>
@@ -9087,7 +9087,7 @@
         </w:tc>
         <w:tc>
           <w:tcPr>
-            <w:tcW w:type="dxa" w:w="1728"/>
+            <w:tcW w:type="dxa" w:w="1984"/>
           </w:tcPr>
           <w:p>
             <w:r>
@@ -9106,7 +9106,7 @@
         </w:tc>
         <w:tc>
           <w:tcPr>
-            <w:tcW w:type="dxa" w:w="1728"/>
+            <w:tcW w:type="dxa" w:w="1984"/>
           </w:tcPr>
           <w:p>
             <w:r>
@@ -9125,7 +9125,7 @@
         </w:tc>
         <w:tc>
           <w:tcPr>
-            <w:tcW w:type="dxa" w:w="1728"/>
+            <w:tcW w:type="dxa" w:w="1984"/>
           </w:tcPr>
           <w:p>
             <w:r>
@@ -9158,7 +9158,7 @@
         </w:tc>
         <w:tc>
           <w:tcPr>
-            <w:tcW w:type="dxa" w:w="1728"/>
+            <w:tcW w:type="dxa" w:w="1984"/>
           </w:tcPr>
           <w:p>
             <w:r>
@@ -9179,7 +9179,7 @@
       <w:tr>
         <w:tc>
           <w:tcPr>
-            <w:tcW w:type="dxa" w:w="1728"/>
+            <w:tcW w:type="dxa" w:w="1984"/>
           </w:tcPr>
           <w:p>
             <w:r>
@@ -9198,7 +9198,7 @@
         </w:tc>
         <w:tc>
           <w:tcPr>
-            <w:tcW w:type="dxa" w:w="1728"/>
+            <w:tcW w:type="dxa" w:w="1984"/>
           </w:tcPr>
           <w:p>
             <w:r>
@@ -9217,7 +9217,7 @@
         </w:tc>
         <w:tc>
           <w:tcPr>
-            <w:tcW w:type="dxa" w:w="1728"/>
+            <w:tcW w:type="dxa" w:w="1984"/>
           </w:tcPr>
           <w:p>
             <w:r>
@@ -9236,7 +9236,7 @@
         </w:tc>
         <w:tc>
           <w:tcPr>
-            <w:tcW w:type="dxa" w:w="1728"/>
+            <w:tcW w:type="dxa" w:w="1984"/>
           </w:tcPr>
           <w:p>
             <w:r>
@@ -9255,7 +9255,7 @@
         </w:tc>
         <w:tc>
           <w:tcPr>
-            <w:tcW w:type="dxa" w:w="1728"/>
+            <w:tcW w:type="dxa" w:w="1984"/>
           </w:tcPr>
           <w:p>
             <w:r>
@@ -9276,7 +9276,7 @@
       <w:tr>
         <w:tc>
           <w:tcPr>
-            <w:tcW w:type="dxa" w:w="1728"/>
+            <w:tcW w:type="dxa" w:w="1984"/>
           </w:tcPr>
           <w:p>
             <w:r>
@@ -9295,7 +9295,7 @@
         </w:tc>
         <w:tc>
           <w:tcPr>
-            <w:tcW w:type="dxa" w:w="1728"/>
+            <w:tcW w:type="dxa" w:w="1984"/>
           </w:tcPr>
           <w:p>
             <w:r>
@@ -9314,7 +9314,7 @@
         </w:tc>
         <w:tc>
           <w:tcPr>
-            <w:tcW w:type="dxa" w:w="1728"/>
+            <w:tcW w:type="dxa" w:w="1984"/>
           </w:tcPr>
           <w:p>
             <w:r>
@@ -9333,7 +9333,7 @@
         </w:tc>
         <w:tc>
           <w:tcPr>
-            <w:tcW w:type="dxa" w:w="1728"/>
+            <w:tcW w:type="dxa" w:w="1984"/>
           </w:tcPr>
           <w:p>
             <w:r>
@@ -9352,7 +9352,7 @@
         </w:tc>
         <w:tc>
           <w:tcPr>
-            <w:tcW w:type="dxa" w:w="1728"/>
+            <w:tcW w:type="dxa" w:w="1984"/>
           </w:tcPr>
           <w:p>
             <w:r>
@@ -9373,7 +9373,7 @@
       <w:tr>
         <w:tc>
           <w:tcPr>
-            <w:tcW w:type="dxa" w:w="1728"/>
+            <w:tcW w:type="dxa" w:w="1984"/>
           </w:tcPr>
           <w:p>
             <w:r>
@@ -9392,7 +9392,7 @@
         </w:tc>
         <w:tc>
           <w:tcPr>
-            <w:tcW w:type="dxa" w:w="1728"/>
+            <w:tcW w:type="dxa" w:w="1984"/>
           </w:tcPr>
           <w:p>
             <w:r>
@@ -9411,7 +9411,7 @@
         </w:tc>
         <w:tc>
           <w:tcPr>
-            <w:tcW w:type="dxa" w:w="1728"/>
+            <w:tcW w:type="dxa" w:w="1984"/>
           </w:tcPr>
           <w:p>
             <w:r>
@@ -9430,7 +9430,7 @@
         </w:tc>
         <w:tc>
           <w:tcPr>
-            <w:tcW w:type="dxa" w:w="1728"/>
+            <w:tcW w:type="dxa" w:w="1984"/>
           </w:tcPr>
           <w:p>
             <w:r>
@@ -9449,7 +9449,7 @@
         </w:tc>
         <w:tc>
           <w:tcPr>
-            <w:tcW w:type="dxa" w:w="1728"/>
+            <w:tcW w:type="dxa" w:w="1984"/>
           </w:tcPr>
           <w:p>
             <w:r>
@@ -9470,7 +9470,7 @@
       <w:tr>
         <w:tc>
           <w:tcPr>
-            <w:tcW w:type="dxa" w:w="1728"/>
+            <w:tcW w:type="dxa" w:w="1984"/>
           </w:tcPr>
           <w:p>
             <w:r>
@@ -9490,7 +9490,7 @@
         </w:tc>
         <w:tc>
           <w:tcPr>
-            <w:tcW w:type="dxa" w:w="1728"/>
+            <w:tcW w:type="dxa" w:w="1984"/>
           </w:tcPr>
           <w:p>
             <w:r>
@@ -9516,7 +9516,7 @@
         </w:tc>
         <w:tc>
           <w:tcPr>
-            <w:tcW w:type="dxa" w:w="1728"/>
+            <w:tcW w:type="dxa" w:w="1984"/>
           </w:tcPr>
           <w:p>
             <w:r>
@@ -9543,7 +9543,7 @@
         </w:tc>
         <w:tc>
           <w:tcPr>
-            <w:tcW w:type="dxa" w:w="1728"/>
+            <w:tcW w:type="dxa" w:w="1984"/>
           </w:tcPr>
           <w:p>
             <w:r>
@@ -9576,7 +9576,7 @@
         </w:tc>
         <w:tc>
           <w:tcPr>
-            <w:tcW w:type="dxa" w:w="1728"/>
+            <w:tcW w:type="dxa" w:w="1984"/>
           </w:tcPr>
           <w:p>
             <w:r>
@@ -9597,7 +9597,7 @@
       <w:tr>
         <w:tc>
           <w:tcPr>
-            <w:tcW w:type="dxa" w:w="1728"/>
+            <w:tcW w:type="dxa" w:w="1984"/>
           </w:tcPr>
           <w:p>
             <w:r>
@@ -9617,7 +9617,7 @@
         </w:tc>
         <w:tc>
           <w:tcPr>
-            <w:tcW w:type="dxa" w:w="1728"/>
+            <w:tcW w:type="dxa" w:w="1984"/>
           </w:tcPr>
           <w:p>
             <w:r>
@@ -9657,7 +9657,7 @@
         </w:tc>
         <w:tc>
           <w:tcPr>
-            <w:tcW w:type="dxa" w:w="1728"/>
+            <w:tcW w:type="dxa" w:w="1984"/>
           </w:tcPr>
           <w:p>
             <w:r>
@@ -9684,7 +9684,7 @@
         </w:tc>
         <w:tc>
           <w:tcPr>
-            <w:tcW w:type="dxa" w:w="1728"/>
+            <w:tcW w:type="dxa" w:w="1984"/>
           </w:tcPr>
           <w:p>
             <w:r>
@@ -9717,7 +9717,7 @@
         </w:tc>
         <w:tc>
           <w:tcPr>
-            <w:tcW w:type="dxa" w:w="1728"/>
+            <w:tcW w:type="dxa" w:w="1984"/>
           </w:tcPr>
           <w:p>
             <w:r>
@@ -9738,7 +9738,7 @@
       <w:tr>
         <w:tc>
           <w:tcPr>
-            <w:tcW w:type="dxa" w:w="1728"/>
+            <w:tcW w:type="dxa" w:w="1984"/>
           </w:tcPr>
           <w:p>
             <w:r>
@@ -9758,7 +9758,7 @@
         </w:tc>
         <w:tc>
           <w:tcPr>
-            <w:tcW w:type="dxa" w:w="1728"/>
+            <w:tcW w:type="dxa" w:w="1984"/>
           </w:tcPr>
           <w:p>
             <w:r>
@@ -9784,7 +9784,7 @@
         </w:tc>
         <w:tc>
           <w:tcPr>
-            <w:tcW w:type="dxa" w:w="1728"/>
+            <w:tcW w:type="dxa" w:w="1984"/>
           </w:tcPr>
           <w:p>
             <w:r>
@@ -9803,7 +9803,7 @@
         </w:tc>
         <w:tc>
           <w:tcPr>
-            <w:tcW w:type="dxa" w:w="1728"/>
+            <w:tcW w:type="dxa" w:w="1984"/>
           </w:tcPr>
           <w:p>
             <w:r>
@@ -9836,7 +9836,7 @@
         </w:tc>
         <w:tc>
           <w:tcPr>
-            <w:tcW w:type="dxa" w:w="1728"/>
+            <w:tcW w:type="dxa" w:w="1984"/>
           </w:tcPr>
           <w:p>
             <w:r>
@@ -9857,7 +9857,7 @@
       <w:tr>
         <w:tc>
           <w:tcPr>
-            <w:tcW w:type="dxa" w:w="1728"/>
+            <w:tcW w:type="dxa" w:w="1984"/>
           </w:tcPr>
           <w:p>
             <w:r>
@@ -9876,7 +9876,7 @@
         </w:tc>
         <w:tc>
           <w:tcPr>
-            <w:tcW w:type="dxa" w:w="1728"/>
+            <w:tcW w:type="dxa" w:w="1984"/>
           </w:tcPr>
           <w:p>
             <w:r>
@@ -9895,7 +9895,7 @@
         </w:tc>
         <w:tc>
           <w:tcPr>
-            <w:tcW w:type="dxa" w:w="1728"/>
+            <w:tcW w:type="dxa" w:w="1984"/>
           </w:tcPr>
           <w:p>
             <w:r>
@@ -9914,7 +9914,7 @@
         </w:tc>
         <w:tc>
           <w:tcPr>
-            <w:tcW w:type="dxa" w:w="1728"/>
+            <w:tcW w:type="dxa" w:w="1984"/>
           </w:tcPr>
           <w:p>
             <w:r>
@@ -9933,7 +9933,7 @@
         </w:tc>
         <w:tc>
           <w:tcPr>
-            <w:tcW w:type="dxa" w:w="1728"/>
+            <w:tcW w:type="dxa" w:w="1984"/>
           </w:tcPr>
           <w:p>
             <w:r>
@@ -9954,7 +9954,7 @@
       <w:tr>
         <w:tc>
           <w:tcPr>
-            <w:tcW w:type="dxa" w:w="1728"/>
+            <w:tcW w:type="dxa" w:w="1984"/>
           </w:tcPr>
           <w:p>
             <w:r>
@@ -9973,7 +9973,7 @@
         </w:tc>
         <w:tc>
           <w:tcPr>
-            <w:tcW w:type="dxa" w:w="1728"/>
+            <w:tcW w:type="dxa" w:w="1984"/>
           </w:tcPr>
           <w:p>
             <w:r>
@@ -9992,7 +9992,7 @@
         </w:tc>
         <w:tc>
           <w:tcPr>
-            <w:tcW w:type="dxa" w:w="1728"/>
+            <w:tcW w:type="dxa" w:w="1984"/>
           </w:tcPr>
           <w:p>
             <w:r>
@@ -10011,7 +10011,7 @@
         </w:tc>
         <w:tc>
           <w:tcPr>
-            <w:tcW w:type="dxa" w:w="1728"/>
+            <w:tcW w:type="dxa" w:w="1984"/>
           </w:tcPr>
           <w:p>
             <w:r>
@@ -10030,7 +10030,7 @@
         </w:tc>
         <w:tc>
           <w:tcPr>
-            <w:tcW w:type="dxa" w:w="1728"/>
+            <w:tcW w:type="dxa" w:w="1984"/>
           </w:tcPr>
           <w:p>
             <w:r>
@@ -10051,7 +10051,7 @@
       <w:tr>
         <w:tc>
           <w:tcPr>
-            <w:tcW w:type="dxa" w:w="1728"/>
+            <w:tcW w:type="dxa" w:w="1984"/>
           </w:tcPr>
           <w:p>
             <w:r>
@@ -10070,7 +10070,7 @@
         </w:tc>
         <w:tc>
           <w:tcPr>
-            <w:tcW w:type="dxa" w:w="1728"/>
+            <w:tcW w:type="dxa" w:w="1984"/>
           </w:tcPr>
           <w:p>
             <w:r>
@@ -10089,7 +10089,7 @@
         </w:tc>
         <w:tc>
           <w:tcPr>
-            <w:tcW w:type="dxa" w:w="1728"/>
+            <w:tcW w:type="dxa" w:w="1984"/>
           </w:tcPr>
           <w:p>
             <w:r>
@@ -10108,7 +10108,7 @@
         </w:tc>
         <w:tc>
           <w:tcPr>
-            <w:tcW w:type="dxa" w:w="1728"/>
+            <w:tcW w:type="dxa" w:w="1984"/>
           </w:tcPr>
           <w:p>
             <w:r>
@@ -10127,7 +10127,7 @@
         </w:tc>
         <w:tc>
           <w:tcPr>
-            <w:tcW w:type="dxa" w:w="1728"/>
+            <w:tcW w:type="dxa" w:w="1984"/>
           </w:tcPr>
           <w:p>
             <w:r>
@@ -10148,7 +10148,7 @@
       <w:tr>
         <w:tc>
           <w:tcPr>
-            <w:tcW w:type="dxa" w:w="1728"/>
+            <w:tcW w:type="dxa" w:w="1984"/>
           </w:tcPr>
           <w:p>
             <w:r>
@@ -10167,7 +10167,7 @@
         </w:tc>
         <w:tc>
           <w:tcPr>
-            <w:tcW w:type="dxa" w:w="1728"/>
+            <w:tcW w:type="dxa" w:w="1984"/>
           </w:tcPr>
           <w:p>
             <w:r>
@@ -10186,7 +10186,7 @@
         </w:tc>
         <w:tc>
           <w:tcPr>
-            <w:tcW w:type="dxa" w:w="1728"/>
+            <w:tcW w:type="dxa" w:w="1984"/>
           </w:tcPr>
           <w:p>
             <w:r>
@@ -10205,7 +10205,7 @@
         </w:tc>
         <w:tc>
           <w:tcPr>
-            <w:tcW w:type="dxa" w:w="1728"/>
+            <w:tcW w:type="dxa" w:w="1984"/>
           </w:tcPr>
           <w:p>
             <w:r>
@@ -10224,7 +10224,7 @@
         </w:tc>
         <w:tc>
           <w:tcPr>
-            <w:tcW w:type="dxa" w:w="1728"/>
+            <w:tcW w:type="dxa" w:w="1984"/>
           </w:tcPr>
           <w:p>
             <w:r>
@@ -10245,7 +10245,7 @@
       <w:tr>
         <w:tc>
           <w:tcPr>
-            <w:tcW w:type="dxa" w:w="1728"/>
+            <w:tcW w:type="dxa" w:w="1984"/>
           </w:tcPr>
           <w:p>
             <w:r>
@@ -10264,7 +10264,7 @@
         </w:tc>
         <w:tc>
           <w:tcPr>
-            <w:tcW w:type="dxa" w:w="1728"/>
+            <w:tcW w:type="dxa" w:w="1984"/>
           </w:tcPr>
           <w:p>
             <w:r>
@@ -10283,7 +10283,7 @@
         </w:tc>
         <w:tc>
           <w:tcPr>
-            <w:tcW w:type="dxa" w:w="1728"/>
+            <w:tcW w:type="dxa" w:w="1984"/>
           </w:tcPr>
           <w:p>
             <w:r>
@@ -10302,7 +10302,7 @@
         </w:tc>
         <w:tc>
           <w:tcPr>
-            <w:tcW w:type="dxa" w:w="1728"/>
+            <w:tcW w:type="dxa" w:w="1984"/>
           </w:tcPr>
           <w:p>
             <w:r>
@@ -10321,7 +10321,7 @@
         </w:tc>
         <w:tc>
           <w:tcPr>
-            <w:tcW w:type="dxa" w:w="1728"/>
+            <w:tcW w:type="dxa" w:w="1984"/>
           </w:tcPr>
           <w:p>
             <w:r>
@@ -10342,7 +10342,7 @@
       <w:tr>
         <w:tc>
           <w:tcPr>
-            <w:tcW w:type="dxa" w:w="1728"/>
+            <w:tcW w:type="dxa" w:w="1984"/>
           </w:tcPr>
           <w:p>
             <w:r>
@@ -10361,7 +10361,7 @@
         </w:tc>
         <w:tc>
           <w:tcPr>
-            <w:tcW w:type="dxa" w:w="1728"/>
+            <w:tcW w:type="dxa" w:w="1984"/>
           </w:tcPr>
           <w:p>
             <w:r>
@@ -10380,7 +10380,7 @@
         </w:tc>
         <w:tc>
           <w:tcPr>
-            <w:tcW w:type="dxa" w:w="1728"/>
+            <w:tcW w:type="dxa" w:w="1984"/>
           </w:tcPr>
           <w:p>
             <w:r>
@@ -10399,7 +10399,7 @@
         </w:tc>
         <w:tc>
           <w:tcPr>
-            <w:tcW w:type="dxa" w:w="1728"/>
+            <w:tcW w:type="dxa" w:w="1984"/>
           </w:tcPr>
           <w:p>
             <w:r>
@@ -10418,7 +10418,7 @@
         </w:tc>
         <w:tc>
           <w:tcPr>
-            <w:tcW w:type="dxa" w:w="1728"/>
+            <w:tcW w:type="dxa" w:w="1984"/>
           </w:tcPr>
           <w:p>
             <w:r>
@@ -10453,7 +10453,7 @@
       <w:tr>
         <w:tc>
           <w:tcPr>
-            <w:tcW w:type="dxa" w:w="1728"/>
+            <w:tcW w:type="dxa" w:w="1984"/>
           </w:tcPr>
           <w:p>
             <w:r>
@@ -10472,7 +10472,7 @@
         </w:tc>
         <w:tc>
           <w:tcPr>
-            <w:tcW w:type="dxa" w:w="1728"/>
+            <w:tcW w:type="dxa" w:w="1984"/>
           </w:tcPr>
           <w:p>
             <w:r>
@@ -10491,7 +10491,7 @@
         </w:tc>
         <w:tc>
           <w:tcPr>
-            <w:tcW w:type="dxa" w:w="1728"/>
+            <w:tcW w:type="dxa" w:w="1984"/>
           </w:tcPr>
           <w:p>
             <w:r>
@@ -10510,7 +10510,7 @@
         </w:tc>
         <w:tc>
           <w:tcPr>
-            <w:tcW w:type="dxa" w:w="1728"/>
+            <w:tcW w:type="dxa" w:w="1984"/>
           </w:tcPr>
           <w:p>
             <w:r>
@@ -10529,7 +10529,7 @@
         </w:tc>
         <w:tc>
           <w:tcPr>
-            <w:tcW w:type="dxa" w:w="1728"/>
+            <w:tcW w:type="dxa" w:w="1984"/>
           </w:tcPr>
           <w:p>
             <w:r>
@@ -10550,7 +10550,7 @@
       <w:tr>
         <w:tc>
           <w:tcPr>
-            <w:tcW w:type="dxa" w:w="1728"/>
+            <w:tcW w:type="dxa" w:w="1984"/>
           </w:tcPr>
           <w:p>
             <w:r>
@@ -10569,7 +10569,7 @@
         </w:tc>
         <w:tc>
           <w:tcPr>
-            <w:tcW w:type="dxa" w:w="1728"/>
+            <w:tcW w:type="dxa" w:w="1984"/>
           </w:tcPr>
           <w:p>
             <w:r>
@@ -10588,7 +10588,7 @@
         </w:tc>
         <w:tc>
           <w:tcPr>
-            <w:tcW w:type="dxa" w:w="1728"/>
+            <w:tcW w:type="dxa" w:w="1984"/>
           </w:tcPr>
           <w:p>
             <w:r>
@@ -10607,7 +10607,7 @@
         </w:tc>
         <w:tc>
           <w:tcPr>
-            <w:tcW w:type="dxa" w:w="1728"/>
+            <w:tcW w:type="dxa" w:w="1984"/>
           </w:tcPr>
           <w:p>
             <w:r>
@@ -10626,7 +10626,7 @@
         </w:tc>
         <w:tc>
           <w:tcPr>
-            <w:tcW w:type="dxa" w:w="1728"/>
+            <w:tcW w:type="dxa" w:w="1984"/>
           </w:tcPr>
           <w:p>
             <w:r>
@@ -10682,20 +10682,20 @@
       <w:tblPr>
         <w:tblStyle w:val="TableGrid"/>
         <w:tblW w:type="auto" w:w="0"/>
-        <w:tblLayout w:type="autofit"/>
+        <w:tblLayout w:type="fixed"/>
         <w:tblLook w:firstColumn="1" w:firstRow="1" w:lastColumn="0" w:lastRow="0" w:noHBand="0" w:noVBand="1" w:val="04A0"/>
       </w:tblPr>
       <w:tblGrid>
-        <w:gridCol w:w="1728"/>
-        <w:gridCol w:w="1728"/>
-        <w:gridCol w:w="1728"/>
-        <w:gridCol w:w="1728"/>
-        <w:gridCol w:w="1728"/>
+        <w:gridCol w:w="1984"/>
+        <w:gridCol w:w="1984"/>
+        <w:gridCol w:w="1984"/>
+        <w:gridCol w:w="1984"/>
+        <w:gridCol w:w="1984"/>
       </w:tblGrid>
       <w:tr>
         <w:tc>
           <w:tcPr>
-            <w:tcW w:type="dxa" w:w="1728"/>
+            <w:tcW w:type="dxa" w:w="1984"/>
             <w:shd w:fill="D9E2F3"/>
           </w:tcPr>
           <w:p>
@@ -10717,7 +10717,7 @@
         </w:tc>
         <w:tc>
           <w:tcPr>
-            <w:tcW w:type="dxa" w:w="1728"/>
+            <w:tcW w:type="dxa" w:w="1984"/>
             <w:shd w:fill="D9E2F3"/>
           </w:tcPr>
           <w:p>
@@ -10739,7 +10739,7 @@
         </w:tc>
         <w:tc>
           <w:tcPr>
-            <w:tcW w:type="dxa" w:w="1728"/>
+            <w:tcW w:type="dxa" w:w="1984"/>
             <w:shd w:fill="D9E2F3"/>
           </w:tcPr>
           <w:p>
@@ -10761,7 +10761,7 @@
         </w:tc>
         <w:tc>
           <w:tcPr>
-            <w:tcW w:type="dxa" w:w="1728"/>
+            <w:tcW w:type="dxa" w:w="1984"/>
             <w:shd w:fill="D9E2F3"/>
           </w:tcPr>
           <w:p>
@@ -10783,7 +10783,7 @@
         </w:tc>
         <w:tc>
           <w:tcPr>
-            <w:tcW w:type="dxa" w:w="1728"/>
+            <w:tcW w:type="dxa" w:w="1984"/>
             <w:shd w:fill="D9E2F3"/>
           </w:tcPr>
           <w:p>
@@ -10807,7 +10807,7 @@
       <w:tr>
         <w:tc>
           <w:tcPr>
-            <w:tcW w:type="dxa" w:w="1728"/>
+            <w:tcW w:type="dxa" w:w="1984"/>
           </w:tcPr>
           <w:p>
             <w:r>
@@ -10826,7 +10826,7 @@
         </w:tc>
         <w:tc>
           <w:tcPr>
-            <w:tcW w:type="dxa" w:w="1728"/>
+            <w:tcW w:type="dxa" w:w="1984"/>
           </w:tcPr>
           <w:p>
             <w:r>
@@ -10845,7 +10845,7 @@
         </w:tc>
         <w:tc>
           <w:tcPr>
-            <w:tcW w:type="dxa" w:w="1728"/>
+            <w:tcW w:type="dxa" w:w="1984"/>
           </w:tcPr>
           <w:p>
             <w:r>
@@ -10864,7 +10864,7 @@
         </w:tc>
         <w:tc>
           <w:tcPr>
-            <w:tcW w:type="dxa" w:w="1728"/>
+            <w:tcW w:type="dxa" w:w="1984"/>
           </w:tcPr>
           <w:p>
             <w:r>
@@ -10897,7 +10897,7 @@
         </w:tc>
         <w:tc>
           <w:tcPr>
-            <w:tcW w:type="dxa" w:w="1728"/>
+            <w:tcW w:type="dxa" w:w="1984"/>
           </w:tcPr>
           <w:p>
             <w:r>
@@ -10918,7 +10918,7 @@
       <w:tr>
         <w:tc>
           <w:tcPr>
-            <w:tcW w:type="dxa" w:w="1728"/>
+            <w:tcW w:type="dxa" w:w="1984"/>
           </w:tcPr>
           <w:p>
             <w:r>
@@ -10937,7 +10937,7 @@
         </w:tc>
         <w:tc>
           <w:tcPr>
-            <w:tcW w:type="dxa" w:w="1728"/>
+            <w:tcW w:type="dxa" w:w="1984"/>
           </w:tcPr>
           <w:p>
             <w:r>
@@ -10956,7 +10956,7 @@
         </w:tc>
         <w:tc>
           <w:tcPr>
-            <w:tcW w:type="dxa" w:w="1728"/>
+            <w:tcW w:type="dxa" w:w="1984"/>
           </w:tcPr>
           <w:p>
             <w:r>
@@ -10975,7 +10975,7 @@
         </w:tc>
         <w:tc>
           <w:tcPr>
-            <w:tcW w:type="dxa" w:w="1728"/>
+            <w:tcW w:type="dxa" w:w="1984"/>
           </w:tcPr>
           <w:p>
             <w:r>
@@ -10994,7 +10994,7 @@
         </w:tc>
         <w:tc>
           <w:tcPr>
-            <w:tcW w:type="dxa" w:w="1728"/>
+            <w:tcW w:type="dxa" w:w="1984"/>
           </w:tcPr>
           <w:p>
             <w:r>
@@ -11015,7 +11015,7 @@
       <w:tr>
         <w:tc>
           <w:tcPr>
-            <w:tcW w:type="dxa" w:w="1728"/>
+            <w:tcW w:type="dxa" w:w="1984"/>
           </w:tcPr>
           <w:p>
             <w:r>
@@ -11034,7 +11034,7 @@
         </w:tc>
         <w:tc>
           <w:tcPr>
-            <w:tcW w:type="dxa" w:w="1728"/>
+            <w:tcW w:type="dxa" w:w="1984"/>
           </w:tcPr>
           <w:p>
             <w:r>
@@ -11053,7 +11053,7 @@
         </w:tc>
         <w:tc>
           <w:tcPr>
-            <w:tcW w:type="dxa" w:w="1728"/>
+            <w:tcW w:type="dxa" w:w="1984"/>
           </w:tcPr>
           <w:p>
             <w:r>
@@ -11072,7 +11072,7 @@
         </w:tc>
         <w:tc>
           <w:tcPr>
-            <w:tcW w:type="dxa" w:w="1728"/>
+            <w:tcW w:type="dxa" w:w="1984"/>
           </w:tcPr>
           <w:p>
             <w:r>
@@ -11091,7 +11091,7 @@
         </w:tc>
         <w:tc>
           <w:tcPr>
-            <w:tcW w:type="dxa" w:w="1728"/>
+            <w:tcW w:type="dxa" w:w="1984"/>
           </w:tcPr>
           <w:p>
             <w:r>
@@ -11126,7 +11126,7 @@
       <w:tr>
         <w:tc>
           <w:tcPr>
-            <w:tcW w:type="dxa" w:w="1728"/>
+            <w:tcW w:type="dxa" w:w="1984"/>
           </w:tcPr>
           <w:p>
             <w:r>
@@ -11145,7 +11145,7 @@
         </w:tc>
         <w:tc>
           <w:tcPr>
-            <w:tcW w:type="dxa" w:w="1728"/>
+            <w:tcW w:type="dxa" w:w="1984"/>
           </w:tcPr>
           <w:p>
             <w:r>
@@ -11164,7 +11164,7 @@
         </w:tc>
         <w:tc>
           <w:tcPr>
-            <w:tcW w:type="dxa" w:w="1728"/>
+            <w:tcW w:type="dxa" w:w="1984"/>
           </w:tcPr>
           <w:p>
             <w:r>
@@ -11183,7 +11183,7 @@
         </w:tc>
         <w:tc>
           <w:tcPr>
-            <w:tcW w:type="dxa" w:w="1728"/>
+            <w:tcW w:type="dxa" w:w="1984"/>
           </w:tcPr>
           <w:p>
             <w:r>
@@ -11202,7 +11202,7 @@
         </w:tc>
         <w:tc>
           <w:tcPr>
-            <w:tcW w:type="dxa" w:w="1728"/>
+            <w:tcW w:type="dxa" w:w="1984"/>
           </w:tcPr>
           <w:p>
             <w:r>
@@ -11230,7 +11230,7 @@
       <w:tr>
         <w:tc>
           <w:tcPr>
-            <w:tcW w:type="dxa" w:w="1728"/>
+            <w:tcW w:type="dxa" w:w="1984"/>
           </w:tcPr>
           <w:p>
             <w:r>
@@ -11249,7 +11249,7 @@
         </w:tc>
         <w:tc>
           <w:tcPr>
-            <w:tcW w:type="dxa" w:w="1728"/>
+            <w:tcW w:type="dxa" w:w="1984"/>
           </w:tcPr>
           <w:p>
             <w:r>
@@ -11268,7 +11268,7 @@
         </w:tc>
         <w:tc>
           <w:tcPr>
-            <w:tcW w:type="dxa" w:w="1728"/>
+            <w:tcW w:type="dxa" w:w="1984"/>
           </w:tcPr>
           <w:p>
             <w:r>
@@ -11287,7 +11287,7 @@
         </w:tc>
         <w:tc>
           <w:tcPr>
-            <w:tcW w:type="dxa" w:w="1728"/>
+            <w:tcW w:type="dxa" w:w="1984"/>
           </w:tcPr>
           <w:p>
             <w:r>
@@ -11306,7 +11306,7 @@
         </w:tc>
         <w:tc>
           <w:tcPr>
-            <w:tcW w:type="dxa" w:w="1728"/>
+            <w:tcW w:type="dxa" w:w="1984"/>
           </w:tcPr>
           <w:p>
             <w:r>
@@ -11327,7 +11327,7 @@
       <w:tr>
         <w:tc>
           <w:tcPr>
-            <w:tcW w:type="dxa" w:w="1728"/>
+            <w:tcW w:type="dxa" w:w="1984"/>
           </w:tcPr>
           <w:p>
             <w:r>
@@ -11346,7 +11346,7 @@
         </w:tc>
         <w:tc>
           <w:tcPr>
-            <w:tcW w:type="dxa" w:w="1728"/>
+            <w:tcW w:type="dxa" w:w="1984"/>
           </w:tcPr>
           <w:p>
             <w:r>
@@ -11365,7 +11365,7 @@
         </w:tc>
         <w:tc>
           <w:tcPr>
-            <w:tcW w:type="dxa" w:w="1728"/>
+            <w:tcW w:type="dxa" w:w="1984"/>
           </w:tcPr>
           <w:p>
             <w:r>
@@ -11384,7 +11384,7 @@
         </w:tc>
         <w:tc>
           <w:tcPr>
-            <w:tcW w:type="dxa" w:w="1728"/>
+            <w:tcW w:type="dxa" w:w="1984"/>
           </w:tcPr>
           <w:p>
             <w:r>
@@ -11410,7 +11410,7 @@
         </w:tc>
         <w:tc>
           <w:tcPr>
-            <w:tcW w:type="dxa" w:w="1728"/>
+            <w:tcW w:type="dxa" w:w="1984"/>
           </w:tcPr>
           <w:p>
             <w:r>
@@ -11431,7 +11431,7 @@
       <w:tr>
         <w:tc>
           <w:tcPr>
-            <w:tcW w:type="dxa" w:w="1728"/>
+            <w:tcW w:type="dxa" w:w="1984"/>
           </w:tcPr>
           <w:p>
             <w:r>
@@ -11450,7 +11450,7 @@
         </w:tc>
         <w:tc>
           <w:tcPr>
-            <w:tcW w:type="dxa" w:w="1728"/>
+            <w:tcW w:type="dxa" w:w="1984"/>
           </w:tcPr>
           <w:p>
             <w:r>
@@ -11469,7 +11469,7 @@
         </w:tc>
         <w:tc>
           <w:tcPr>
-            <w:tcW w:type="dxa" w:w="1728"/>
+            <w:tcW w:type="dxa" w:w="1984"/>
           </w:tcPr>
           <w:p>
             <w:r>
@@ -11488,7 +11488,7 @@
         </w:tc>
         <w:tc>
           <w:tcPr>
-            <w:tcW w:type="dxa" w:w="1728"/>
+            <w:tcW w:type="dxa" w:w="1984"/>
           </w:tcPr>
           <w:p>
             <w:r>
@@ -11507,7 +11507,7 @@
         </w:tc>
         <w:tc>
           <w:tcPr>
-            <w:tcW w:type="dxa" w:w="1728"/>
+            <w:tcW w:type="dxa" w:w="1984"/>
           </w:tcPr>
           <w:p>
             <w:r>
@@ -11528,7 +11528,7 @@
       <w:tr>
         <w:tc>
           <w:tcPr>
-            <w:tcW w:type="dxa" w:w="1728"/>
+            <w:tcW w:type="dxa" w:w="1984"/>
           </w:tcPr>
           <w:p>
             <w:r>
@@ -11547,7 +11547,7 @@
         </w:tc>
         <w:tc>
           <w:tcPr>
-            <w:tcW w:type="dxa" w:w="1728"/>
+            <w:tcW w:type="dxa" w:w="1984"/>
           </w:tcPr>
           <w:p>
             <w:r>
@@ -11566,7 +11566,7 @@
         </w:tc>
         <w:tc>
           <w:tcPr>
-            <w:tcW w:type="dxa" w:w="1728"/>
+            <w:tcW w:type="dxa" w:w="1984"/>
           </w:tcPr>
           <w:p>
             <w:r>
@@ -11585,7 +11585,7 @@
         </w:tc>
         <w:tc>
           <w:tcPr>
-            <w:tcW w:type="dxa" w:w="1728"/>
+            <w:tcW w:type="dxa" w:w="1984"/>
           </w:tcPr>
           <w:p>
             <w:r>
@@ -11604,7 +11604,7 @@
         </w:tc>
         <w:tc>
           <w:tcPr>
-            <w:tcW w:type="dxa" w:w="1728"/>
+            <w:tcW w:type="dxa" w:w="1984"/>
           </w:tcPr>
           <w:p>
             <w:r>
@@ -11625,7 +11625,7 @@
       <w:tr>
         <w:tc>
           <w:tcPr>
-            <w:tcW w:type="dxa" w:w="1728"/>
+            <w:tcW w:type="dxa" w:w="1984"/>
           </w:tcPr>
           <w:p>
             <w:r>
@@ -11644,7 +11644,7 @@
         </w:tc>
         <w:tc>
           <w:tcPr>
-            <w:tcW w:type="dxa" w:w="1728"/>
+            <w:tcW w:type="dxa" w:w="1984"/>
           </w:tcPr>
           <w:p>
             <w:r>
@@ -11663,7 +11663,7 @@
         </w:tc>
         <w:tc>
           <w:tcPr>
-            <w:tcW w:type="dxa" w:w="1728"/>
+            <w:tcW w:type="dxa" w:w="1984"/>
           </w:tcPr>
           <w:p>
             <w:r>
@@ -11682,7 +11682,7 @@
         </w:tc>
         <w:tc>
           <w:tcPr>
-            <w:tcW w:type="dxa" w:w="1728"/>
+            <w:tcW w:type="dxa" w:w="1984"/>
           </w:tcPr>
           <w:p>
             <w:r>
@@ -11715,7 +11715,7 @@
         </w:tc>
         <w:tc>
           <w:tcPr>
-            <w:tcW w:type="dxa" w:w="1728"/>
+            <w:tcW w:type="dxa" w:w="1984"/>
           </w:tcPr>
           <w:p>
             <w:r>
@@ -11736,7 +11736,7 @@
       <w:tr>
         <w:tc>
           <w:tcPr>
-            <w:tcW w:type="dxa" w:w="1728"/>
+            <w:tcW w:type="dxa" w:w="1984"/>
           </w:tcPr>
           <w:p>
             <w:r>
@@ -11755,7 +11755,7 @@
         </w:tc>
         <w:tc>
           <w:tcPr>
-            <w:tcW w:type="dxa" w:w="1728"/>
+            <w:tcW w:type="dxa" w:w="1984"/>
           </w:tcPr>
           <w:p>
             <w:r>
@@ -11774,7 +11774,7 @@
         </w:tc>
         <w:tc>
           <w:tcPr>
-            <w:tcW w:type="dxa" w:w="1728"/>
+            <w:tcW w:type="dxa" w:w="1984"/>
           </w:tcPr>
           <w:p>
             <w:r>
@@ -11793,7 +11793,7 @@
         </w:tc>
         <w:tc>
           <w:tcPr>
-            <w:tcW w:type="dxa" w:w="1728"/>
+            <w:tcW w:type="dxa" w:w="1984"/>
           </w:tcPr>
           <w:p>
             <w:r>
@@ -11826,7 +11826,7 @@
         </w:tc>
         <w:tc>
           <w:tcPr>
-            <w:tcW w:type="dxa" w:w="1728"/>
+            <w:tcW w:type="dxa" w:w="1984"/>
           </w:tcPr>
           <w:p>
             <w:r>
@@ -11847,7 +11847,7 @@
       <w:tr>
         <w:tc>
           <w:tcPr>
-            <w:tcW w:type="dxa" w:w="1728"/>
+            <w:tcW w:type="dxa" w:w="1984"/>
           </w:tcPr>
           <w:p>
             <w:r>
@@ -11866,7 +11866,7 @@
         </w:tc>
         <w:tc>
           <w:tcPr>
-            <w:tcW w:type="dxa" w:w="1728"/>
+            <w:tcW w:type="dxa" w:w="1984"/>
           </w:tcPr>
           <w:p>
             <w:r>
@@ -11885,7 +11885,7 @@
         </w:tc>
         <w:tc>
           <w:tcPr>
-            <w:tcW w:type="dxa" w:w="1728"/>
+            <w:tcW w:type="dxa" w:w="1984"/>
           </w:tcPr>
           <w:p>
             <w:r>
@@ -11904,7 +11904,7 @@
         </w:tc>
         <w:tc>
           <w:tcPr>
-            <w:tcW w:type="dxa" w:w="1728"/>
+            <w:tcW w:type="dxa" w:w="1984"/>
           </w:tcPr>
           <w:p>
             <w:r>
@@ -11923,7 +11923,7 @@
         </w:tc>
         <w:tc>
           <w:tcPr>
-            <w:tcW w:type="dxa" w:w="1728"/>
+            <w:tcW w:type="dxa" w:w="1984"/>
           </w:tcPr>
           <w:p>
             <w:r>
@@ -11944,7 +11944,7 @@
       <w:tr>
         <w:tc>
           <w:tcPr>
-            <w:tcW w:type="dxa" w:w="1728"/>
+            <w:tcW w:type="dxa" w:w="1984"/>
           </w:tcPr>
           <w:p>
             <w:r>
@@ -11964,7 +11964,7 @@
         </w:tc>
         <w:tc>
           <w:tcPr>
-            <w:tcW w:type="dxa" w:w="1728"/>
+            <w:tcW w:type="dxa" w:w="1984"/>
           </w:tcPr>
           <w:p>
             <w:r>
@@ -11983,7 +11983,7 @@
         </w:tc>
         <w:tc>
           <w:tcPr>
-            <w:tcW w:type="dxa" w:w="1728"/>
+            <w:tcW w:type="dxa" w:w="1984"/>
           </w:tcPr>
           <w:p>
             <w:r>
@@ -12002,7 +12002,7 @@
         </w:tc>
         <w:tc>
           <w:tcPr>
-            <w:tcW w:type="dxa" w:w="1728"/>
+            <w:tcW w:type="dxa" w:w="1984"/>
           </w:tcPr>
           <w:p>
             <w:r>
@@ -12021,7 +12021,7 @@
         </w:tc>
         <w:tc>
           <w:tcPr>
-            <w:tcW w:type="dxa" w:w="1728"/>
+            <w:tcW w:type="dxa" w:w="1984"/>
           </w:tcPr>
           <w:p>
             <w:r>
@@ -12042,7 +12042,7 @@
       <w:tr>
         <w:tc>
           <w:tcPr>
-            <w:tcW w:type="dxa" w:w="1728"/>
+            <w:tcW w:type="dxa" w:w="1984"/>
           </w:tcPr>
           <w:p>
             <w:r>
@@ -12061,7 +12061,7 @@
         </w:tc>
         <w:tc>
           <w:tcPr>
-            <w:tcW w:type="dxa" w:w="1728"/>
+            <w:tcW w:type="dxa" w:w="1984"/>
           </w:tcPr>
           <w:p>
             <w:r>
@@ -12080,7 +12080,7 @@
         </w:tc>
         <w:tc>
           <w:tcPr>
-            <w:tcW w:type="dxa" w:w="1728"/>
+            <w:tcW w:type="dxa" w:w="1984"/>
           </w:tcPr>
           <w:p>
             <w:r>
@@ -12099,7 +12099,7 @@
         </w:tc>
         <w:tc>
           <w:tcPr>
-            <w:tcW w:type="dxa" w:w="1728"/>
+            <w:tcW w:type="dxa" w:w="1984"/>
           </w:tcPr>
           <w:p>
             <w:r>
@@ -12118,7 +12118,7 @@
         </w:tc>
         <w:tc>
           <w:tcPr>
-            <w:tcW w:type="dxa" w:w="1728"/>
+            <w:tcW w:type="dxa" w:w="1984"/>
           </w:tcPr>
           <w:p>
             <w:r>
@@ -12139,7 +12139,7 @@
       <w:tr>
         <w:tc>
           <w:tcPr>
-            <w:tcW w:type="dxa" w:w="1728"/>
+            <w:tcW w:type="dxa" w:w="1984"/>
           </w:tcPr>
           <w:p>
             <w:r>
@@ -12158,7 +12158,7 @@
         </w:tc>
         <w:tc>
           <w:tcPr>
-            <w:tcW w:type="dxa" w:w="1728"/>
+            <w:tcW w:type="dxa" w:w="1984"/>
           </w:tcPr>
           <w:p>
             <w:r>
@@ -12177,7 +12177,7 @@
         </w:tc>
         <w:tc>
           <w:tcPr>
-            <w:tcW w:type="dxa" w:w="1728"/>
+            <w:tcW w:type="dxa" w:w="1984"/>
           </w:tcPr>
           <w:p>
             <w:r>
@@ -12196,7 +12196,7 @@
         </w:tc>
         <w:tc>
           <w:tcPr>
-            <w:tcW w:type="dxa" w:w="1728"/>
+            <w:tcW w:type="dxa" w:w="1984"/>
           </w:tcPr>
           <w:p>
             <w:r>
@@ -12215,7 +12215,7 @@
         </w:tc>
         <w:tc>
           <w:tcPr>
-            <w:tcW w:type="dxa" w:w="1728"/>
+            <w:tcW w:type="dxa" w:w="1984"/>
           </w:tcPr>
           <w:p>
             <w:r>
@@ -12236,7 +12236,7 @@
       <w:tr>
         <w:tc>
           <w:tcPr>
-            <w:tcW w:type="dxa" w:w="1728"/>
+            <w:tcW w:type="dxa" w:w="1984"/>
           </w:tcPr>
           <w:p>
             <w:r>
@@ -12255,7 +12255,7 @@
         </w:tc>
         <w:tc>
           <w:tcPr>
-            <w:tcW w:type="dxa" w:w="1728"/>
+            <w:tcW w:type="dxa" w:w="1984"/>
           </w:tcPr>
           <w:p>
             <w:r>
@@ -12274,7 +12274,7 @@
         </w:tc>
         <w:tc>
           <w:tcPr>
-            <w:tcW w:type="dxa" w:w="1728"/>
+            <w:tcW w:type="dxa" w:w="1984"/>
           </w:tcPr>
           <w:p>
             <w:r>
@@ -12293,7 +12293,7 @@
         </w:tc>
         <w:tc>
           <w:tcPr>
-            <w:tcW w:type="dxa" w:w="1728"/>
+            <w:tcW w:type="dxa" w:w="1984"/>
           </w:tcPr>
           <w:p>
             <w:r>
@@ -12312,7 +12312,7 @@
         </w:tc>
         <w:tc>
           <w:tcPr>
-            <w:tcW w:type="dxa" w:w="1728"/>
+            <w:tcW w:type="dxa" w:w="1984"/>
           </w:tcPr>
           <w:p>
             <w:r>
@@ -12766,18 +12766,18 @@
       <w:tblPr>
         <w:tblStyle w:val="TableGrid"/>
         <w:tblW w:type="auto" w:w="0"/>
-        <w:tblLayout w:type="autofit"/>
+        <w:tblLayout w:type="fixed"/>
         <w:tblLook w:firstColumn="1" w:firstRow="1" w:lastColumn="0" w:lastRow="0" w:noHBand="0" w:noVBand="1" w:val="04A0"/>
       </w:tblPr>
       <w:tblGrid>
-        <w:gridCol w:w="2880"/>
-        <w:gridCol w:w="2880"/>
-        <w:gridCol w:w="2880"/>
+        <w:gridCol w:w="3307"/>
+        <w:gridCol w:w="3307"/>
+        <w:gridCol w:w="3307"/>
       </w:tblGrid>
       <w:tr>
         <w:tc>
           <w:tcPr>
-            <w:tcW w:type="dxa" w:w="2880"/>
+            <w:tcW w:type="dxa" w:w="3307"/>
             <w:shd w:fill="D9E2F3"/>
           </w:tcPr>
           <w:p>
@@ -12799,7 +12799,7 @@
         </w:tc>
         <w:tc>
           <w:tcPr>
-            <w:tcW w:type="dxa" w:w="2880"/>
+            <w:tcW w:type="dxa" w:w="3307"/>
             <w:shd w:fill="D9E2F3"/>
           </w:tcPr>
           <w:p>
@@ -12821,7 +12821,7 @@
         </w:tc>
         <w:tc>
           <w:tcPr>
-            <w:tcW w:type="dxa" w:w="2880"/>
+            <w:tcW w:type="dxa" w:w="3307"/>
             <w:shd w:fill="D9E2F3"/>
           </w:tcPr>
           <w:p>
@@ -12845,7 +12845,7 @@
       <w:tr>
         <w:tc>
           <w:tcPr>
-            <w:tcW w:type="dxa" w:w="2880"/>
+            <w:tcW w:type="dxa" w:w="3307"/>
           </w:tcPr>
           <w:p>
             <w:r>
@@ -12864,7 +12864,7 @@
         </w:tc>
         <w:tc>
           <w:tcPr>
-            <w:tcW w:type="dxa" w:w="2880"/>
+            <w:tcW w:type="dxa" w:w="3307"/>
           </w:tcPr>
           <w:p>
             <w:r>
@@ -12883,7 +12883,7 @@
         </w:tc>
         <w:tc>
           <w:tcPr>
-            <w:tcW w:type="dxa" w:w="2880"/>
+            <w:tcW w:type="dxa" w:w="3307"/>
           </w:tcPr>
           <w:p>
             <w:r>
@@ -12911,7 +12911,7 @@
       <w:tr>
         <w:tc>
           <w:tcPr>
-            <w:tcW w:type="dxa" w:w="2880"/>
+            <w:tcW w:type="dxa" w:w="3307"/>
           </w:tcPr>
           <w:p>
             <w:r>
@@ -12930,7 +12930,7 @@
         </w:tc>
         <w:tc>
           <w:tcPr>
-            <w:tcW w:type="dxa" w:w="2880"/>
+            <w:tcW w:type="dxa" w:w="3307"/>
           </w:tcPr>
           <w:p>
             <w:r>
@@ -12949,7 +12949,7 @@
         </w:tc>
         <w:tc>
           <w:tcPr>
-            <w:tcW w:type="dxa" w:w="2880"/>
+            <w:tcW w:type="dxa" w:w="3307"/>
           </w:tcPr>
           <w:p>
             <w:r>
@@ -12977,7 +12977,7 @@
       <w:tr>
         <w:tc>
           <w:tcPr>
-            <w:tcW w:type="dxa" w:w="2880"/>
+            <w:tcW w:type="dxa" w:w="3307"/>
           </w:tcPr>
           <w:p>
             <w:r>
@@ -12996,7 +12996,7 @@
         </w:tc>
         <w:tc>
           <w:tcPr>
-            <w:tcW w:type="dxa" w:w="2880"/>
+            <w:tcW w:type="dxa" w:w="3307"/>
           </w:tcPr>
           <w:p>
             <w:r>
@@ -13015,7 +13015,7 @@
         </w:tc>
         <w:tc>
           <w:tcPr>
-            <w:tcW w:type="dxa" w:w="2880"/>
+            <w:tcW w:type="dxa" w:w="3307"/>
           </w:tcPr>
           <w:p>
             <w:r>
@@ -13057,7 +13057,7 @@
       <w:tr>
         <w:tc>
           <w:tcPr>
-            <w:tcW w:type="dxa" w:w="2880"/>
+            <w:tcW w:type="dxa" w:w="3307"/>
           </w:tcPr>
           <w:p>
             <w:r>
@@ -13076,7 +13076,7 @@
         </w:tc>
         <w:tc>
           <w:tcPr>
-            <w:tcW w:type="dxa" w:w="2880"/>
+            <w:tcW w:type="dxa" w:w="3307"/>
           </w:tcPr>
           <w:p>
             <w:r>
@@ -13095,7 +13095,7 @@
         </w:tc>
         <w:tc>
           <w:tcPr>
-            <w:tcW w:type="dxa" w:w="2880"/>
+            <w:tcW w:type="dxa" w:w="3307"/>
           </w:tcPr>
           <w:p>
             <w:r>
@@ -13137,7 +13137,7 @@
       <w:tr>
         <w:tc>
           <w:tcPr>
-            <w:tcW w:type="dxa" w:w="2880"/>
+            <w:tcW w:type="dxa" w:w="3307"/>
           </w:tcPr>
           <w:p>
             <w:r>
@@ -13156,7 +13156,7 @@
         </w:tc>
         <w:tc>
           <w:tcPr>
-            <w:tcW w:type="dxa" w:w="2880"/>
+            <w:tcW w:type="dxa" w:w="3307"/>
           </w:tcPr>
           <w:p>
             <w:r>
@@ -13175,7 +13175,7 @@
         </w:tc>
         <w:tc>
           <w:tcPr>
-            <w:tcW w:type="dxa" w:w="2880"/>
+            <w:tcW w:type="dxa" w:w="3307"/>
           </w:tcPr>
           <w:p>
             <w:r>
@@ -13218,7 +13218,7 @@
       <w:tr>
         <w:tc>
           <w:tcPr>
-            <w:tcW w:type="dxa" w:w="2880"/>
+            <w:tcW w:type="dxa" w:w="3307"/>
           </w:tcPr>
           <w:p>
             <w:r>
@@ -13237,7 +13237,7 @@
         </w:tc>
         <w:tc>
           <w:tcPr>
-            <w:tcW w:type="dxa" w:w="2880"/>
+            <w:tcW w:type="dxa" w:w="3307"/>
           </w:tcPr>
           <w:p>
             <w:r>
@@ -13256,7 +13256,7 @@
         </w:tc>
         <w:tc>
           <w:tcPr>
-            <w:tcW w:type="dxa" w:w="2880"/>
+            <w:tcW w:type="dxa" w:w="3307"/>
           </w:tcPr>
           <w:p>
             <w:r>
@@ -13284,7 +13284,7 @@
       <w:tr>
         <w:tc>
           <w:tcPr>
-            <w:tcW w:type="dxa" w:w="2880"/>
+            <w:tcW w:type="dxa" w:w="3307"/>
           </w:tcPr>
           <w:p>
             <w:r>
@@ -13303,7 +13303,7 @@
         </w:tc>
         <w:tc>
           <w:tcPr>
-            <w:tcW w:type="dxa" w:w="2880"/>
+            <w:tcW w:type="dxa" w:w="3307"/>
           </w:tcPr>
           <w:p>
             <w:r>
@@ -13322,7 +13322,7 @@
         </w:tc>
         <w:tc>
           <w:tcPr>
-            <w:tcW w:type="dxa" w:w="2880"/>
+            <w:tcW w:type="dxa" w:w="3307"/>
           </w:tcPr>
           <w:p>
             <w:r>
@@ -13350,7 +13350,7 @@
       <w:tr>
         <w:tc>
           <w:tcPr>
-            <w:tcW w:type="dxa" w:w="2880"/>
+            <w:tcW w:type="dxa" w:w="3307"/>
           </w:tcPr>
           <w:p>
             <w:r>
@@ -13369,7 +13369,7 @@
         </w:tc>
         <w:tc>
           <w:tcPr>
-            <w:tcW w:type="dxa" w:w="2880"/>
+            <w:tcW w:type="dxa" w:w="3307"/>
           </w:tcPr>
           <w:p>
             <w:r>
@@ -13388,7 +13388,7 @@
         </w:tc>
         <w:tc>
           <w:tcPr>
-            <w:tcW w:type="dxa" w:w="2880"/>
+            <w:tcW w:type="dxa" w:w="3307"/>
           </w:tcPr>
           <w:p>
             <w:r>
@@ -13416,7 +13416,7 @@
       <w:tr>
         <w:tc>
           <w:tcPr>
-            <w:tcW w:type="dxa" w:w="2880"/>
+            <w:tcW w:type="dxa" w:w="3307"/>
           </w:tcPr>
           <w:p>
             <w:r>
@@ -13435,7 +13435,7 @@
         </w:tc>
         <w:tc>
           <w:tcPr>
-            <w:tcW w:type="dxa" w:w="2880"/>
+            <w:tcW w:type="dxa" w:w="3307"/>
           </w:tcPr>
           <w:p>
             <w:r>
@@ -13454,7 +13454,7 @@
         </w:tc>
         <w:tc>
           <w:tcPr>
-            <w:tcW w:type="dxa" w:w="2880"/>
+            <w:tcW w:type="dxa" w:w="3307"/>
           </w:tcPr>
           <w:p>
             <w:r>
@@ -13496,7 +13496,7 @@
       <w:tr>
         <w:tc>
           <w:tcPr>
-            <w:tcW w:type="dxa" w:w="2880"/>
+            <w:tcW w:type="dxa" w:w="3307"/>
           </w:tcPr>
           <w:p>
             <w:r>
@@ -13515,7 +13515,7 @@
         </w:tc>
         <w:tc>
           <w:tcPr>
-            <w:tcW w:type="dxa" w:w="2880"/>
+            <w:tcW w:type="dxa" w:w="3307"/>
           </w:tcPr>
           <w:p>
             <w:r>
@@ -13534,7 +13534,7 @@
         </w:tc>
         <w:tc>
           <w:tcPr>
-            <w:tcW w:type="dxa" w:w="2880"/>
+            <w:tcW w:type="dxa" w:w="3307"/>
           </w:tcPr>
           <w:p>
             <w:r>
@@ -13576,7 +13576,7 @@
       <w:tr>
         <w:tc>
           <w:tcPr>
-            <w:tcW w:type="dxa" w:w="2880"/>
+            <w:tcW w:type="dxa" w:w="3307"/>
           </w:tcPr>
           <w:p>
             <w:r>
@@ -13595,7 +13595,7 @@
         </w:tc>
         <w:tc>
           <w:tcPr>
-            <w:tcW w:type="dxa" w:w="2880"/>
+            <w:tcW w:type="dxa" w:w="3307"/>
           </w:tcPr>
           <w:p>
             <w:r>
@@ -13614,7 +13614,7 @@
         </w:tc>
         <w:tc>
           <w:tcPr>
-            <w:tcW w:type="dxa" w:w="2880"/>
+            <w:tcW w:type="dxa" w:w="3307"/>
           </w:tcPr>
           <w:p>
             <w:r>
@@ -13649,7 +13649,7 @@
       <w:tr>
         <w:tc>
           <w:tcPr>
-            <w:tcW w:type="dxa" w:w="2880"/>
+            <w:tcW w:type="dxa" w:w="3307"/>
           </w:tcPr>
           <w:p>
             <w:r>
@@ -13668,7 +13668,7 @@
         </w:tc>
         <w:tc>
           <w:tcPr>
-            <w:tcW w:type="dxa" w:w="2880"/>
+            <w:tcW w:type="dxa" w:w="3307"/>
           </w:tcPr>
           <w:p>
             <w:r>
@@ -13687,7 +13687,7 @@
         </w:tc>
         <w:tc>
           <w:tcPr>
-            <w:tcW w:type="dxa" w:w="2880"/>
+            <w:tcW w:type="dxa" w:w="3307"/>
           </w:tcPr>
           <w:p>
             <w:r>
@@ -13715,7 +13715,7 @@
       <w:tr>
         <w:tc>
           <w:tcPr>
-            <w:tcW w:type="dxa" w:w="2880"/>
+            <w:tcW w:type="dxa" w:w="3307"/>
           </w:tcPr>
           <w:p>
             <w:r>
@@ -13734,7 +13734,7 @@
         </w:tc>
         <w:tc>
           <w:tcPr>
-            <w:tcW w:type="dxa" w:w="2880"/>
+            <w:tcW w:type="dxa" w:w="3307"/>
           </w:tcPr>
           <w:p>
             <w:r>
@@ -13753,7 +13753,7 @@
         </w:tc>
         <w:tc>
           <w:tcPr>
-            <w:tcW w:type="dxa" w:w="2880"/>
+            <w:tcW w:type="dxa" w:w="3307"/>
           </w:tcPr>
           <w:p>
             <w:r>
@@ -13774,7 +13774,7 @@
       <w:tr>
         <w:tc>
           <w:tcPr>
-            <w:tcW w:type="dxa" w:w="2880"/>
+            <w:tcW w:type="dxa" w:w="3307"/>
           </w:tcPr>
           <w:p>
             <w:r>
@@ -13793,7 +13793,7 @@
         </w:tc>
         <w:tc>
           <w:tcPr>
-            <w:tcW w:type="dxa" w:w="2880"/>
+            <w:tcW w:type="dxa" w:w="3307"/>
           </w:tcPr>
           <w:p>
             <w:r>
@@ -13812,7 +13812,7 @@
         </w:tc>
         <w:tc>
           <w:tcPr>
-            <w:tcW w:type="dxa" w:w="2880"/>
+            <w:tcW w:type="dxa" w:w="3307"/>
           </w:tcPr>
           <w:p>
             <w:r>
@@ -13840,7 +13840,7 @@
       <w:tr>
         <w:tc>
           <w:tcPr>
-            <w:tcW w:type="dxa" w:w="2880"/>
+            <w:tcW w:type="dxa" w:w="3307"/>
           </w:tcPr>
           <w:p>
             <w:r>
@@ -13859,7 +13859,7 @@
         </w:tc>
         <w:tc>
           <w:tcPr>
-            <w:tcW w:type="dxa" w:w="2880"/>
+            <w:tcW w:type="dxa" w:w="3307"/>
           </w:tcPr>
           <w:p>
             <w:r>
@@ -13878,7 +13878,7 @@
         </w:tc>
         <w:tc>
           <w:tcPr>
-            <w:tcW w:type="dxa" w:w="2880"/>
+            <w:tcW w:type="dxa" w:w="3307"/>
           </w:tcPr>
           <w:p>
             <w:r>
@@ -13906,7 +13906,7 @@
       <w:tr>
         <w:tc>
           <w:tcPr>
-            <w:tcW w:type="dxa" w:w="2880"/>
+            <w:tcW w:type="dxa" w:w="3307"/>
           </w:tcPr>
           <w:p>
             <w:r>
@@ -13925,7 +13925,7 @@
         </w:tc>
         <w:tc>
           <w:tcPr>
-            <w:tcW w:type="dxa" w:w="2880"/>
+            <w:tcW w:type="dxa" w:w="3307"/>
           </w:tcPr>
           <w:p>
             <w:r>
@@ -13944,7 +13944,7 @@
         </w:tc>
         <w:tc>
           <w:tcPr>
-            <w:tcW w:type="dxa" w:w="2880"/>
+            <w:tcW w:type="dxa" w:w="3307"/>
           </w:tcPr>
           <w:p>
             <w:r>
@@ -13972,7 +13972,7 @@
       <w:tr>
         <w:tc>
           <w:tcPr>
-            <w:tcW w:type="dxa" w:w="2880"/>
+            <w:tcW w:type="dxa" w:w="3307"/>
           </w:tcPr>
           <w:p>
             <w:r>
@@ -13991,7 +13991,7 @@
         </w:tc>
         <w:tc>
           <w:tcPr>
-            <w:tcW w:type="dxa" w:w="2880"/>
+            <w:tcW w:type="dxa" w:w="3307"/>
           </w:tcPr>
           <w:p>
             <w:r>
@@ -14010,7 +14010,7 @@
         </w:tc>
         <w:tc>
           <w:tcPr>
-            <w:tcW w:type="dxa" w:w="2880"/>
+            <w:tcW w:type="dxa" w:w="3307"/>
           </w:tcPr>
           <w:p>
             <w:r>
@@ -14038,7 +14038,7 @@
       <w:tr>
         <w:tc>
           <w:tcPr>
-            <w:tcW w:type="dxa" w:w="2880"/>
+            <w:tcW w:type="dxa" w:w="3307"/>
           </w:tcPr>
           <w:p>
             <w:r>
@@ -14057,7 +14057,7 @@
         </w:tc>
         <w:tc>
           <w:tcPr>
-            <w:tcW w:type="dxa" w:w="2880"/>
+            <w:tcW w:type="dxa" w:w="3307"/>
           </w:tcPr>
           <w:p>
             <w:r>
@@ -14076,7 +14076,7 @@
         </w:tc>
         <w:tc>
           <w:tcPr>
-            <w:tcW w:type="dxa" w:w="2880"/>
+            <w:tcW w:type="dxa" w:w="3307"/>
           </w:tcPr>
           <w:p>
             <w:r>
@@ -14104,7 +14104,7 @@
       <w:tr>
         <w:tc>
           <w:tcPr>
-            <w:tcW w:type="dxa" w:w="2880"/>
+            <w:tcW w:type="dxa" w:w="3307"/>
           </w:tcPr>
           <w:p>
             <w:r>
@@ -14123,7 +14123,7 @@
         </w:tc>
         <w:tc>
           <w:tcPr>
-            <w:tcW w:type="dxa" w:w="2880"/>
+            <w:tcW w:type="dxa" w:w="3307"/>
           </w:tcPr>
           <w:p>
             <w:r>
@@ -14142,7 +14142,7 @@
         </w:tc>
         <w:tc>
           <w:tcPr>
-            <w:tcW w:type="dxa" w:w="2880"/>
+            <w:tcW w:type="dxa" w:w="3307"/>
           </w:tcPr>
           <w:p>
             <w:r>
@@ -14170,7 +14170,7 @@
       <w:tr>
         <w:tc>
           <w:tcPr>
-            <w:tcW w:type="dxa" w:w="2880"/>
+            <w:tcW w:type="dxa" w:w="3307"/>
           </w:tcPr>
           <w:p>
             <w:r>
@@ -14189,7 +14189,7 @@
         </w:tc>
         <w:tc>
           <w:tcPr>
-            <w:tcW w:type="dxa" w:w="2880"/>
+            <w:tcW w:type="dxa" w:w="3307"/>
           </w:tcPr>
           <w:p>
             <w:r>
@@ -14208,7 +14208,7 @@
         </w:tc>
         <w:tc>
           <w:tcPr>
-            <w:tcW w:type="dxa" w:w="2880"/>
+            <w:tcW w:type="dxa" w:w="3307"/>
           </w:tcPr>
           <w:p>
             <w:r>
@@ -14335,18 +14335,18 @@
       <w:tblPr>
         <w:tblStyle w:val="TableGrid"/>
         <w:tblW w:type="auto" w:w="0"/>
-        <w:tblLayout w:type="autofit"/>
+        <w:tblLayout w:type="fixed"/>
         <w:tblLook w:firstColumn="1" w:firstRow="1" w:lastColumn="0" w:lastRow="0" w:noHBand="0" w:noVBand="1" w:val="04A0"/>
       </w:tblPr>
       <w:tblGrid>
-        <w:gridCol w:w="2880"/>
-        <w:gridCol w:w="2880"/>
-        <w:gridCol w:w="2880"/>
+        <w:gridCol w:w="3307"/>
+        <w:gridCol w:w="3307"/>
+        <w:gridCol w:w="3307"/>
       </w:tblGrid>
       <w:tr>
         <w:tc>
           <w:tcPr>
-            <w:tcW w:type="dxa" w:w="2880"/>
+            <w:tcW w:type="dxa" w:w="3307"/>
             <w:shd w:fill="D9E2F3"/>
           </w:tcPr>
           <w:p>
@@ -14368,7 +14368,7 @@
         </w:tc>
         <w:tc>
           <w:tcPr>
-            <w:tcW w:type="dxa" w:w="2880"/>
+            <w:tcW w:type="dxa" w:w="3307"/>
             <w:shd w:fill="D9E2F3"/>
           </w:tcPr>
           <w:p>
@@ -14390,7 +14390,7 @@
         </w:tc>
         <w:tc>
           <w:tcPr>
-            <w:tcW w:type="dxa" w:w="2880"/>
+            <w:tcW w:type="dxa" w:w="3307"/>
             <w:shd w:fill="D9E2F3"/>
           </w:tcPr>
           <w:p>
@@ -14414,7 +14414,7 @@
       <w:tr>
         <w:tc>
           <w:tcPr>
-            <w:tcW w:type="dxa" w:w="2880"/>
+            <w:tcW w:type="dxa" w:w="3307"/>
           </w:tcPr>
           <w:p>
             <w:r>
@@ -14433,7 +14433,7 @@
         </w:tc>
         <w:tc>
           <w:tcPr>
-            <w:tcW w:type="dxa" w:w="2880"/>
+            <w:tcW w:type="dxa" w:w="3307"/>
           </w:tcPr>
           <w:p>
             <w:r>
@@ -14452,7 +14452,7 @@
         </w:tc>
         <w:tc>
           <w:tcPr>
-            <w:tcW w:type="dxa" w:w="2880"/>
+            <w:tcW w:type="dxa" w:w="3307"/>
           </w:tcPr>
           <w:p>
             <w:r>
@@ -14473,7 +14473,7 @@
       <w:tr>
         <w:tc>
           <w:tcPr>
-            <w:tcW w:type="dxa" w:w="2880"/>
+            <w:tcW w:type="dxa" w:w="3307"/>
           </w:tcPr>
           <w:p>
             <w:r>
@@ -14492,7 +14492,7 @@
         </w:tc>
         <w:tc>
           <w:tcPr>
-            <w:tcW w:type="dxa" w:w="2880"/>
+            <w:tcW w:type="dxa" w:w="3307"/>
           </w:tcPr>
           <w:p>
             <w:r>
@@ -14511,7 +14511,7 @@
         </w:tc>
         <w:tc>
           <w:tcPr>
-            <w:tcW w:type="dxa" w:w="2880"/>
+            <w:tcW w:type="dxa" w:w="3307"/>
           </w:tcPr>
           <w:p>
             <w:r>
@@ -14532,7 +14532,7 @@
       <w:tr>
         <w:tc>
           <w:tcPr>
-            <w:tcW w:type="dxa" w:w="2880"/>
+            <w:tcW w:type="dxa" w:w="3307"/>
           </w:tcPr>
           <w:p>
             <w:r>
@@ -14551,7 +14551,7 @@
         </w:tc>
         <w:tc>
           <w:tcPr>
-            <w:tcW w:type="dxa" w:w="2880"/>
+            <w:tcW w:type="dxa" w:w="3307"/>
           </w:tcPr>
           <w:p>
             <w:r>
@@ -14570,7 +14570,7 @@
         </w:tc>
         <w:tc>
           <w:tcPr>
-            <w:tcW w:type="dxa" w:w="2880"/>
+            <w:tcW w:type="dxa" w:w="3307"/>
           </w:tcPr>
           <w:p>
             <w:r>
@@ -14591,7 +14591,7 @@
       <w:tr>
         <w:tc>
           <w:tcPr>
-            <w:tcW w:type="dxa" w:w="2880"/>
+            <w:tcW w:type="dxa" w:w="3307"/>
           </w:tcPr>
           <w:p>
             <w:r>
@@ -14610,7 +14610,7 @@
         </w:tc>
         <w:tc>
           <w:tcPr>
-            <w:tcW w:type="dxa" w:w="2880"/>
+            <w:tcW w:type="dxa" w:w="3307"/>
           </w:tcPr>
           <w:p>
             <w:r>
@@ -14629,7 +14629,7 @@
         </w:tc>
         <w:tc>
           <w:tcPr>
-            <w:tcW w:type="dxa" w:w="2880"/>
+            <w:tcW w:type="dxa" w:w="3307"/>
           </w:tcPr>
           <w:p>
             <w:r>
@@ -14650,7 +14650,7 @@
       <w:tr>
         <w:tc>
           <w:tcPr>
-            <w:tcW w:type="dxa" w:w="2880"/>
+            <w:tcW w:type="dxa" w:w="3307"/>
           </w:tcPr>
           <w:p>
             <w:r>
@@ -14669,7 +14669,7 @@
         </w:tc>
         <w:tc>
           <w:tcPr>
-            <w:tcW w:type="dxa" w:w="2880"/>
+            <w:tcW w:type="dxa" w:w="3307"/>
           </w:tcPr>
           <w:p>
             <w:r>
@@ -14688,7 +14688,7 @@
         </w:tc>
         <w:tc>
           <w:tcPr>
-            <w:tcW w:type="dxa" w:w="2880"/>
+            <w:tcW w:type="dxa" w:w="3307"/>
           </w:tcPr>
           <w:p>
             <w:r>
@@ -14709,7 +14709,7 @@
       <w:tr>
         <w:tc>
           <w:tcPr>
-            <w:tcW w:type="dxa" w:w="2880"/>
+            <w:tcW w:type="dxa" w:w="3307"/>
           </w:tcPr>
           <w:p>
             <w:r>
@@ -14728,7 +14728,7 @@
         </w:tc>
         <w:tc>
           <w:tcPr>
-            <w:tcW w:type="dxa" w:w="2880"/>
+            <w:tcW w:type="dxa" w:w="3307"/>
           </w:tcPr>
           <w:p>
             <w:r>
@@ -14747,7 +14747,7 @@
         </w:tc>
         <w:tc>
           <w:tcPr>
-            <w:tcW w:type="dxa" w:w="2880"/>
+            <w:tcW w:type="dxa" w:w="3307"/>
           </w:tcPr>
           <w:p>
             <w:r>
@@ -14768,7 +14768,7 @@
       <w:tr>
         <w:tc>
           <w:tcPr>
-            <w:tcW w:type="dxa" w:w="2880"/>
+            <w:tcW w:type="dxa" w:w="3307"/>
           </w:tcPr>
           <w:p>
             <w:r>
@@ -14787,7 +14787,7 @@
         </w:tc>
         <w:tc>
           <w:tcPr>
-            <w:tcW w:type="dxa" w:w="2880"/>
+            <w:tcW w:type="dxa" w:w="3307"/>
           </w:tcPr>
           <w:p>
             <w:r>
@@ -14806,7 +14806,7 @@
         </w:tc>
         <w:tc>
           <w:tcPr>
-            <w:tcW w:type="dxa" w:w="2880"/>
+            <w:tcW w:type="dxa" w:w="3307"/>
           </w:tcPr>
           <w:p>
             <w:r>
@@ -14827,7 +14827,7 @@
       <w:tr>
         <w:tc>
           <w:tcPr>
-            <w:tcW w:type="dxa" w:w="2880"/>
+            <w:tcW w:type="dxa" w:w="3307"/>
           </w:tcPr>
           <w:p>
             <w:r>
@@ -14846,7 +14846,7 @@
         </w:tc>
         <w:tc>
           <w:tcPr>
-            <w:tcW w:type="dxa" w:w="2880"/>
+            <w:tcW w:type="dxa" w:w="3307"/>
           </w:tcPr>
           <w:p>
             <w:r>
@@ -14865,7 +14865,7 @@
         </w:tc>
         <w:tc>
           <w:tcPr>
-            <w:tcW w:type="dxa" w:w="2880"/>
+            <w:tcW w:type="dxa" w:w="3307"/>
           </w:tcPr>
           <w:p>
             <w:r>
@@ -14886,7 +14886,7 @@
       <w:tr>
         <w:tc>
           <w:tcPr>
-            <w:tcW w:type="dxa" w:w="2880"/>
+            <w:tcW w:type="dxa" w:w="3307"/>
           </w:tcPr>
           <w:p>
             <w:r>
@@ -14905,7 +14905,7 @@
         </w:tc>
         <w:tc>
           <w:tcPr>
-            <w:tcW w:type="dxa" w:w="2880"/>
+            <w:tcW w:type="dxa" w:w="3307"/>
           </w:tcPr>
           <w:p>
             <w:r>
@@ -14924,7 +14924,7 @@
         </w:tc>
         <w:tc>
           <w:tcPr>
-            <w:tcW w:type="dxa" w:w="2880"/>
+            <w:tcW w:type="dxa" w:w="3307"/>
           </w:tcPr>
           <w:p>
             <w:r>
@@ -14945,7 +14945,7 @@
       <w:tr>
         <w:tc>
           <w:tcPr>
-            <w:tcW w:type="dxa" w:w="2880"/>
+            <w:tcW w:type="dxa" w:w="3307"/>
           </w:tcPr>
           <w:p>
             <w:r>
@@ -14964,7 +14964,7 @@
         </w:tc>
         <w:tc>
           <w:tcPr>
-            <w:tcW w:type="dxa" w:w="2880"/>
+            <w:tcW w:type="dxa" w:w="3307"/>
           </w:tcPr>
           <w:p>
             <w:r>
@@ -14983,7 +14983,7 @@
         </w:tc>
         <w:tc>
           <w:tcPr>
-            <w:tcW w:type="dxa" w:w="2880"/>
+            <w:tcW w:type="dxa" w:w="3307"/>
           </w:tcPr>
           <w:p>
             <w:r>
@@ -15004,7 +15004,7 @@
       <w:tr>
         <w:tc>
           <w:tcPr>
-            <w:tcW w:type="dxa" w:w="2880"/>
+            <w:tcW w:type="dxa" w:w="3307"/>
           </w:tcPr>
           <w:p>
             <w:r>
@@ -15023,7 +15023,7 @@
         </w:tc>
         <w:tc>
           <w:tcPr>
-            <w:tcW w:type="dxa" w:w="2880"/>
+            <w:tcW w:type="dxa" w:w="3307"/>
           </w:tcPr>
           <w:p>
             <w:r>
@@ -15042,7 +15042,7 @@
         </w:tc>
         <w:tc>
           <w:tcPr>
-            <w:tcW w:type="dxa" w:w="2880"/>
+            <w:tcW w:type="dxa" w:w="3307"/>
           </w:tcPr>
           <w:p>
             <w:r>
@@ -15063,7 +15063,7 @@
       <w:tr>
         <w:tc>
           <w:tcPr>
-            <w:tcW w:type="dxa" w:w="2880"/>
+            <w:tcW w:type="dxa" w:w="3307"/>
           </w:tcPr>
           <w:p>
             <w:r>
@@ -15082,7 +15082,7 @@
         </w:tc>
         <w:tc>
           <w:tcPr>
-            <w:tcW w:type="dxa" w:w="2880"/>
+            <w:tcW w:type="dxa" w:w="3307"/>
           </w:tcPr>
           <w:p>
             <w:r>
@@ -15101,7 +15101,7 @@
         </w:tc>
         <w:tc>
           <w:tcPr>
-            <w:tcW w:type="dxa" w:w="2880"/>
+            <w:tcW w:type="dxa" w:w="3307"/>
           </w:tcPr>
           <w:p>
             <w:r>
@@ -15122,7 +15122,7 @@
       <w:tr>
         <w:tc>
           <w:tcPr>
-            <w:tcW w:type="dxa" w:w="2880"/>
+            <w:tcW w:type="dxa" w:w="3307"/>
           </w:tcPr>
           <w:p>
             <w:r>
@@ -15141,7 +15141,7 @@
         </w:tc>
         <w:tc>
           <w:tcPr>
-            <w:tcW w:type="dxa" w:w="2880"/>
+            <w:tcW w:type="dxa" w:w="3307"/>
           </w:tcPr>
           <w:p>
             <w:r>
@@ -15160,7 +15160,7 @@
         </w:tc>
         <w:tc>
           <w:tcPr>
-            <w:tcW w:type="dxa" w:w="2880"/>
+            <w:tcW w:type="dxa" w:w="3307"/>
           </w:tcPr>
           <w:p>
             <w:r>
@@ -15181,7 +15181,7 @@
       <w:tr>
         <w:tc>
           <w:tcPr>
-            <w:tcW w:type="dxa" w:w="2880"/>
+            <w:tcW w:type="dxa" w:w="3307"/>
           </w:tcPr>
           <w:p>
             <w:r>
@@ -15200,7 +15200,7 @@
         </w:tc>
         <w:tc>
           <w:tcPr>
-            <w:tcW w:type="dxa" w:w="2880"/>
+            <w:tcW w:type="dxa" w:w="3307"/>
           </w:tcPr>
           <w:p>
             <w:r>
@@ -15219,7 +15219,7 @@
         </w:tc>
         <w:tc>
           <w:tcPr>
-            <w:tcW w:type="dxa" w:w="2880"/>
+            <w:tcW w:type="dxa" w:w="3307"/>
           </w:tcPr>
           <w:p>
             <w:r>
@@ -15240,7 +15240,7 @@
       <w:tr>
         <w:tc>
           <w:tcPr>
-            <w:tcW w:type="dxa" w:w="2880"/>
+            <w:tcW w:type="dxa" w:w="3307"/>
           </w:tcPr>
           <w:p>
             <w:r>
@@ -15259,7 +15259,7 @@
         </w:tc>
         <w:tc>
           <w:tcPr>
-            <w:tcW w:type="dxa" w:w="2880"/>
+            <w:tcW w:type="dxa" w:w="3307"/>
           </w:tcPr>
           <w:p>
             <w:r>
@@ -15278,7 +15278,7 @@
         </w:tc>
         <w:tc>
           <w:tcPr>
-            <w:tcW w:type="dxa" w:w="2880"/>
+            <w:tcW w:type="dxa" w:w="3307"/>
           </w:tcPr>
           <w:p>
             <w:r>
@@ -15299,7 +15299,7 @@
       <w:tr>
         <w:tc>
           <w:tcPr>
-            <w:tcW w:type="dxa" w:w="2880"/>
+            <w:tcW w:type="dxa" w:w="3307"/>
           </w:tcPr>
           <w:p>
             <w:r>
@@ -15318,7 +15318,7 @@
         </w:tc>
         <w:tc>
           <w:tcPr>
-            <w:tcW w:type="dxa" w:w="2880"/>
+            <w:tcW w:type="dxa" w:w="3307"/>
           </w:tcPr>
           <w:p>
             <w:r>
@@ -15337,7 +15337,7 @@
         </w:tc>
         <w:tc>
           <w:tcPr>
-            <w:tcW w:type="dxa" w:w="2880"/>
+            <w:tcW w:type="dxa" w:w="3307"/>
           </w:tcPr>
           <w:p>
             <w:r>
@@ -15358,7 +15358,7 @@
       <w:tr>
         <w:tc>
           <w:tcPr>
-            <w:tcW w:type="dxa" w:w="2880"/>
+            <w:tcW w:type="dxa" w:w="3307"/>
           </w:tcPr>
           <w:p>
             <w:r>
@@ -15377,7 +15377,7 @@
         </w:tc>
         <w:tc>
           <w:tcPr>
-            <w:tcW w:type="dxa" w:w="2880"/>
+            <w:tcW w:type="dxa" w:w="3307"/>
           </w:tcPr>
           <w:p>
             <w:r>
@@ -15396,7 +15396,7 @@
         </w:tc>
         <w:tc>
           <w:tcPr>
-            <w:tcW w:type="dxa" w:w="2880"/>
+            <w:tcW w:type="dxa" w:w="3307"/>
           </w:tcPr>
           <w:p>
             <w:r>
@@ -15417,7 +15417,7 @@
       <w:tr>
         <w:tc>
           <w:tcPr>
-            <w:tcW w:type="dxa" w:w="2880"/>
+            <w:tcW w:type="dxa" w:w="3307"/>
           </w:tcPr>
           <w:p>
             <w:r>
@@ -15436,7 +15436,7 @@
         </w:tc>
         <w:tc>
           <w:tcPr>
-            <w:tcW w:type="dxa" w:w="2880"/>
+            <w:tcW w:type="dxa" w:w="3307"/>
           </w:tcPr>
           <w:p>
             <w:r>
@@ -15455,7 +15455,7 @@
         </w:tc>
         <w:tc>
           <w:tcPr>
-            <w:tcW w:type="dxa" w:w="2880"/>
+            <w:tcW w:type="dxa" w:w="3307"/>
           </w:tcPr>
           <w:p>
             <w:r>
@@ -15476,7 +15476,7 @@
       <w:tr>
         <w:tc>
           <w:tcPr>
-            <w:tcW w:type="dxa" w:w="2880"/>
+            <w:tcW w:type="dxa" w:w="3307"/>
           </w:tcPr>
           <w:p>
             <w:r>
@@ -15495,7 +15495,7 @@
         </w:tc>
         <w:tc>
           <w:tcPr>
-            <w:tcW w:type="dxa" w:w="2880"/>
+            <w:tcW w:type="dxa" w:w="3307"/>
           </w:tcPr>
           <w:p>
             <w:r>
@@ -15514,7 +15514,7 @@
         </w:tc>
         <w:tc>
           <w:tcPr>
-            <w:tcW w:type="dxa" w:w="2880"/>
+            <w:tcW w:type="dxa" w:w="3307"/>
           </w:tcPr>
           <w:p>
             <w:r>
@@ -15535,7 +15535,7 @@
       <w:tr>
         <w:tc>
           <w:tcPr>
-            <w:tcW w:type="dxa" w:w="2880"/>
+            <w:tcW w:type="dxa" w:w="3307"/>
           </w:tcPr>
           <w:p>
             <w:r>
@@ -15554,7 +15554,7 @@
         </w:tc>
         <w:tc>
           <w:tcPr>
-            <w:tcW w:type="dxa" w:w="2880"/>
+            <w:tcW w:type="dxa" w:w="3307"/>
           </w:tcPr>
           <w:p>
             <w:r>
@@ -15573,7 +15573,7 @@
         </w:tc>
         <w:tc>
           <w:tcPr>
-            <w:tcW w:type="dxa" w:w="2880"/>
+            <w:tcW w:type="dxa" w:w="3307"/>
           </w:tcPr>
           <w:p>
             <w:r>
@@ -15637,18 +15637,18 @@
       <w:tblPr>
         <w:tblStyle w:val="TableGrid"/>
         <w:tblW w:type="auto" w:w="0"/>
-        <w:tblLayout w:type="autofit"/>
+        <w:tblLayout w:type="fixed"/>
         <w:tblLook w:firstColumn="1" w:firstRow="1" w:lastColumn="0" w:lastRow="0" w:noHBand="0" w:noVBand="1" w:val="04A0"/>
       </w:tblPr>
       <w:tblGrid>
-        <w:gridCol w:w="2880"/>
-        <w:gridCol w:w="2880"/>
-        <w:gridCol w:w="2880"/>
+        <w:gridCol w:w="3307"/>
+        <w:gridCol w:w="3307"/>
+        <w:gridCol w:w="3307"/>
       </w:tblGrid>
       <w:tr>
         <w:tc>
           <w:tcPr>
-            <w:tcW w:type="dxa" w:w="2880"/>
+            <w:tcW w:type="dxa" w:w="3307"/>
             <w:shd w:fill="D9E2F3"/>
           </w:tcPr>
           <w:p>
@@ -15670,7 +15670,7 @@
         </w:tc>
         <w:tc>
           <w:tcPr>
-            <w:tcW w:type="dxa" w:w="2880"/>
+            <w:tcW w:type="dxa" w:w="3307"/>
             <w:shd w:fill="D9E2F3"/>
           </w:tcPr>
           <w:p>
@@ -15692,7 +15692,7 @@
         </w:tc>
         <w:tc>
           <w:tcPr>
-            <w:tcW w:type="dxa" w:w="2880"/>
+            <w:tcW w:type="dxa" w:w="3307"/>
             <w:shd w:fill="D9E2F3"/>
           </w:tcPr>
           <w:p>
@@ -15716,7 +15716,7 @@
       <w:tr>
         <w:tc>
           <w:tcPr>
-            <w:tcW w:type="dxa" w:w="2880"/>
+            <w:tcW w:type="dxa" w:w="3307"/>
           </w:tcPr>
           <w:p>
             <w:r>
@@ -15735,7 +15735,7 @@
         </w:tc>
         <w:tc>
           <w:tcPr>
-            <w:tcW w:type="dxa" w:w="2880"/>
+            <w:tcW w:type="dxa" w:w="3307"/>
           </w:tcPr>
           <w:p>
             <w:r>
@@ -15754,7 +15754,7 @@
         </w:tc>
         <w:tc>
           <w:tcPr>
-            <w:tcW w:type="dxa" w:w="2880"/>
+            <w:tcW w:type="dxa" w:w="3307"/>
           </w:tcPr>
           <w:p>
             <w:r>
@@ -15775,7 +15775,7 @@
       <w:tr>
         <w:tc>
           <w:tcPr>
-            <w:tcW w:type="dxa" w:w="2880"/>
+            <w:tcW w:type="dxa" w:w="3307"/>
           </w:tcPr>
           <w:p>
             <w:r>
@@ -15794,7 +15794,7 @@
         </w:tc>
         <w:tc>
           <w:tcPr>
-            <w:tcW w:type="dxa" w:w="2880"/>
+            <w:tcW w:type="dxa" w:w="3307"/>
           </w:tcPr>
           <w:p>
             <w:r>
@@ -15813,7 +15813,7 @@
         </w:tc>
         <w:tc>
           <w:tcPr>
-            <w:tcW w:type="dxa" w:w="2880"/>
+            <w:tcW w:type="dxa" w:w="3307"/>
           </w:tcPr>
           <w:p>
             <w:r>
@@ -15834,7 +15834,7 @@
       <w:tr>
         <w:tc>
           <w:tcPr>
-            <w:tcW w:type="dxa" w:w="2880"/>
+            <w:tcW w:type="dxa" w:w="3307"/>
           </w:tcPr>
           <w:p>
             <w:r>
@@ -15853,7 +15853,7 @@
         </w:tc>
         <w:tc>
           <w:tcPr>
-            <w:tcW w:type="dxa" w:w="2880"/>
+            <w:tcW w:type="dxa" w:w="3307"/>
           </w:tcPr>
           <w:p>
             <w:r>
@@ -15872,7 +15872,7 @@
         </w:tc>
         <w:tc>
           <w:tcPr>
-            <w:tcW w:type="dxa" w:w="2880"/>
+            <w:tcW w:type="dxa" w:w="3307"/>
           </w:tcPr>
           <w:p>
             <w:r>
@@ -15893,7 +15893,7 @@
       <w:tr>
         <w:tc>
           <w:tcPr>
-            <w:tcW w:type="dxa" w:w="2880"/>
+            <w:tcW w:type="dxa" w:w="3307"/>
           </w:tcPr>
           <w:p>
             <w:r>
@@ -15912,7 +15912,7 @@
         </w:tc>
         <w:tc>
           <w:tcPr>
-            <w:tcW w:type="dxa" w:w="2880"/>
+            <w:tcW w:type="dxa" w:w="3307"/>
           </w:tcPr>
           <w:p>
             <w:r>
@@ -15931,7 +15931,7 @@
         </w:tc>
         <w:tc>
           <w:tcPr>
-            <w:tcW w:type="dxa" w:w="2880"/>
+            <w:tcW w:type="dxa" w:w="3307"/>
           </w:tcPr>
           <w:p>
             <w:r>
@@ -15952,7 +15952,7 @@
       <w:tr>
         <w:tc>
           <w:tcPr>
-            <w:tcW w:type="dxa" w:w="2880"/>
+            <w:tcW w:type="dxa" w:w="3307"/>
           </w:tcPr>
           <w:p>
             <w:r>
@@ -15971,7 +15971,7 @@
         </w:tc>
         <w:tc>
           <w:tcPr>
-            <w:tcW w:type="dxa" w:w="2880"/>
+            <w:tcW w:type="dxa" w:w="3307"/>
           </w:tcPr>
           <w:p>
             <w:r>
@@ -15990,7 +15990,7 @@
         </w:tc>
         <w:tc>
           <w:tcPr>
-            <w:tcW w:type="dxa" w:w="2880"/>
+            <w:tcW w:type="dxa" w:w="3307"/>
           </w:tcPr>
           <w:p>
             <w:r>
@@ -16011,7 +16011,7 @@
       <w:tr>
         <w:tc>
           <w:tcPr>
-            <w:tcW w:type="dxa" w:w="2880"/>
+            <w:tcW w:type="dxa" w:w="3307"/>
           </w:tcPr>
           <w:p>
             <w:r>
@@ -16030,7 +16030,7 @@
         </w:tc>
         <w:tc>
           <w:tcPr>
-            <w:tcW w:type="dxa" w:w="2880"/>
+            <w:tcW w:type="dxa" w:w="3307"/>
           </w:tcPr>
           <w:p>
             <w:r>
@@ -16049,7 +16049,7 @@
         </w:tc>
         <w:tc>
           <w:tcPr>
-            <w:tcW w:type="dxa" w:w="2880"/>
+            <w:tcW w:type="dxa" w:w="3307"/>
           </w:tcPr>
           <w:p>
             <w:r>
@@ -16070,7 +16070,7 @@
       <w:tr>
         <w:tc>
           <w:tcPr>
-            <w:tcW w:type="dxa" w:w="2880"/>
+            <w:tcW w:type="dxa" w:w="3307"/>
           </w:tcPr>
           <w:p>
             <w:r>
@@ -16089,7 +16089,7 @@
         </w:tc>
         <w:tc>
           <w:tcPr>
-            <w:tcW w:type="dxa" w:w="2880"/>
+            <w:tcW w:type="dxa" w:w="3307"/>
           </w:tcPr>
           <w:p>
             <w:r>
@@ -16108,7 +16108,7 @@
         </w:tc>
         <w:tc>
           <w:tcPr>
-            <w:tcW w:type="dxa" w:w="2880"/>
+            <w:tcW w:type="dxa" w:w="3307"/>
           </w:tcPr>
           <w:p>
             <w:r>
@@ -16129,7 +16129,7 @@
       <w:tr>
         <w:tc>
           <w:tcPr>
-            <w:tcW w:type="dxa" w:w="2880"/>
+            <w:tcW w:type="dxa" w:w="3307"/>
           </w:tcPr>
           <w:p>
             <w:r>
@@ -16148,7 +16148,7 @@
         </w:tc>
         <w:tc>
           <w:tcPr>
-            <w:tcW w:type="dxa" w:w="2880"/>
+            <w:tcW w:type="dxa" w:w="3307"/>
           </w:tcPr>
           <w:p>
             <w:r>
@@ -16167,7 +16167,7 @@
         </w:tc>
         <w:tc>
           <w:tcPr>
-            <w:tcW w:type="dxa" w:w="2880"/>
+            <w:tcW w:type="dxa" w:w="3307"/>
           </w:tcPr>
           <w:p>
             <w:r>
@@ -16188,7 +16188,7 @@
       <w:tr>
         <w:tc>
           <w:tcPr>
-            <w:tcW w:type="dxa" w:w="2880"/>
+            <w:tcW w:type="dxa" w:w="3307"/>
           </w:tcPr>
           <w:p>
             <w:r>
@@ -16207,7 +16207,7 @@
         </w:tc>
         <w:tc>
           <w:tcPr>
-            <w:tcW w:type="dxa" w:w="2880"/>
+            <w:tcW w:type="dxa" w:w="3307"/>
           </w:tcPr>
           <w:p>
             <w:r>
@@ -16226,7 +16226,7 @@
         </w:tc>
         <w:tc>
           <w:tcPr>
-            <w:tcW w:type="dxa" w:w="2880"/>
+            <w:tcW w:type="dxa" w:w="3307"/>
           </w:tcPr>
           <w:p>
             <w:r>
@@ -16282,17 +16282,17 @@
       <w:tblPr>
         <w:tblStyle w:val="TableGrid"/>
         <w:tblW w:type="auto" w:w="0"/>
-        <w:tblLayout w:type="autofit"/>
+        <w:tblLayout w:type="fixed"/>
         <w:tblLook w:firstColumn="1" w:firstRow="1" w:lastColumn="0" w:lastRow="0" w:noHBand="0" w:noVBand="1" w:val="04A0"/>
       </w:tblPr>
       <w:tblGrid>
-        <w:gridCol w:w="4320"/>
-        <w:gridCol w:w="4320"/>
+        <w:gridCol w:w="4961"/>
+        <w:gridCol w:w="4961"/>
       </w:tblGrid>
       <w:tr>
         <w:tc>
           <w:tcPr>
-            <w:tcW w:type="dxa" w:w="4320"/>
+            <w:tcW w:type="dxa" w:w="4961"/>
             <w:shd w:fill="D9E2F3"/>
           </w:tcPr>
           <w:p>
@@ -16314,7 +16314,7 @@
         </w:tc>
         <w:tc>
           <w:tcPr>
-            <w:tcW w:type="dxa" w:w="4320"/>
+            <w:tcW w:type="dxa" w:w="4961"/>
             <w:shd w:fill="D9E2F3"/>
           </w:tcPr>
           <w:p>
@@ -16338,7 +16338,7 @@
       <w:tr>
         <w:tc>
           <w:tcPr>
-            <w:tcW w:type="dxa" w:w="4320"/>
+            <w:tcW w:type="dxa" w:w="4961"/>
           </w:tcPr>
           <w:p>
             <w:r>
@@ -16357,7 +16357,7 @@
         </w:tc>
         <w:tc>
           <w:tcPr>
-            <w:tcW w:type="dxa" w:w="4320"/>
+            <w:tcW w:type="dxa" w:w="4961"/>
           </w:tcPr>
           <w:p>
             <w:r>
@@ -16392,7 +16392,7 @@
       <w:tr>
         <w:tc>
           <w:tcPr>
-            <w:tcW w:type="dxa" w:w="4320"/>
+            <w:tcW w:type="dxa" w:w="4961"/>
           </w:tcPr>
           <w:p>
             <w:r>
@@ -16411,7 +16411,7 @@
         </w:tc>
         <w:tc>
           <w:tcPr>
-            <w:tcW w:type="dxa" w:w="4320"/>
+            <w:tcW w:type="dxa" w:w="4961"/>
           </w:tcPr>
           <w:p>
             <w:r>
@@ -16432,7 +16432,7 @@
       <w:tr>
         <w:tc>
           <w:tcPr>
-            <w:tcW w:type="dxa" w:w="4320"/>
+            <w:tcW w:type="dxa" w:w="4961"/>
           </w:tcPr>
           <w:p>
             <w:r>
@@ -16451,7 +16451,7 @@
         </w:tc>
         <w:tc>
           <w:tcPr>
-            <w:tcW w:type="dxa" w:w="4320"/>
+            <w:tcW w:type="dxa" w:w="4961"/>
           </w:tcPr>
           <w:p>
             <w:r>
@@ -16472,7 +16472,7 @@
       <w:tr>
         <w:tc>
           <w:tcPr>
-            <w:tcW w:type="dxa" w:w="4320"/>
+            <w:tcW w:type="dxa" w:w="4961"/>
           </w:tcPr>
           <w:p>
             <w:r>
@@ -16505,7 +16505,7 @@
         </w:tc>
         <w:tc>
           <w:tcPr>
-            <w:tcW w:type="dxa" w:w="4320"/>
+            <w:tcW w:type="dxa" w:w="4961"/>
           </w:tcPr>
           <w:p>
             <w:r>
@@ -16526,7 +16526,7 @@
       <w:tr>
         <w:tc>
           <w:tcPr>
-            <w:tcW w:type="dxa" w:w="4320"/>
+            <w:tcW w:type="dxa" w:w="4961"/>
           </w:tcPr>
           <w:p>
             <w:r>
@@ -16545,7 +16545,7 @@
         </w:tc>
         <w:tc>
           <w:tcPr>
-            <w:tcW w:type="dxa" w:w="4320"/>
+            <w:tcW w:type="dxa" w:w="4961"/>
           </w:tcPr>
           <w:p>
             <w:r>
@@ -16601,18 +16601,18 @@
       <w:tblPr>
         <w:tblStyle w:val="TableGrid"/>
         <w:tblW w:type="auto" w:w="0"/>
-        <w:tblLayout w:type="autofit"/>
+        <w:tblLayout w:type="fixed"/>
         <w:tblLook w:firstColumn="1" w:firstRow="1" w:lastColumn="0" w:lastRow="0" w:noHBand="0" w:noVBand="1" w:val="04A0"/>
       </w:tblPr>
       <w:tblGrid>
-        <w:gridCol w:w="2880"/>
-        <w:gridCol w:w="2880"/>
-        <w:gridCol w:w="2880"/>
+        <w:gridCol w:w="3307"/>
+        <w:gridCol w:w="3307"/>
+        <w:gridCol w:w="3307"/>
       </w:tblGrid>
       <w:tr>
         <w:tc>
           <w:tcPr>
-            <w:tcW w:type="dxa" w:w="2880"/>
+            <w:tcW w:type="dxa" w:w="3307"/>
             <w:shd w:fill="D9E2F3"/>
           </w:tcPr>
           <w:p>
@@ -16634,7 +16634,7 @@
         </w:tc>
         <w:tc>
           <w:tcPr>
-            <w:tcW w:type="dxa" w:w="2880"/>
+            <w:tcW w:type="dxa" w:w="3307"/>
             <w:shd w:fill="D9E2F3"/>
           </w:tcPr>
           <w:p>
@@ -16656,7 +16656,7 @@
         </w:tc>
         <w:tc>
           <w:tcPr>
-            <w:tcW w:type="dxa" w:w="2880"/>
+            <w:tcW w:type="dxa" w:w="3307"/>
             <w:shd w:fill="D9E2F3"/>
           </w:tcPr>
           <w:p>
@@ -16680,7 +16680,7 @@
       <w:tr>
         <w:tc>
           <w:tcPr>
-            <w:tcW w:type="dxa" w:w="2880"/>
+            <w:tcW w:type="dxa" w:w="3307"/>
           </w:tcPr>
           <w:p>
             <w:r>
@@ -16699,7 +16699,7 @@
         </w:tc>
         <w:tc>
           <w:tcPr>
-            <w:tcW w:type="dxa" w:w="2880"/>
+            <w:tcW w:type="dxa" w:w="3307"/>
           </w:tcPr>
           <w:p>
             <w:r>
@@ -16746,7 +16746,7 @@
         </w:tc>
         <w:tc>
           <w:tcPr>
-            <w:tcW w:type="dxa" w:w="2880"/>
+            <w:tcW w:type="dxa" w:w="3307"/>
           </w:tcPr>
           <w:p>
             <w:r>
@@ -16767,7 +16767,7 @@
       <w:tr>
         <w:tc>
           <w:tcPr>
-            <w:tcW w:type="dxa" w:w="2880"/>
+            <w:tcW w:type="dxa" w:w="3307"/>
           </w:tcPr>
           <w:p>
             <w:r>
@@ -16786,7 +16786,7 @@
         </w:tc>
         <w:tc>
           <w:tcPr>
-            <w:tcW w:type="dxa" w:w="2880"/>
+            <w:tcW w:type="dxa" w:w="3307"/>
           </w:tcPr>
           <w:p>
             <w:r>
@@ -16805,7 +16805,7 @@
         </w:tc>
         <w:tc>
           <w:tcPr>
-            <w:tcW w:type="dxa" w:w="2880"/>
+            <w:tcW w:type="dxa" w:w="3307"/>
           </w:tcPr>
           <w:p>
             <w:r>
@@ -16826,7 +16826,7 @@
       <w:tr>
         <w:tc>
           <w:tcPr>
-            <w:tcW w:type="dxa" w:w="2880"/>
+            <w:tcW w:type="dxa" w:w="3307"/>
           </w:tcPr>
           <w:p>
             <w:r>
@@ -16845,7 +16845,7 @@
         </w:tc>
         <w:tc>
           <w:tcPr>
-            <w:tcW w:type="dxa" w:w="2880"/>
+            <w:tcW w:type="dxa" w:w="3307"/>
           </w:tcPr>
           <w:p>
             <w:r>
@@ -16864,7 +16864,7 @@
         </w:tc>
         <w:tc>
           <w:tcPr>
-            <w:tcW w:type="dxa" w:w="2880"/>
+            <w:tcW w:type="dxa" w:w="3307"/>
           </w:tcPr>
           <w:p>
             <w:r>
@@ -16885,7 +16885,7 @@
       <w:tr>
         <w:tc>
           <w:tcPr>
-            <w:tcW w:type="dxa" w:w="2880"/>
+            <w:tcW w:type="dxa" w:w="3307"/>
           </w:tcPr>
           <w:p>
             <w:r>
@@ -16904,7 +16904,7 @@
         </w:tc>
         <w:tc>
           <w:tcPr>
-            <w:tcW w:type="dxa" w:w="2880"/>
+            <w:tcW w:type="dxa" w:w="3307"/>
           </w:tcPr>
           <w:p>
             <w:r>
@@ -16923,7 +16923,7 @@
         </w:tc>
         <w:tc>
           <w:tcPr>
-            <w:tcW w:type="dxa" w:w="2880"/>
+            <w:tcW w:type="dxa" w:w="3307"/>
           </w:tcPr>
           <w:p>
             <w:r>
@@ -16944,7 +16944,7 @@
       <w:tr>
         <w:tc>
           <w:tcPr>
-            <w:tcW w:type="dxa" w:w="2880"/>
+            <w:tcW w:type="dxa" w:w="3307"/>
           </w:tcPr>
           <w:p>
             <w:r>
@@ -16963,7 +16963,7 @@
         </w:tc>
         <w:tc>
           <w:tcPr>
-            <w:tcW w:type="dxa" w:w="2880"/>
+            <w:tcW w:type="dxa" w:w="3307"/>
           </w:tcPr>
           <w:p>
             <w:r>
@@ -16982,7 +16982,7 @@
         </w:tc>
         <w:tc>
           <w:tcPr>
-            <w:tcW w:type="dxa" w:w="2880"/>
+            <w:tcW w:type="dxa" w:w="3307"/>
           </w:tcPr>
           <w:p>
             <w:r>
@@ -17003,7 +17003,7 @@
       <w:tr>
         <w:tc>
           <w:tcPr>
-            <w:tcW w:type="dxa" w:w="2880"/>
+            <w:tcW w:type="dxa" w:w="3307"/>
           </w:tcPr>
           <w:p>
             <w:r>
@@ -17022,7 +17022,7 @@
         </w:tc>
         <w:tc>
           <w:tcPr>
-            <w:tcW w:type="dxa" w:w="2880"/>
+            <w:tcW w:type="dxa" w:w="3307"/>
           </w:tcPr>
           <w:p>
             <w:r>
@@ -17041,7 +17041,7 @@
         </w:tc>
         <w:tc>
           <w:tcPr>
-            <w:tcW w:type="dxa" w:w="2880"/>
+            <w:tcW w:type="dxa" w:w="3307"/>
           </w:tcPr>
           <w:p>
             <w:r>
@@ -17097,19 +17097,19 @@
       <w:tblPr>
         <w:tblStyle w:val="TableGrid"/>
         <w:tblW w:type="auto" w:w="0"/>
-        <w:tblLayout w:type="autofit"/>
+        <w:tblLayout w:type="fixed"/>
         <w:tblLook w:firstColumn="1" w:firstRow="1" w:lastColumn="0" w:lastRow="0" w:noHBand="0" w:noVBand="1" w:val="04A0"/>
       </w:tblPr>
       <w:tblGrid>
-        <w:gridCol w:w="2160"/>
-        <w:gridCol w:w="2160"/>
-        <w:gridCol w:w="2160"/>
-        <w:gridCol w:w="2160"/>
+        <w:gridCol w:w="2480"/>
+        <w:gridCol w:w="2480"/>
+        <w:gridCol w:w="2480"/>
+        <w:gridCol w:w="2480"/>
       </w:tblGrid>
       <w:tr>
         <w:tc>
           <w:tcPr>
-            <w:tcW w:type="dxa" w:w="2160"/>
+            <w:tcW w:type="dxa" w:w="2480"/>
             <w:shd w:fill="D9E2F3"/>
           </w:tcPr>
           <w:p>
@@ -17131,7 +17131,7 @@
         </w:tc>
         <w:tc>
           <w:tcPr>
-            <w:tcW w:type="dxa" w:w="2160"/>
+            <w:tcW w:type="dxa" w:w="2480"/>
             <w:shd w:fill="D9E2F3"/>
           </w:tcPr>
           <w:p>
@@ -17153,7 +17153,7 @@
         </w:tc>
         <w:tc>
           <w:tcPr>
-            <w:tcW w:type="dxa" w:w="2160"/>
+            <w:tcW w:type="dxa" w:w="2480"/>
             <w:shd w:fill="D9E2F3"/>
           </w:tcPr>
           <w:p>
@@ -17175,7 +17175,7 @@
         </w:tc>
         <w:tc>
           <w:tcPr>
-            <w:tcW w:type="dxa" w:w="2160"/>
+            <w:tcW w:type="dxa" w:w="2480"/>
             <w:shd w:fill="D9E2F3"/>
           </w:tcPr>
           <w:p>
@@ -17199,7 +17199,7 @@
       <w:tr>
         <w:tc>
           <w:tcPr>
-            <w:tcW w:type="dxa" w:w="2160"/>
+            <w:tcW w:type="dxa" w:w="2480"/>
           </w:tcPr>
           <w:p>
             <w:r>
@@ -17218,7 +17218,7 @@
         </w:tc>
         <w:tc>
           <w:tcPr>
-            <w:tcW w:type="dxa" w:w="2160"/>
+            <w:tcW w:type="dxa" w:w="2480"/>
           </w:tcPr>
           <w:p>
             <w:r>
@@ -17237,7 +17237,7 @@
         </w:tc>
         <w:tc>
           <w:tcPr>
-            <w:tcW w:type="dxa" w:w="2160"/>
+            <w:tcW w:type="dxa" w:w="2480"/>
           </w:tcPr>
           <w:p>
             <w:r>
@@ -17256,7 +17256,7 @@
         </w:tc>
         <w:tc>
           <w:tcPr>
-            <w:tcW w:type="dxa" w:w="2160"/>
+            <w:tcW w:type="dxa" w:w="2480"/>
           </w:tcPr>
           <w:p>
             <w:r>
@@ -17277,7 +17277,7 @@
       <w:tr>
         <w:tc>
           <w:tcPr>
-            <w:tcW w:type="dxa" w:w="2160"/>
+            <w:tcW w:type="dxa" w:w="2480"/>
           </w:tcPr>
           <w:p>
             <w:r>
@@ -17296,7 +17296,7 @@
         </w:tc>
         <w:tc>
           <w:tcPr>
-            <w:tcW w:type="dxa" w:w="2160"/>
+            <w:tcW w:type="dxa" w:w="2480"/>
           </w:tcPr>
           <w:p>
             <w:r>
@@ -17315,7 +17315,7 @@
         </w:tc>
         <w:tc>
           <w:tcPr>
-            <w:tcW w:type="dxa" w:w="2160"/>
+            <w:tcW w:type="dxa" w:w="2480"/>
           </w:tcPr>
           <w:p>
             <w:r>
@@ -17334,7 +17334,7 @@
         </w:tc>
         <w:tc>
           <w:tcPr>
-            <w:tcW w:type="dxa" w:w="2160"/>
+            <w:tcW w:type="dxa" w:w="2480"/>
           </w:tcPr>
           <w:p>
             <w:r>
@@ -17357,8 +17357,8 @@
     <w:sectPr>
       <w:footerReference w:type="default" r:id="rId9"/>
       <w:headerReference w:type="default" r:id="rId10"/>
-      <w:pgSz w:w="12240" w:h="15840"/>
-      <w:pgMar w:top="1440" w:right="1800" w:bottom="1440" w:left="1800" w:header="720" w:footer="720" w:gutter="0"/>
+      <w:pgSz w:w="11906" w:h="16838"/>
+      <w:pgMar w:top="1417" w:right="850" w:bottom="1134" w:left="1134" w:header="720" w:footer="720" w:gutter="0"/>
       <w:cols w:space="720"/>
       <w:docGrid w:linePitch="360"/>
     </w:sectPr>
